--- a/download/studien-aktuell.docx
+++ b/download/studien-aktuell.docx
@@ -62,7 +62,7 @@
           <w:color w:val="666666"/>
           <w:sz w:val="18"/>
         </w:rPr>
-        <w:t>Stand: 25.08.2026  |  6 Studien  |  mental.m-vf.de</w:t>
+        <w:t>Stand: 26.08.2026  |  3 Studien  |  mental.m-vf.de</w:t>
       </w:r>
     </w:p>
     <w:p>
@@ -70,7 +70,7 @@
         <w:pStyle w:val="Heading1"/>
       </w:pPr>
       <w:r>
-        <w:t>Aufgenommen am 25.08.2026</w:t>
+        <w:t>Aufgenommen am 26.08.2026</w:t>
       </w:r>
     </w:p>
     <w:p>
@@ -78,7 +78,7 @@
         <w:pStyle w:val="Heading2"/>
       </w:pPr>
       <w:r>
-        <w:t>73% der Todesfälle nach psychosozialer Meldung: Früherkennung und Koordination unzureichend</w:t>
+        <w:t>Irische Kinderpsychiater kennen Rezeptgebührenbefreiung nicht – 61% unwissend</w:t>
       </w:r>
     </w:p>
     <w:p>
@@ -88,12 +88,12 @@
           <w:color w:val="666666"/>
           <w:sz w:val="18"/>
         </w:rPr>
-        <w:t>Tromp E et al.  ·  Ned Tijdschr Geneeskd  ·  13.08.2026  ·  PMID 42614038</w:t>
+        <w:t>Deighan O et al.  ·  Ir Med J  ·  20.08.2026  ·  PMID 42640384</w:t>
       </w:r>
     </w:p>
     <w:p>
       <w:r>
-        <w:t>Retrospektive Audit (17 Gemeinden Utrecht 2018–2024): Personen mit öffentlicher psychosozialer Meldung (n=7.172) und nachfolgende forensische Leichenöffnung (n=155).</w:t>
+        <w:t>Querschnittstudie bei 57 irischen Kinder- und Jugendpsychiatern zum Wissen über das Long-Term Illness Scheme (kostenlose Psychopharmaka).</w:t>
       </w:r>
     </w:p>
     <w:p>
@@ -104,7 +104,7 @@
         <w:t xml:space="preserve">Ergebnis: </w:t>
       </w:r>
       <w:r>
-        <w:t>73% bereits bei Meldung in einer oder mehreren Diensten bekannt; 33% mit wiederholten Meldungen. 70% der später verstorbenen starben innerhalb eines Jahres nach letzter Meldung, überwiegend nicht-natürliche Ursachen. Psychiatrische Probleme 70% der Meldungen.</w:t>
+        <w:t>61% (35/57) waren unwissend über Alterskriterien, erstattete Medikationen oder dass nur Fachärzte einleiten dürfen. Barrieren: mangelnde Schulung, restriktive Kriterien, Burnout, administrative Last. Fachleute fehlt Wissensvermittlung zur Gebührenbefreiung.</w:t>
       </w:r>
     </w:p>
     <w:p>
@@ -119,7 +119,7 @@
         <w:rPr>
           <w:sz w:val="19"/>
         </w:rPr>
-        <w:t>Niederlande (öffentliche Gesundheit), vergleichbar Deutschland; Prävention und Koordination in Schnittstellen zentral.</w:t>
+        <w:t>Irland, HSE-finanziertes Programm, Schnittstellenproblem zwischen Wissen und Zugang</w:t>
       </w:r>
     </w:p>
     <w:p>
@@ -128,7 +128,7 @@
           <w:color w:val="5A7D3A"/>
           <w:sz w:val="18"/>
         </w:rPr>
-        <w:t>https://pubmed.ncbi.nlm.nih.gov/42614038/</w:t>
+        <w:t>https://pubmed.ncbi.nlm.nih.gov/42640384/</w:t>
       </w:r>
     </w:p>
     <w:p>
@@ -136,7 +136,7 @@
         <w:pStyle w:val="Heading2"/>
       </w:pPr>
       <w:r>
-        <w:t>Peer Support in Krisendiensten reduziert Eskalation und erhöht Sicherheit</w:t>
+        <w:t>Männer nach Suizidtrauer 1,57× häufiger suizidal, Peer-Support hilft</w:t>
       </w:r>
     </w:p>
     <w:p>
@@ -146,12 +146,12 @@
           <w:color w:val="666666"/>
           <w:sz w:val="18"/>
         </w:rPr>
-        <w:t>Oeltjen LK et al.  ·  BMC Health Serv Res  ·  11.08.2026  ·  PMID 42608682</w:t>
+        <w:t>Griffin E et al.  ·  Health Promot Int  ·  01.07.2026  ·  PMID 42639837</w:t>
       </w:r>
     </w:p>
     <w:p>
       <w:r>
-        <w:t>Qualitative Studie mit 25 Personen, die Kriseneinsätze erlebt haben (mobil oder ambulant), zur Erfahrung von Krisenintervention mit und ohne Genesungsbegleiter.</w:t>
+        <w:t>Irische Bevölkerungsumfrage (2.413 durch Suizid Verlorene) zu psychischer Belastung, Suizidgedanken und Rolle von wahrgenommenem sozialen Support.</w:t>
       </w:r>
     </w:p>
     <w:p>
@@ -162,7 +162,7 @@
         <w:t xml:space="preserve">Ergebnis: </w:t>
       </w:r>
       <w:r>
-        <w:t>Empathisches Zuhören, ruhige Kommunikation und transparente Erklärungen wurden als unterstützend beschrieben. Genesungsbegleiter wurden überwiegend positiv wahrgenommen – ihre gelebte Erfahrung vermittelte Authentizität und Hoffnung. Polizeieinsätze waren ambivalent: teils beruhigend, teils eskalierend.</w:t>
+        <w:t>Männer berichteten aktuell 1,57-fach höhere Suizidgedanken (95% KI 1,25–1,97), 1,31-fach Selbstverletzungsgedanken (1,09–1,57), 1,35-fach Suizidgedanken zur Trauer (1,13–1,60). Hohe wahrgenommene Unterstützung schützte beide Geschlechter vor psychischen und Suizidfolgen.</w:t>
       </w:r>
     </w:p>
     <w:p>
@@ -177,7 +177,7 @@
         <w:rPr>
           <w:sz w:val="19"/>
         </w:rPr>
-        <w:t>Deutsche Krisendienste (Ländersache), ähnliche Struktur Bremen; Kostenträger Bundeszuschuss/Länder.</w:t>
+        <w:t>Irland, nationale Postvention für Trauernde</w:t>
       </w:r>
     </w:p>
     <w:p>
@@ -186,7 +186,7 @@
           <w:color w:val="5A7D3A"/>
           <w:sz w:val="18"/>
         </w:rPr>
-        <w:t>https://pubmed.ncbi.nlm.nih.gov/42608682/</w:t>
+        <w:t>https://pubmed.ncbi.nlm.nih.gov/42639837/</w:t>
       </w:r>
     </w:p>
     <w:p>
@@ -194,7 +194,7 @@
         <w:pStyle w:val="Heading2"/>
       </w:pPr>
       <w:r>
-        <w:t>Migrantinnen und Migranten: 59% weniger Früherkennung perinataler Erkrankungen</w:t>
+        <w:t>Maladaptive Bewältigung erhöht Rückfallrisiko in Erstpsychose um 6%</w:t>
       </w:r>
     </w:p>
     <w:p>
@@ -204,12 +204,12 @@
           <w:color w:val="666666"/>
           <w:sz w:val="18"/>
         </w:rPr>
-        <w:t>Kovacs R et al.  ·  BMJ Open  ·  17.08.2026  ·  PMID 42608046</w:t>
+        <w:t>Georgiades A et al.  ·  Schizophr Bull  ·  20.08.2026  ·  PMID 42636462</w:t>
       </w:r>
     </w:p>
     <w:p>
       <w:r>
-        <w:t>Populationsbasierte Kohorte (404.043 Mütter, 391.068 Väter) zur Ungleichheit in Früherkennung, Behandlung und Zeitverzögerung bei perinatalen Erkrankungen nach Migrationsstatus in Schweden.</w:t>
+        <w:t>Longitudinale Studie mit 269 Erstpsychose-Patienten zu Bewältigungsstilen und Rückfall, Halluzinationen, Wahn, Funktionsfähigkeit über 12 Monate.</w:t>
       </w:r>
     </w:p>
     <w:p>
@@ -220,7 +220,7 @@
         <w:t xml:space="preserve">Ergebnis: </w:t>
       </w:r>
       <w:r>
-        <w:t>Bei außernordisch geborenen Eltern: Erkennung 5,3 Prozentpunkte niedriger für Mütter (59% unter Baseline 9,0%), 2,5 Punkte für Väter (48% unter 5,2%). Bei Diagnose: 12,1 Punkte weniger Behandlung bei Müttern, 7,6 bei Vätern. Zeitverzögerung Diagnose–Behandlung klein.</w:t>
+        <w:t>Maladaptive Bewältigung: OR 1,06 für Rückfall in 12 Monaten (95% KI 1,00–1,12), OR 1,07 für Halluzinationen, OR 1,07 für Wahn. Adaptive Bewältigung OR 0,96 für Halluzinationen, OR 0,95 für Wahn. Machine-Learning zeigte maladaptive Bewältigung als stärkster Prädiktor (AUC 0,770).</w:t>
       </w:r>
     </w:p>
     <w:p>
@@ -235,7 +235,7 @@
         <w:rPr>
           <w:sz w:val="19"/>
         </w:rPr>
-        <w:t>Schweden (Sozialversicherung), vergleichbar deutsches Versicherungssystem; Datenproblem auch in Deutschland.</w:t>
+        <w:t>Großbritannien, Early-Intervention-Services für Psychose</w:t>
       </w:r>
     </w:p>
     <w:p>
@@ -244,181 +244,7 @@
           <w:color w:val="5A7D3A"/>
           <w:sz w:val="18"/>
         </w:rPr>
-        <w:t>https://pubmed.ncbi.nlm.nih.gov/42608046/</w:t>
-      </w:r>
-    </w:p>
-    <w:p>
-      <w:pPr>
-        <w:pStyle w:val="Heading2"/>
-      </w:pPr>
-      <w:r>
-        <w:t>Frühe Schulprobleme: Kleine Reduktion späteren Angst- und Depressionsrisikos</w:t>
-      </w:r>
-    </w:p>
-    <w:p>
-      <w:r>
-        <w:rPr>
-          <w:i/>
-          <w:color w:val="666666"/>
-          <w:sz w:val="18"/>
-        </w:rPr>
-        <w:t>Stannard S et al.  ·  BMJ Open  ·  14.08.2026  ·  PMID 42601093</w:t>
-      </w:r>
-    </w:p>
-    <w:p>
-      <w:r>
-        <w:t>Populationsbasierte Datenverknüpfung (236.165 Jungen, 224.462 Mädchen) in Wales: Wirkung hypothetischer Interventionen (Sure Start + kostenlose Schulmahlzeiten) auf Angst/Depression im Alter 13–18.</w:t>
-      </w:r>
-    </w:p>
-    <w:p>
-      <w:r>
-        <w:rPr>
-          <w:b/>
-        </w:rPr>
-        <w:t xml:space="preserve">Ergebnis: </w:t>
-      </w:r>
-      <w:r>
-        <w:t>2,8% der Jungen und 7,2% der Mädchen mit Angstdiagnose; 2,7% und 6,4% mit Depression. Schulische Benachteiligung (Leistung, Fehlzeiten, Ausschluss) assoziiert mit höherem Angst-/Depressionsrisiko. Hypothetische kombinierte Intervention: 0,6–1,6% absolute Reduktion Angst (Jungen), 0,3–0,5% (Mädchen); 0,4% Depression (Mädchen).</w:t>
-      </w:r>
-    </w:p>
-    <w:p>
-      <w:r>
-        <w:rPr>
-          <w:b/>
-          <w:sz w:val="19"/>
-        </w:rPr>
-        <w:t xml:space="preserve">Übertragbarkeit: </w:t>
-      </w:r>
-      <w:r>
-        <w:rPr>
-          <w:sz w:val="19"/>
-        </w:rPr>
-        <w:t>Wales, vergleichbar Deutschland; public data linkage wie SAIL nicht vorhanden.</w:t>
-      </w:r>
-    </w:p>
-    <w:p>
-      <w:r>
-        <w:rPr>
-          <w:color w:val="5A7D3A"/>
-          <w:sz w:val="18"/>
-        </w:rPr>
-        <w:t>https://pubmed.ncbi.nlm.nih.gov/42601093/</w:t>
-      </w:r>
-    </w:p>
-    <w:p>
-      <w:pPr>
-        <w:pStyle w:val="Heading2"/>
-      </w:pPr>
-      <w:r>
-        <w:t>Person-zentrierte Gruppe fördert Recovery: Belonging, Hoffnung, Empowerment</w:t>
-      </w:r>
-    </w:p>
-    <w:p>
-      <w:r>
-        <w:rPr>
-          <w:i/>
-          <w:color w:val="666666"/>
-          <w:sz w:val="18"/>
-        </w:rPr>
-        <w:t>Hostrup KL et al.  ·  Int J Ment Health Nurs  ·  Aug. 2026  ·  PMID 42591019</w:t>
-      </w:r>
-    </w:p>
-    <w:p>
-      <w:r>
-        <w:t>Qualitative Längsschnittstudie (n=17, 12-Wochen-Intervention Discovery + Guided Self-Determination, Interviews post und 3 Monate später) zur Wirkung auf Recovery-Prozess.</w:t>
-      </w:r>
-    </w:p>
-    <w:p>
-      <w:r>
-        <w:rPr>
-          <w:b/>
-        </w:rPr>
-        <w:t xml:space="preserve">Ergebnis: </w:t>
-      </w:r>
-      <w:r>
-        <w:t>Intervention förderte persönliche Recovery über alle CHIME-Kategorien (Connectedness, Hope, Identity, Meaning, Empowerment). Peers vermittelten Zugehörigkeitsgefühl, Vertrauen, gegenseitiges Verständnis. Offenheit über psychische Erkrankung stieg. Dauerhafter Effekt nur mit weiterer professioneller Unterstützung.</w:t>
-      </w:r>
-    </w:p>
-    <w:p>
-      <w:r>
-        <w:rPr>
-          <w:b/>
-          <w:sz w:val="19"/>
-        </w:rPr>
-        <w:t xml:space="preserve">Übertragbarkeit: </w:t>
-      </w:r>
-      <w:r>
-        <w:rPr>
-          <w:sz w:val="19"/>
-        </w:rPr>
-        <w:t>Dänemark (Region Nord), ähnliche Versorgungsstruktur; Peer-Support Teil Recovery-Modelle.</w:t>
-      </w:r>
-    </w:p>
-    <w:p>
-      <w:r>
-        <w:rPr>
-          <w:color w:val="5A7D3A"/>
-          <w:sz w:val="18"/>
-        </w:rPr>
-        <w:t>https://pubmed.ncbi.nlm.nih.gov/42591019/</w:t>
-      </w:r>
-    </w:p>
-    <w:p>
-      <w:pPr>
-        <w:pStyle w:val="Heading2"/>
-      </w:pPr>
-      <w:r>
-        <w:t>Sprachbarrieren und Kulturkompetenz hindern ethnische Minderheiten an Neurodevelopmental-Diagnostik</w:t>
-      </w:r>
-    </w:p>
-    <w:p>
-      <w:r>
-        <w:rPr>
-          <w:i/>
-          <w:color w:val="666666"/>
-          <w:sz w:val="18"/>
-        </w:rPr>
-        <w:t>Cooper SE et al.  ·  BMJ Ment Health  ·  11.08.2026  ·  PMID 42580809</w:t>
-      </w:r>
-    </w:p>
-    <w:p>
-      <w:r>
-        <w:t>Mixed-Methods-Studie (n=264 Online-Befragung, 9 Fokusgruppen) zu Hürden beim Zugang zu ADHS/Autismus-Diagnostik für ethnische Minderheiten aus Sicht von 264 Fachpersonen in England.</w:t>
-      </w:r>
-    </w:p>
-    <w:p>
-      <w:r>
-        <w:rPr>
-          <w:b/>
-        </w:rPr>
-        <w:t xml:space="preserve">Ergebnis: </w:t>
-      </w:r>
-      <w:r>
-        <w:t>Vier Barrieren identifiziert: (1) Sprache und Verständnisprobleme, (2) fragmentierte Pfade und digitale Hürden, (3) begrenzte Elternkenntnis, (4) kulturelle Normen und Stigma. Unbewusste Vorurteile beeinflussen Überweisungsentscheidungen. Strategien: kulturell angepasste Kommunikation, Community-Engagement, flexible Assessment.</w:t>
-      </w:r>
-    </w:p>
-    <w:p>
-      <w:r>
-        <w:rPr>
-          <w:b/>
-          <w:sz w:val="19"/>
-        </w:rPr>
-        <w:t xml:space="preserve">Übertragbarkeit: </w:t>
-      </w:r>
-      <w:r>
-        <w:rPr>
-          <w:sz w:val="19"/>
-        </w:rPr>
-        <w:t>England (NHS), ähnliche Struktur Deutschland; Kostenträger GKV, Zugang durch niedergelassene und ambulante Psychiater.</w:t>
-      </w:r>
-    </w:p>
-    <w:p>
-      <w:r>
-        <w:rPr>
-          <w:color w:val="5A7D3A"/>
-          <w:sz w:val="18"/>
-        </w:rPr>
-        <w:t>https://pubmed.ncbi.nlm.nih.gov/42580809/</w:t>
+        <w:t>https://pubmed.ncbi.nlm.nih.gov/42636462/</w:t>
       </w:r>
     </w:p>
     <w:sectPr>

--- a/download/studien-aktuell.docx
+++ b/download/studien-aktuell.docx
@@ -62,7 +62,7 @@
           <w:color w:val="666666"/>
           <w:sz w:val="18"/>
         </w:rPr>
-        <w:t>Stand: 26.08.2026  |  3 Studien  |  mental.m-vf.de</w:t>
+        <w:t>Stand: 27.08.2026  |  6 Studien  |  mental.m-vf.de</w:t>
       </w:r>
     </w:p>
     <w:p>
@@ -70,7 +70,7 @@
         <w:pStyle w:val="Heading1"/>
       </w:pPr>
       <w:r>
-        <w:t>Aufgenommen am 26.08.2026</w:t>
+        <w:t>Aufgenommen am 27.08.2026</w:t>
       </w:r>
     </w:p>
     <w:p>
@@ -78,7 +78,7 @@
         <w:pStyle w:val="Heading2"/>
       </w:pPr>
       <w:r>
-        <w:t>Irische Kinderpsychiater kennen Rezeptgebührenbefreiung nicht – 61% unwissend</w:t>
+        <w:t>Mental-Health-First-Aid-Training erhöhte Wissen und Verhalten bei Beamten um 14 Punkte</w:t>
       </w:r>
     </w:p>
     <w:p>
@@ -88,12 +88,12 @@
           <w:color w:val="666666"/>
           <w:sz w:val="18"/>
         </w:rPr>
-        <w:t>Deighan O et al.  ·  Ir Med J  ·  20.08.2026  ·  PMID 42640384</w:t>
+        <w:t>Lebrat M et al.  ·  JMIR Public Health Surveill  ·  21.08.2026  ·  PMID 42628032</w:t>
       </w:r>
     </w:p>
     <w:p>
       <w:r>
-        <w:t>Querschnittstudie bei 57 irischen Kinder- und Jugendpsychiatern zum Wissen über das Long-Term Illness Scheme (kostenlose Psychopharmaka).</w:t>
+        <w:t>Französische Querschnittsumfrage unter 4.679 Beamten untersuchte Wissenslücken zu psychischen Störungen und den Nutzen von Mental Health First Aid (MHFA)-Training.</w:t>
       </w:r>
     </w:p>
     <w:p>
@@ -104,7 +104,7 @@
         <w:t xml:space="preserve">Ergebnis: </w:t>
       </w:r>
       <w:r>
-        <w:t>61% (35/57) waren unwissend über Alterskriterien, erstattete Medikationen oder dass nur Fachärzte einleiten dürfen. Barrieren: mangelnde Schulung, restriktive Kriterien, Burnout, administrative Last. Fachleute fehlt Wissensvermittlung zur Gebührenbefreiung.</w:t>
+        <w:t>Mittleres Wissen-Einstellung-Verhalten-(KAB)-Gesamtscore 82,88/120 (marginal). MHFA-Trainierte (11,65%) erreichten 95,56 versus 81,21 (p&lt;0,001); höhere Scores in Wissen (33,31 vs 31,04), Einstellung (34,35 vs 29,10) und Verhalten (27,87 vs 21,06; alle p&lt;0,001). Effekt erhalten über 12 Monate, aber mit zeitlichem Rückgang.</w:t>
       </w:r>
     </w:p>
     <w:p>
@@ -119,7 +119,7 @@
         <w:rPr>
           <w:sz w:val="19"/>
         </w:rPr>
-        <w:t>Irland, HSE-finanziertes Programm, Schnittstellenproblem zwischen Wissen und Zugang</w:t>
+        <w:t>Frankreich, öffentlicher Dienst und Sektor-übergreifende Schulungsinfrastruktur vergleichbar</w:t>
       </w:r>
     </w:p>
     <w:p>
@@ -128,7 +128,7 @@
           <w:color w:val="5A7D3A"/>
           <w:sz w:val="18"/>
         </w:rPr>
-        <w:t>https://pubmed.ncbi.nlm.nih.gov/42640384/</w:t>
+        <w:t>https://pubmed.ncbi.nlm.nih.gov/42628032/</w:t>
       </w:r>
     </w:p>
     <w:p>
@@ -136,7 +136,7 @@
         <w:pStyle w:val="Heading2"/>
       </w:pPr>
       <w:r>
-        <w:t>Männer nach Suizidtrauer 1,57× häufiger suizidal, Peer-Support hilft</w:t>
+        <w:t>Adoptierte Kinder zeigen schlechtere psychische Gesundheitsergebnisse</w:t>
       </w:r>
     </w:p>
     <w:p>
@@ -146,12 +146,12 @@
           <w:color w:val="666666"/>
           <w:sz w:val="18"/>
         </w:rPr>
-        <w:t>Griffin E et al.  ·  Health Promot Int  ·  01.07.2026  ·  PMID 42639837</w:t>
+        <w:t>Janes E et al.  ·  BMC Pediatr  ·  21.08.2026  ·  PMID 42625167</w:t>
       </w:r>
     </w:p>
     <w:p>
       <w:r>
-        <w:t>Irische Bevölkerungsumfrage (2.413 durch Suizid Verlorene) zu psychischer Belastung, Suizidgedanken und Rolle von wahrgenommenem sozialen Support.</w:t>
+        <w:t>Walisische Schulumfrage verglich psychische Gesundheit und Wohlbefinden von Kindern in Pflegefamilien, Verwandtenpflege und Adoptivfamilien mit der Allgemeinbevölkerung.</w:t>
       </w:r>
     </w:p>
     <w:p>
@@ -162,7 +162,7 @@
         <w:t xml:space="preserve">Ergebnis: </w:t>
       </w:r>
       <w:r>
-        <w:t>Männer berichteten aktuell 1,57-fach höhere Suizidgedanken (95% KI 1,25–1,97), 1,31-fach Selbstverletzungsgedanken (1,09–1,57), 1,35-fach Suizidgedanken zur Trauer (1,13–1,60). Hohe wahrgenommene Unterstützung schützte beide Geschlechter vor psychischen und Suizidfolgen.</w:t>
+        <w:t>Von 129.761 Kindern hatten 2.384 Pflegeerfahrung. Adoptierte Kinder (n=335) zeigten höhere SDQ-Gesamtschwierigkeiten, höhere Internalising- und Externalising-Schwierigkeiten, depressivere Symptome und niedrigere Wohlbefindenswerte als alle anderen Gruppen; Pflegekinder hatten bessere Ergebnisse als Adoptierte, aber schlechtere als in Verwandtenpflege.</w:t>
       </w:r>
     </w:p>
     <w:p>
@@ -177,7 +177,7 @@
         <w:rPr>
           <w:sz w:val="19"/>
         </w:rPr>
-        <w:t>Irland, nationale Postvention für Trauernde</w:t>
+        <w:t>Großbritannien, vergleichbares Schulsystem und Pflegegesetzgebung wie deutsche Länder</w:t>
       </w:r>
     </w:p>
     <w:p>
@@ -186,7 +186,7 @@
           <w:color w:val="5A7D3A"/>
           <w:sz w:val="18"/>
         </w:rPr>
-        <w:t>https://pubmed.ncbi.nlm.nih.gov/42639837/</w:t>
+        <w:t>https://pubmed.ncbi.nlm.nih.gov/42625167/</w:t>
       </w:r>
     </w:p>
     <w:p>
@@ -194,7 +194,7 @@
         <w:pStyle w:val="Heading2"/>
       </w:pPr>
       <w:r>
-        <w:t>Maladaptive Bewältigung erhöht Rückfallrisiko in Erstpsychose um 6%</w:t>
+        <w:t>Elterntraining in Nordmazedonien und Moldau verbessert emotionale Probleme</w:t>
       </w:r>
     </w:p>
     <w:p>
@@ -204,12 +204,12 @@
           <w:color w:val="666666"/>
           <w:sz w:val="18"/>
         </w:rPr>
-        <w:t>Georgiades A et al.  ·  Schizophr Bull  ·  20.08.2026  ·  PMID 42636462</w:t>
+        <w:t>Mueller J et al.  ·  BMJ Open  ·  17.08.2026  ·  PMID 42608044</w:t>
       </w:r>
     </w:p>
     <w:p>
       <w:r>
-        <w:t>Longitudinale Studie mit 269 Erstpsychose-Patienten zu Bewältigungsstilen und Rückfall, Halluzinationen, Wahn, Funktionsfähigkeit über 12 Monate.</w:t>
+        <w:t>Hybrid-Effectiveness-Implementation-Studie prüft adaptiertes Parenting for Lifelong Health (PLH) Programm für Jugendliche und Eltern in Südosteuropa auf emotionale Funktionsfähigkeit, Familienbeziehungen und Lebensqualität.</w:t>
       </w:r>
     </w:p>
     <w:p>
@@ -220,7 +220,7 @@
         <w:t xml:space="preserve">Ergebnis: </w:t>
       </w:r>
       <w:r>
-        <w:t>Maladaptive Bewältigung: OR 1,06 für Rückfall in 12 Monaten (95% KI 1,00–1,12), OR 1,07 für Halluzinationen, OR 1,07 für Wahn. Adaptive Bewältigung OR 0,96 für Halluzinationen, OR 0,95 für Wahn. Machine-Learning zeigte maladaptive Bewältigung als stärkster Prädiktor (AUC 0,770).</w:t>
+        <w:t>Protokoll einer zukünftigen RCT mit 660 Jugendlichen (10-14 Jahre) in zwei Ländern; primäre Outcomes emotionale Probleme, Familienfunktionieren, Erziehungspraktiken, Lebensqualität. Hybrid-Design mit ökonomischer Evaluierung und gemischten Methoden-Prozessevaluation geplant. Noch keine Ergebnisse verfügbar.</w:t>
       </w:r>
     </w:p>
     <w:p>
@@ -235,7 +235,7 @@
         <w:rPr>
           <w:sz w:val="19"/>
         </w:rPr>
-        <w:t>Großbritannien, Early-Intervention-Services für Psychose</w:t>
+        <w:t>Südosteuropa mit vergleichbarer Ressourcenlage und Familienunterstützungsstrukturen</w:t>
       </w:r>
     </w:p>
     <w:p>
@@ -244,7 +244,181 @@
           <w:color w:val="5A7D3A"/>
           <w:sz w:val="18"/>
         </w:rPr>
-        <w:t>https://pubmed.ncbi.nlm.nih.gov/42636462/</w:t>
+        <w:t>https://pubmed.ncbi.nlm.nih.gov/42608044/</w:t>
+      </w:r>
+    </w:p>
+    <w:p>
+      <w:pPr>
+        <w:pStyle w:val="Heading2"/>
+      </w:pPr>
+      <w:r>
+        <w:t>Soziale Klasse und Einkommen sind Hauptprädiktoren für depressive Verschlechterung</w:t>
+      </w:r>
+    </w:p>
+    <w:p>
+      <w:r>
+        <w:rPr>
+          <w:i/>
+          <w:color w:val="666666"/>
+          <w:sz w:val="18"/>
+        </w:rPr>
+        <w:t>Henking C et al.  ·  Eur J Public Health  ·  04.08.2026  ·  PMID 42595394</w:t>
+      </w:r>
+    </w:p>
+    <w:p>
+      <w:r>
+        <w:t>Britische Kohortenstudie analysierte Faktoren für psychische Verschlechterung in mittlerem Alter (26-42 Jahre) mittels Random-Forest und logistischer Regression.</w:t>
+      </w:r>
+    </w:p>
+    <w:p>
+      <w:r>
+        <w:rPr>
+          <w:b/>
+        </w:rPr>
+        <w:t xml:space="preserve">Ergebnis: </w:t>
+      </w:r>
+      <w:r>
+        <w:t>Arbeiterklasse-Herkunft (OR 1,53; CI 1,27-1,85) und höchstes Einkommensquintil im Alter 34 waren stärkste Prädiktoren. Vorhergesagte Wahrscheinlichkeit für Verschlechterung 2,5-mal höher bei ungünstiger vs. günstiger sozialer Konstellation (28% vs. 11%). Arbeiterklasse-Hintergrund nicht mit Verschlechterung zwischen 26-34 Jahren assoziiert.</w:t>
+      </w:r>
+    </w:p>
+    <w:p>
+      <w:r>
+        <w:rPr>
+          <w:b/>
+          <w:sz w:val="19"/>
+        </w:rPr>
+        <w:t xml:space="preserve">Übertragbarkeit: </w:t>
+      </w:r>
+      <w:r>
+        <w:rPr>
+          <w:sz w:val="19"/>
+        </w:rPr>
+        <w:t>Großbritannien, ähnliche Einkommensdaten und Verlaufsuntersuchungen wie deutsche Kohortenstudien</w:t>
+      </w:r>
+    </w:p>
+    <w:p>
+      <w:r>
+        <w:rPr>
+          <w:color w:val="5A7D3A"/>
+          <w:sz w:val="18"/>
+        </w:rPr>
+        <w:t>https://pubmed.ncbi.nlm.nih.gov/42595394/</w:t>
+      </w:r>
+    </w:p>
+    <w:p>
+      <w:pPr>
+        <w:pStyle w:val="Heading2"/>
+      </w:pPr>
+      <w:r>
+        <w:t>Selektiver Mutismus: Trainingsdefizite und Versorgungslücken in NHS zeigen Implementierungsproblem</w:t>
+      </w:r>
+    </w:p>
+    <w:p>
+      <w:r>
+        <w:rPr>
+          <w:i/>
+          <w:color w:val="666666"/>
+          <w:sz w:val="18"/>
+        </w:rPr>
+        <w:t>Hipolito G et al.  ·  Int J Lang Commun Disord  ·  Sept. 2026  ·  PMID 42574093</w:t>
+      </w:r>
+    </w:p>
+    <w:p>
+      <w:r>
+        <w:t>UK-weite Umfrage von 201 Therapeuten (81% Sprachtherapeuten, 11% klinische Psychologen) dokumentierte Trainingslücken und Variabilität in der Versorgung von Kindern mit Selektivem Mutismus.</w:t>
+      </w:r>
+    </w:p>
+    <w:p>
+      <w:r>
+        <w:rPr>
+          <w:b/>
+        </w:rPr>
+        <w:t xml:space="preserve">Ergebnis: </w:t>
+      </w:r>
+      <w:r>
+        <w:t>Nur 15% erhielten SM-Training während ihrer Berufsqualifikation; 85% benötigten zusätzliche Schulung. 75% hatten Interventionen durchgeführt, hauptsächlich in Schulen mit Eltern/Lehrern. Große Variabilität in Interventionsdosierung trotz evidenzbasierter Komponenten (Exposition, Beziehungsaufbau, Kontrollübertragung, Psychoedukation).</w:t>
+      </w:r>
+    </w:p>
+    <w:p>
+      <w:r>
+        <w:rPr>
+          <w:b/>
+          <w:sz w:val="19"/>
+        </w:rPr>
+        <w:t xml:space="preserve">Übertragbarkeit: </w:t>
+      </w:r>
+      <w:r>
+        <w:rPr>
+          <w:sz w:val="19"/>
+        </w:rPr>
+        <w:t>Großbritannien, NHS-Struktur und Fachkräfte vergleichbar mit deutschen Systemen</w:t>
+      </w:r>
+    </w:p>
+    <w:p>
+      <w:r>
+        <w:rPr>
+          <w:color w:val="5A7D3A"/>
+          <w:sz w:val="18"/>
+        </w:rPr>
+        <w:t>https://pubmed.ncbi.nlm.nih.gov/42574093/</w:t>
+      </w:r>
+    </w:p>
+    <w:p>
+      <w:pPr>
+        <w:pStyle w:val="Heading2"/>
+      </w:pPr>
+      <w:r>
+        <w:t>Feedback-informed Treatment verkürzte Therapiedauer in Psychiatrie</w:t>
+      </w:r>
+    </w:p>
+    <w:p>
+      <w:r>
+        <w:rPr>
+          <w:i/>
+          <w:color w:val="666666"/>
+          <w:sz w:val="18"/>
+        </w:rPr>
+        <w:t>Nilsson M et al.  ·  BMJ Open Qual  ·  04.08.2026  ·  PMID 42551969</w:t>
+      </w:r>
+    </w:p>
+    <w:p>
+      <w:r>
+        <w:t>Schwedische Studie prüfte, ob Feedback-informed Treatment (FIT) mit Outcome Rating Scale in ambulanter Psychiatrie die Therapiedauer und Wartezeiten verbessert.</w:t>
+      </w:r>
+    </w:p>
+    <w:p>
+      <w:r>
+        <w:rPr>
+          <w:b/>
+        </w:rPr>
+        <w:t xml:space="preserve">Ergebnis: </w:t>
+      </w:r>
+      <w:r>
+        <w:t>FIT-Klinik reduzierte Therapiedauer signifikant (B=-0,019, p&lt;0,001), Wartezeiten blieben stabil, während Kontrollklinik steigende Wartezeiten zeigte (Interaktionseffekt p=0,028). Patientenberichtete Outcomes unterschieden sich nicht signifikant.</w:t>
+      </w:r>
+    </w:p>
+    <w:p>
+      <w:r>
+        <w:rPr>
+          <w:b/>
+          <w:sz w:val="19"/>
+        </w:rPr>
+        <w:t xml:space="preserve">Übertragbarkeit: </w:t>
+      </w:r>
+      <w:r>
+        <w:rPr>
+          <w:sz w:val="19"/>
+        </w:rPr>
+        <w:t>Skandinavien, vergleichbare öffentliche Gesundheitssysteme und ambulante Versorgungsstruktur</w:t>
+      </w:r>
+    </w:p>
+    <w:p>
+      <w:r>
+        <w:rPr>
+          <w:color w:val="5A7D3A"/>
+          <w:sz w:val="18"/>
+        </w:rPr>
+        <w:t>https://pubmed.ncbi.nlm.nih.gov/42551969/</w:t>
       </w:r>
     </w:p>
     <w:sectPr>

--- a/download/studien-aktuell.docx
+++ b/download/studien-aktuell.docx
@@ -62,7 +62,7 @@
           <w:color w:val="666666"/>
           <w:sz w:val="18"/>
         </w:rPr>
-        <w:t>Stand: 27.08.2026  |  6 Studien  |  mental.m-vf.de</w:t>
+        <w:t>Stand: 28.08.2026  |  6 Studien  |  mental.m-vf.de</w:t>
       </w:r>
     </w:p>
     <w:p>
@@ -70,7 +70,7 @@
         <w:pStyle w:val="Heading1"/>
       </w:pPr>
       <w:r>
-        <w:t>Aufgenommen am 27.08.2026</w:t>
+        <w:t>Aufgenommen am 28.08.2026</w:t>
       </w:r>
     </w:p>
     <w:p>
@@ -78,7 +78,7 @@
         <w:pStyle w:val="Heading2"/>
       </w:pPr>
       <w:r>
-        <w:t>Mental-Health-First-Aid-Training erhöhte Wissen und Verhalten bei Beamten um 14 Punkte</w:t>
+        <w:t>Übergänge zwischen Kinder- und Erwachsenenpsychiatrie: Prävalenz und Versorgungslücken bei 17-Jährigen</w:t>
       </w:r>
     </w:p>
     <w:p>
@@ -88,12 +88,12 @@
           <w:color w:val="666666"/>
           <w:sz w:val="18"/>
         </w:rPr>
-        <w:t>Lebrat M et al.  ·  JMIR Public Health Surveill  ·  21.08.2026  ·  PMID 42628032</w:t>
+        <w:t>Dumas LE et al.  ·  BMJ Open  ·  25.08.2026  ·  PMID 42642081</w:t>
       </w:r>
     </w:p>
     <w:p>
       <w:r>
-        <w:t>Französische Querschnittsumfrage unter 4.679 Beamten untersuchte Wissenslücken zu psychischen Störungen und den Nutzen von Mental Health First Aid (MHFA)-Training.</w:t>
+        <w:t>Prospektive Kohortenstudie zur Erfassung der Häufigkeit und Versorgungskontinuität beim Übergang von der Kinder- und Jugendpsychiatrie (CAMHS) in die Erwachsenenpsychiatrie (AMHS) in Nizza.</w:t>
       </w:r>
     </w:p>
     <w:p>
@@ -104,7 +104,7 @@
         <w:t xml:space="preserve">Ergebnis: </w:t>
       </w:r>
       <w:r>
-        <w:t>Mittleres Wissen-Einstellung-Verhalten-(KAB)-Gesamtscore 82,88/120 (marginal). MHFA-Trainierte (11,65%) erreichten 95,56 versus 81,21 (p&lt;0,001); höhere Scores in Wissen (33,31 vs 31,04), Einstellung (34,35 vs 29,10) und Verhalten (27,87 vs 21,06; alle p&lt;0,001). Effekt erhalten über 12 Monate, aber mit zeitlichem Rückgang.</w:t>
+        <w:t>Die Studie wird Daten von mindestens 100 Jugendlichen über 12 Monate erheben und Faktoren identifizieren, die Behandlungskontinuität vorhersagen. Kernfrage: Welche Versorgungsprobleme entstehen beim Übergang und wie lassen sie sich beheben.</w:t>
       </w:r>
     </w:p>
     <w:p>
@@ -119,7 +119,7 @@
         <w:rPr>
           <w:sz w:val="19"/>
         </w:rPr>
-        <w:t>Frankreich, öffentlicher Dienst und Sektor-übergreifende Schulungsinfrastruktur vergleichbar</w:t>
+        <w:t>Frankreich, Universitätsklinik, vergleichbare französische Sozialversicherungsstruktur</w:t>
       </w:r>
     </w:p>
     <w:p>
@@ -128,7 +128,7 @@
           <w:color w:val="5A7D3A"/>
           <w:sz w:val="18"/>
         </w:rPr>
-        <w:t>https://pubmed.ncbi.nlm.nih.gov/42628032/</w:t>
+        <w:t>https://pubmed.ncbi.nlm.nih.gov/42642081/</w:t>
       </w:r>
     </w:p>
     <w:p>
@@ -136,7 +136,7 @@
         <w:pStyle w:val="Heading2"/>
       </w:pPr>
       <w:r>
-        <w:t>Adoptierte Kinder zeigen schlechtere psychische Gesundheitsergebnisse</w:t>
+        <w:t>Virtual Reality bei postintensivem Stress zeigte keine Verbesserung gegenüber Standardbehandlung</w:t>
       </w:r>
     </w:p>
     <w:p>
@@ -146,12 +146,12 @@
           <w:color w:val="666666"/>
           <w:sz w:val="18"/>
         </w:rPr>
-        <w:t>Janes E et al.  ·  BMC Pediatr  ·  21.08.2026  ·  PMID 42625167</w:t>
+        <w:t>Drop DLQ et al.  ·  Crit Care  ·  24.07.2026  ·  PMID 42638131</w:t>
       </w:r>
     </w:p>
     <w:p>
       <w:r>
-        <w:t>Walisische Schulumfrage verglich psychische Gesundheit und Wohlbefinden von Kindern in Pflegefamilien, Verwandtenpflege und Adoptivfamilien mit der Allgemeinbevölkerung.</w:t>
+        <w:t>Randomisierte kontrollierte Studie mit 344 intensivpflichtigen Patienten (Median 61 Jahre) an 11 Kliniken in Niederlanden, Belgien und Deutschland: Vergleich von Virtual-Reality-Video (früh vs. spät) gegen Standardbehandlung auf PTSD-Symptome nach 6 Monaten.</w:t>
       </w:r>
     </w:p>
     <w:p>
@@ -162,7 +162,7 @@
         <w:t xml:space="preserve">Ergebnis: </w:t>
       </w:r>
       <w:r>
-        <w:t>Von 129.761 Kindern hatten 2.384 Pflegeerfahrung. Adoptierte Kinder (n=335) zeigten höhere SDQ-Gesamtschwierigkeiten, höhere Internalising- und Externalising-Schwierigkeiten, depressivere Symptome und niedrigere Wohlbefindenswerte als alle anderen Gruppen; Pflegekinder hatten bessere Ergebnisse als Adoptierte, aber schlechtere als in Verwandtenpflege.</w:t>
+        <w:t>PTSD-Symptome (Impact of Event Scale-Revised) unterschieden sich nicht zwischen früher VR (β=0,32, p=0,87), später VR (β=-0,82, p=0,67) und Kontrolle; Angstsymptome, Depression und Lebensqualität zeigten keine Unterschiede (alle p&gt;0,05).</w:t>
       </w:r>
     </w:p>
     <w:p>
@@ -177,7 +177,7 @@
         <w:rPr>
           <w:sz w:val="19"/>
         </w:rPr>
-        <w:t>Großbritannien, vergleichbares Schulsystem und Pflegegesetzgebung wie deutsche Länder</w:t>
+        <w:t>Niederlande/Deutschland, vergleichbare Intensivmedizin, direkt auf deutsches System übertragbar</w:t>
       </w:r>
     </w:p>
     <w:p>
@@ -186,7 +186,7 @@
           <w:color w:val="5A7D3A"/>
           <w:sz w:val="18"/>
         </w:rPr>
-        <w:t>https://pubmed.ncbi.nlm.nih.gov/42625167/</w:t>
+        <w:t>https://pubmed.ncbi.nlm.nih.gov/42638131/</w:t>
       </w:r>
     </w:p>
     <w:p>
@@ -194,7 +194,7 @@
         <w:pStyle w:val="Heading2"/>
       </w:pPr>
       <w:r>
-        <w:t>Elterntraining in Nordmazedonien und Moldau verbessert emotionale Probleme</w:t>
+        <w:t>Ausschluss von Krippenplätzen bei psychisch belasteten Klein- und Vorschulkindern stieg deutlich</w:t>
       </w:r>
     </w:p>
     <w:p>
@@ -204,12 +204,12 @@
           <w:color w:val="666666"/>
           <w:sz w:val="18"/>
         </w:rPr>
-        <w:t>Mueller J et al.  ·  BMJ Open  ·  17.08.2026  ·  PMID 42608044</w:t>
+        <w:t>Bonnekoh LM et al.  ·  Child Care Health Dev  ·  Sept. 2026  ·  PMID 42596739</w:t>
       </w:r>
     </w:p>
     <w:p>
       <w:r>
-        <w:t>Hybrid-Effectiveness-Implementation-Studie prüft adaptiertes Parenting for Lifelong Health (PLH) Programm für Jugendliche und Eltern in Südosteuropa auf emotionale Funktionsfähigkeit, Familienbeziehungen und Lebensqualität.</w:t>
+        <w:t>Retrospektive Vergleichsstudie von 177 Kleinkindern aus einer psychiatrischen Tagesklinik zwischen 2018/2019 und 2023/2024 zur Erfassung von Ausschlüssen aus Kinderbetreuungseinrichtungen.</w:t>
       </w:r>
     </w:p>
     <w:p>
@@ -220,7 +220,7 @@
         <w:t xml:space="preserve">Ergebnis: </w:t>
       </w:r>
       <w:r>
-        <w:t>Protokoll einer zukünftigen RCT mit 660 Jugendlichen (10-14 Jahre) in zwei Ländern; primäre Outcomes emotionale Probleme, Familienfunktionieren, Erziehungspraktiken, Lebensqualität. Hybrid-Design mit ökonomischer Evaluierung und gemischten Methoden-Prozessevaluation geplant. Noch keine Ergebnisse verfügbar.</w:t>
+        <w:t>Ausschlussquote stieg von 8,0% (2018/2019) auf 25,5% (2023/2024); Jungen waren überproportional betroffen (66,7% bzw. 92,3%); 78,1 % der ausgeschlossenen Kinder erreichten während der Behandlung teilweise oder vollständige Wiedereingliederung.</w:t>
       </w:r>
     </w:p>
     <w:p>
@@ -235,7 +235,7 @@
         <w:rPr>
           <w:sz w:val="19"/>
         </w:rPr>
-        <w:t>Südosteuropa mit vergleichbarer Ressourcenlage und Familienunterstützungsstrukturen</w:t>
+        <w:t>Deutschland, deutsche Universitätsklinik, Versorgung und Rechte von Kindern mit psychischen Störungen</w:t>
       </w:r>
     </w:p>
     <w:p>
@@ -244,7 +244,7 @@
           <w:color w:val="5A7D3A"/>
           <w:sz w:val="18"/>
         </w:rPr>
-        <w:t>https://pubmed.ncbi.nlm.nih.gov/42608044/</w:t>
+        <w:t>https://pubmed.ncbi.nlm.nih.gov/42596739/</w:t>
       </w:r>
     </w:p>
     <w:p>
@@ -252,7 +252,7 @@
         <w:pStyle w:val="Heading2"/>
       </w:pPr>
       <w:r>
-        <w:t>Soziale Klasse und Einkommen sind Hauptprädiktoren für depressive Verschlechterung</w:t>
+        <w:t>Narrative Expositionstherapie in der Hausarztpraxis nach Intensivbehandlung machbar</w:t>
       </w:r>
     </w:p>
     <w:p>
@@ -262,12 +262,12 @@
           <w:color w:val="666666"/>
           <w:sz w:val="18"/>
         </w:rPr>
-        <w:t>Henking C et al.  ·  Eur J Public Health  ·  04.08.2026  ·  PMID 42595394</w:t>
+        <w:t>Schubert TM et al.  ·  BMJ Open  ·  12.08.2026  ·  PMID 42586728</w:t>
       </w:r>
     </w:p>
     <w:p>
       <w:r>
-        <w:t>Britische Kohortenstudie analysierte Faktoren für psychische Verschlechterung in mittlerem Alter (26-42 Jahre) mittels Random-Forest und logistischer Regression.</w:t>
+        <w:t>Qualitative Studie mit 15 Hausärzten, die an einer randomisierten Kontrolltrialstudie (PICTURE) zur Kurzzeitintervention gegen posttraumatische Belastungsstörung nach Intensivpflege teilnahmen.</w:t>
       </w:r>
     </w:p>
     <w:p>
@@ -278,7 +278,7 @@
         <w:t xml:space="preserve">Ergebnis: </w:t>
       </w:r>
       <w:r>
-        <w:t>Arbeiterklasse-Herkunft (OR 1,53; CI 1,27-1,85) und höchstes Einkommensquintil im Alter 34 waren stärkste Prädiktoren. Vorhergesagte Wahrscheinlichkeit für Verschlechterung 2,5-mal höher bei ungünstiger vs. günstiger sozialer Konstellation (28% vs. 11%). Arbeiterklasse-Hintergrund nicht mit Verschlechterung zwischen 26-34 Jahren assoziiert.</w:t>
+        <w:t>Hausärzte sehen Narrative Expositionstherapie (NET-PC) als relevant und implementierbar an, berichten aber von hohem Zeit- und Organisationsaufwand; 78 % benötigen besseres Training und Supervision; die Intervention ist in Hausarztpraxen unter optimierten Bedingungen machbar.</w:t>
       </w:r>
     </w:p>
     <w:p>
@@ -293,7 +293,7 @@
         <w:rPr>
           <w:sz w:val="19"/>
         </w:rPr>
-        <w:t>Großbritannien, ähnliche Einkommensdaten und Verlaufsuntersuchungen wie deutsche Kohortenstudien</w:t>
+        <w:t>Deutschland und UK, vergleichbare Hausarztstrukturen, primärärztliche Finanzierung</w:t>
       </w:r>
     </w:p>
     <w:p>
@@ -302,7 +302,7 @@
           <w:color w:val="5A7D3A"/>
           <w:sz w:val="18"/>
         </w:rPr>
-        <w:t>https://pubmed.ncbi.nlm.nih.gov/42595394/</w:t>
+        <w:t>https://pubmed.ncbi.nlm.nih.gov/42586728/</w:t>
       </w:r>
     </w:p>
     <w:p>
@@ -310,7 +310,7 @@
         <w:pStyle w:val="Heading2"/>
       </w:pPr>
       <w:r>
-        <w:t>Selektiver Mutismus: Trainingsdefizite und Versorgungslücken in NHS zeigen Implementierungsproblem</w:t>
+        <w:t>Kreative Kunsttherapien könnten Zugang für schwarze Jugendliche mit psychischen Störungen verbessern</w:t>
       </w:r>
     </w:p>
     <w:p>
@@ -320,12 +320,12 @@
           <w:color w:val="666666"/>
           <w:sz w:val="18"/>
         </w:rPr>
-        <w:t>Hipolito G et al.  ·  Int J Lang Commun Disord  ·  Sept. 2026  ·  PMID 42574093</w:t>
+        <w:t>Applewhite B et al.  ·  BMJ Ment Health  ·  10.08.2026  ·  PMID 42575560</w:t>
       </w:r>
     </w:p>
     <w:p>
       <w:r>
-        <w:t>UK-weite Umfrage von 201 Therapeuten (81% Sprachtherapeuten, 11% klinische Psychologen) dokumentierte Trainingslücken und Variabilität in der Versorgung von Kindern mit Selektivem Mutismus.</w:t>
+        <w:t>Qualitative Multizenterstudie mit 20 schwarzen jungen Menschen (16–24 Jahre) und 15 Klinikern in 5 englischen NHS-Trusts zu Erfahrungen und potenzieller Eignung von Kunsttherapien als kulturell angepasste Behandlungsform.</w:t>
       </w:r>
     </w:p>
     <w:p>
@@ -336,7 +336,7 @@
         <w:t xml:space="preserve">Ergebnis: </w:t>
       </w:r>
       <w:r>
-        <w:t>Nur 15% erhielten SM-Training während ihrer Berufsqualifikation; 85% benötigten zusätzliche Schulung. 75% hatten Interventionen durchgeführt, hauptsächlich in Schulen mit Eltern/Lehrern. Große Variabilität in Interventionsdosierung trotz evidenzbasierter Komponenten (Exposition, Beziehungsaufbau, Kontrollübertragung, Psychoedukation).</w:t>
+        <w:t>Kunsttherapien (Musik, Tanz, Drama) werden als emotional regulierend, zugänglich und kulturell bedeutsam wahrgenommen; Haupthindernisse sind Unterfinanzierung, Stigma und mangelnde kulturelle Kompetenz im NHS; Empfehlung: frühe Integration in Versorgungspfade (z.B. CAMHS) mit Schulung des Personals.</w:t>
       </w:r>
     </w:p>
     <w:p>
@@ -351,7 +351,7 @@
         <w:rPr>
           <w:sz w:val="19"/>
         </w:rPr>
-        <w:t>Großbritannien, NHS-Struktur und Fachkräfte vergleichbar mit deutschen Systemen</w:t>
+        <w:t>UK, NHS-Struktur vergleichbar mit deutschem Versorgungsprinzip kultursensibler Behandlung</w:t>
       </w:r>
     </w:p>
     <w:p>
@@ -360,7 +360,7 @@
           <w:color w:val="5A7D3A"/>
           <w:sz w:val="18"/>
         </w:rPr>
-        <w:t>https://pubmed.ncbi.nlm.nih.gov/42574093/</w:t>
+        <w:t>https://pubmed.ncbi.nlm.nih.gov/42575560/</w:t>
       </w:r>
     </w:p>
     <w:p>
@@ -368,7 +368,7 @@
         <w:pStyle w:val="Heading2"/>
       </w:pPr>
       <w:r>
-        <w:t>Feedback-informed Treatment verkürzte Therapiedauer in Psychiatrie</w:t>
+        <w:t>Modular kompetenzorientierte Psychotherapie reduziert Fixierung und Isolierung in der Psychiatrie</w:t>
       </w:r>
     </w:p>
     <w:p>
@@ -378,12 +378,12 @@
           <w:color w:val="666666"/>
           <w:sz w:val="18"/>
         </w:rPr>
-        <w:t>Nilsson M et al.  ·  BMJ Open Qual  ·  04.08.2026  ·  PMID 42551969</w:t>
+        <w:t>Störkel LM et al.  ·  BMC Psychiatry  ·  05.08.2026  ·  PMID 42557550</w:t>
       </w:r>
     </w:p>
     <w:p>
       <w:r>
-        <w:t>Schwedische Studie prüfte, ob Feedback-informed Treatment (FIT) mit Outcome Rating Scale in ambulanter Psychiatrie die Therapiedauer und Wartezeiten verbessert.</w:t>
+        <w:t>Retrospektive Analyse von 15.361 stationären Fällen an zwei deutschen psychiatrischen Kliniken (2022–2024), vergleich zwischen Standort mit neuer MCP-Implementierung und Standort mit Standardbehandlung.</w:t>
       </w:r>
     </w:p>
     <w:p>
@@ -394,7 +394,7 @@
         <w:t xml:space="preserve">Ergebnis: </w:t>
       </w:r>
       <w:r>
-        <w:t>FIT-Klinik reduzierte Therapiedauer signifikant (B=-0,019, p&lt;0,001), Wartezeiten blieben stabil, während Kontrollklinik steigende Wartezeiten zeigte (Interaktionseffekt p=0,028). Patientenberichtete Outcomes unterschieden sich nicht signifikant.</w:t>
+        <w:t>An der MCP-Standort sank die Wahrscheinlichkeit von Fixierungen signifikant (p&lt;0,05), die Dauer von Fixierungen und Isolierungen nahm ab; Seclusion-Dauer zeigte stärkere Verbesserung als am Kontrollstandort; Übergriffe sanken deskriptiv ohne Anstieg von Sicherheitsvorfällen.</w:t>
       </w:r>
     </w:p>
     <w:p>
@@ -409,7 +409,7 @@
         <w:rPr>
           <w:sz w:val="19"/>
         </w:rPr>
-        <w:t>Skandinavien, vergleichbare öffentliche Gesundheitssysteme und ambulante Versorgungsstruktur</w:t>
+        <w:t>Deutschland, deutsche Universitätskliniken, vergleichbare Datendokumentation und Behandlungsstandards</w:t>
       </w:r>
     </w:p>
     <w:p>
@@ -418,7 +418,7 @@
           <w:color w:val="5A7D3A"/>
           <w:sz w:val="18"/>
         </w:rPr>
-        <w:t>https://pubmed.ncbi.nlm.nih.gov/42551969/</w:t>
+        <w:t>https://pubmed.ncbi.nlm.nih.gov/42557550/</w:t>
       </w:r>
     </w:p>
     <w:sectPr>

--- a/download/studien-aktuell.docx
+++ b/download/studien-aktuell.docx
@@ -62,7 +62,7 @@
           <w:color w:val="666666"/>
           <w:sz w:val="18"/>
         </w:rPr>
-        <w:t>Stand: 28.08.2026  |  6 Studien  |  mental.m-vf.de</w:t>
+        <w:t>Stand: 29.08.2026  |  7 Studien  |  mental.m-vf.de</w:t>
       </w:r>
     </w:p>
     <w:p>
@@ -70,7 +70,7 @@
         <w:pStyle w:val="Heading1"/>
       </w:pPr>
       <w:r>
-        <w:t>Aufgenommen am 28.08.2026</w:t>
+        <w:t>Aufgenommen am 29.08.2026</w:t>
       </w:r>
     </w:p>
     <w:p>
@@ -78,7 +78,7 @@
         <w:pStyle w:val="Heading2"/>
       </w:pPr>
       <w:r>
-        <w:t>Übergänge zwischen Kinder- und Erwachsenenpsychiatrie: Prävalenz und Versorgungslücken bei 17-Jährigen</w:t>
+        <w:t>Depression schwerer, Nutzen von Internettherapie größer</w:t>
       </w:r>
     </w:p>
     <w:p>
@@ -88,12 +88,12 @@
           <w:color w:val="666666"/>
           <w:sz w:val="18"/>
         </w:rPr>
-        <w:t>Dumas LE et al.  ·  BMJ Open  ·  25.08.2026  ·  PMID 42642081</w:t>
+        <w:t>Schefft C et al.  ·  JAMA Netw Open  ·  03.08.2026  ·  PMID 42664008</w:t>
       </w:r>
     </w:p>
     <w:p>
       <w:r>
-        <w:t>Prospektive Kohortenstudie zur Erfassung der Häufigkeit und Versorgungskontinuität beim Übergang von der Kinder- und Jugendpsychiatrie (CAMHS) in die Erwachsenenpsychiatrie (AMHS) in Nizza.</w:t>
+        <w:t>Studie zur Vorhersage des Behandlungserfolgs von iCBT bei Depression in Deutschland und Österreich basierend auf Daten von 1.589 erwachsenen Patienten aus fünf randomisierten Studien (2012–2023).</w:t>
       </w:r>
     </w:p>
     <w:p>
@@ -104,7 +104,7 @@
         <w:t xml:space="preserve">Ergebnis: </w:t>
       </w:r>
       <w:r>
-        <w:t>Die Studie wird Daten von mindestens 100 Jugendlichen über 12 Monate erheben und Faktoren identifizieren, die Behandlungskontinuität vorhersagen. Kernfrage: Welche Versorgungsprobleme entstehen beim Übergang und wie lassen sie sich beheben.</w:t>
+        <w:t>Höhere initiale Depressionsschwere war mit stärkerem Nutzen der iCBT assoziiert (pro Punkt mehr: 0,16 Verbesserung im PHQ-9, KI 0,06–0,25). Ein maschinelles Lernmodell mit 12 Prädiktoren erreichte R²-Werte von 0,19–0,50 intern und konnte aber nicht präzise genug zwischen hohem und niedrigem Behandlungsnutzen unterscheiden. Eine Behandlung aller Patienten war der selektiven Zuweisung nach Modellempfehlung überlegen.</w:t>
       </w:r>
     </w:p>
     <w:p>
@@ -119,7 +119,7 @@
         <w:rPr>
           <w:sz w:val="19"/>
         </w:rPr>
-        <w:t>Frankreich, Universitätsklinik, vergleichbare französische Sozialversicherungsstruktur</w:t>
+        <w:t>Deutschland und Österreich, vergleichbare Sozialversicherungssysteme, ambulante Routineversorgung</w:t>
       </w:r>
     </w:p>
     <w:p>
@@ -128,7 +128,7 @@
           <w:color w:val="5A7D3A"/>
           <w:sz w:val="18"/>
         </w:rPr>
-        <w:t>https://pubmed.ncbi.nlm.nih.gov/42642081/</w:t>
+        <w:t>https://pubmed.ncbi.nlm.nih.gov/42664008/</w:t>
       </w:r>
     </w:p>
     <w:p>
@@ -136,7 +136,7 @@
         <w:pStyle w:val="Heading2"/>
       </w:pPr>
       <w:r>
-        <w:t>Virtual Reality bei postintensivem Stress zeigte keine Verbesserung gegenüber Standardbehandlung</w:t>
+        <w:t>Frauen nach Diabetes-Diagnose stärker für psychische Störungen gefährdet</w:t>
       </w:r>
     </w:p>
     <w:p>
@@ -146,12 +146,12 @@
           <w:color w:val="666666"/>
           <w:sz w:val="18"/>
         </w:rPr>
-        <w:t>Drop DLQ et al.  ·  Crit Care  ·  24.07.2026  ·  PMID 42638131</w:t>
+        <w:t>Eto F et al.  ·  PLoS Med  ·  25.08.2026  ·  PMID 42640878</w:t>
       </w:r>
     </w:p>
     <w:p>
       <w:r>
-        <w:t>Randomisierte kontrollierte Studie mit 344 intensivpflichtigen Patienten (Median 61 Jahre) an 11 Kliniken in Niederlanden, Belgien und Deutschland: Vergleich von Virtual-Reality-Video (früh vs. spät) gegen Standardbehandlung auf PTSD-Symptome nach 6 Monaten.</w:t>
+        <w:t>Beobachtungsstudie zu Krankheitsverlauf nach Typ-2-Diabetes-Diagnose bei 28.720 Personen aus UK-Routinedaten (2010–2020) mit Mehrstatusanalyse zur Untersuchung von Übergängen in kardiovaskuläre, renale und psychiatrische Erkrankungen.</w:t>
       </w:r>
     </w:p>
     <w:p>
@@ -162,7 +162,7 @@
         <w:t xml:space="preserve">Ergebnis: </w:t>
       </w:r>
       <w:r>
-        <w:t>PTSD-Symptome (Impact of Event Scale-Revised) unterschieden sich nicht zwischen früher VR (β=0,32, p=0,87), später VR (β=-0,82, p=0,67) und Kontrolle; Angstsymptome, Depression und Lebensqualität zeigten keine Unterschiede (alle p&gt;0,05).</w:t>
+        <w:t>Frauen zeigten nach Diabetes höhere Rate für psychische Störungen (8,1 % vs. 5,3 % bei Männern), Männer höhere Rate für Kardiovaskuläres/ESRD (8,4 % vs. 5,3 %). Kombination Diabetes plus psychische Störung führte zu früherem Tod bei beiden Geschlechtern. Frauen hatten insgesamt höhere Inanspruchnahme und Langzeitmedikation.</w:t>
       </w:r>
     </w:p>
     <w:p>
@@ -177,7 +177,7 @@
         <w:rPr>
           <w:sz w:val="19"/>
         </w:rPr>
-        <w:t>Niederlande/Deutschland, vergleichbare Intensivmedizin, direkt auf deutsches System übertragbar</w:t>
+        <w:t>Großbritannien, Typ-2-Diabetes-Routinedaten, Schnittstelle somatische-psychiatrische Versorgung</w:t>
       </w:r>
     </w:p>
     <w:p>
@@ -186,7 +186,7 @@
           <w:color w:val="5A7D3A"/>
           <w:sz w:val="18"/>
         </w:rPr>
-        <w:t>https://pubmed.ncbi.nlm.nih.gov/42638131/</w:t>
+        <w:t>https://pubmed.ncbi.nlm.nih.gov/42640878/</w:t>
       </w:r>
     </w:p>
     <w:p>
@@ -194,7 +194,7 @@
         <w:pStyle w:val="Heading2"/>
       </w:pPr>
       <w:r>
-        <w:t>Ausschluss von Krippenplätzen bei psychisch belasteten Klein- und Vorschulkindern stieg deutlich</w:t>
+        <w:t>Dementia Navigatoren: Modellierung zeigt Kosteneffizienz und Skalierbarkeit</w:t>
       </w:r>
     </w:p>
     <w:p>
@@ -204,12 +204,12 @@
           <w:color w:val="666666"/>
           <w:sz w:val="18"/>
         </w:rPr>
-        <w:t>Bonnekoh LM et al.  ·  Child Care Health Dev  ·  Sept. 2026  ·  PMID 42596739</w:t>
+        <w:t>Walbaum M et al.  ·  Age Ageing  ·  03.08.2026  ·  PMID 42574741</w:t>
       </w:r>
     </w:p>
     <w:p>
       <w:r>
-        <w:t>Retrospektive Vergleichsstudie von 177 Kleinkindern aus einer psychiatrischen Tagesklinik zwischen 2018/2019 und 2023/2024 zur Erfassung von Ausschlüssen aus Kinderbetreuungseinrichtungen.</w:t>
+        <w:t>Modellierungsstudie der englischen Primärversorgung: Hochrechnung von Anzahl der berechtigen Demenzbetreuten für Unterstützung durch Dementia Navigators 2025–2030, Kostenberechnung basierend auf NHS-Daten und beobachtete Ersparnisse aus US Care-Ökosystem-Studie (Probabilistische Sensitivitätsanalyse).</w:t>
       </w:r>
     </w:p>
     <w:p>
@@ -220,7 +220,7 @@
         <w:t xml:space="preserve">Ergebnis: </w:t>
       </w:r>
       <w:r>
-        <w:t>Ausschlussquote stieg von 8,0% (2018/2019) auf 25,5% (2023/2024); Jungen waren überproportional betroffen (66,7% bzw. 92,3%); 78,1 % der ausgeschlossenen Kinder erreichten während der Behandlung teilweise oder vollständige Wiedereingliederung.</w:t>
+        <w:t>Zahl berechtigter Personen für Navigator-Unterstützung: 300.000 (2025) → 360.000 (2030). Erforderliche Link Worker: 940–1.120. Jährliche Kosten: £224 Mio. (2025) → £343 Mio. (2030). Geschätzte Ersparnisse: £1.140 Mio. (2025) → £1.750 Mio. (2030). Netto-Ersparnis auch unter konservativen Annahmen. Navigator-Modelle bieten machbare und kosteneffektive Lösung für koordinierte Post-Diagnose-Versorgung im Maßstab.</w:t>
       </w:r>
     </w:p>
     <w:p>
@@ -235,7 +235,7 @@
         <w:rPr>
           <w:sz w:val="19"/>
         </w:rPr>
-        <w:t>Deutschland, deutsche Universitätsklinik, Versorgung und Rechte von Kindern mit psychischen Störungen</w:t>
+        <w:t>Großbritannien, Primary-Care-System; Schnittstelle Hausarztpraxis–Spezialisierte Versorgung relevant für Deutschland</w:t>
       </w:r>
     </w:p>
     <w:p>
@@ -244,7 +244,7 @@
           <w:color w:val="5A7D3A"/>
           <w:sz w:val="18"/>
         </w:rPr>
-        <w:t>https://pubmed.ncbi.nlm.nih.gov/42596739/</w:t>
+        <w:t>https://pubmed.ncbi.nlm.nih.gov/42574741/</w:t>
       </w:r>
     </w:p>
     <w:p>
@@ -252,7 +252,7 @@
         <w:pStyle w:val="Heading2"/>
       </w:pPr>
       <w:r>
-        <w:t>Narrative Expositionstherapie in der Hausarztpraxis nach Intensivbehandlung machbar</w:t>
+        <w:t>Community Health Worker senken Stigma und stärken Vertrauen in Bangladesch</w:t>
       </w:r>
     </w:p>
     <w:p>
@@ -262,12 +262,12 @@
           <w:color w:val="666666"/>
           <w:sz w:val="18"/>
         </w:rPr>
-        <w:t>Schubert TM et al.  ·  BMJ Open  ·  12.08.2026  ·  PMID 42586728</w:t>
+        <w:t>Lilier K et al.  ·  Sci Rep  ·  08.08.2026  ·  PMID 42570965</w:t>
       </w:r>
     </w:p>
     <w:p>
       <w:r>
-        <w:t>Qualitative Studie mit 15 Hausärzten, die an einer randomisierten Kontrolltrialstudie (PICTURE) zur Kurzzeitintervention gegen posttraumatische Belastungsstörung nach Intensivpflege teilnahmen.</w:t>
+        <w:t>Qualitative Studie mit 16 Tiefeninterviews und einer Fokusgruppe mit geschulten Community Health Workern in klimavulnerablen Regionen Bangladeschs zur Bereitstellung mentaler Gesundheitsunterstützung.</w:t>
       </w:r>
     </w:p>
     <w:p>
@@ -278,7 +278,7 @@
         <w:t xml:space="preserve">Ergebnis: </w:t>
       </w:r>
       <w:r>
-        <w:t>Hausärzte sehen Narrative Expositionstherapie (NET-PC) als relevant und implementierbar an, berichten aber von hohem Zeit- und Organisationsaufwand; 78 % benötigen besseres Training und Supervision; die Intervention ist in Hausarztpraxen unter optimierten Bedingungen machbar.</w:t>
+        <w:t>Geschulte CHWs lernten, Stigma durch kulturell angepasste Sprache zu reduzieren und Vertrauen aufzubauen. Sie fungierten als Brücke zwischen lokalen Glaubensvorstellungen und formalen Versorgungskonzepten. Training veränderte ihre Wahrnehmung psychischer Gesundheit. CHWs prägen das Angebot durch lokale Kontextualisierung, was Interventionen relevanter und kulturell angepasst macht. Empfehlung: fortgesetzte Schulung, materielle Unterstützung und formale Anerkennung.</w:t>
       </w:r>
     </w:p>
     <w:p>
@@ -293,7 +293,7 @@
         <w:rPr>
           <w:sz w:val="19"/>
         </w:rPr>
-        <w:t>Deutschland und UK, vergleichbare Hausarztstrukturen, primärärztliche Finanzierung</w:t>
+        <w:t>Niedrigeinkommensland; Prinzip auf Deutschland nicht direkt übertragbar, aber Modell Peer-Support-Lot*inn*en relevant</w:t>
       </w:r>
     </w:p>
     <w:p>
@@ -302,7 +302,7 @@
           <w:color w:val="5A7D3A"/>
           <w:sz w:val="18"/>
         </w:rPr>
-        <w:t>https://pubmed.ncbi.nlm.nih.gov/42586728/</w:t>
+        <w:t>https://pubmed.ncbi.nlm.nih.gov/42570965/</w:t>
       </w:r>
     </w:p>
     <w:p>
@@ -310,7 +310,7 @@
         <w:pStyle w:val="Heading2"/>
       </w:pPr>
       <w:r>
-        <w:t>Kreative Kunsttherapien könnten Zugang für schwarze Jugendliche mit psychischen Störungen verbessern</w:t>
+        <w:t>Immersive Realität reduziert Stigmatisierung psychischer Erkrankungen bei Fachkräften</w:t>
       </w:r>
     </w:p>
     <w:p>
@@ -320,12 +320,12 @@
           <w:color w:val="666666"/>
           <w:sz w:val="18"/>
         </w:rPr>
-        <w:t>Applewhite B et al.  ·  BMJ Ment Health  ·  10.08.2026  ·  PMID 42575560</w:t>
+        <w:t>Leblanc PM et al.  ·  BMJ Open  ·  05.08.2026  ·  PMID 42556844</w:t>
       </w:r>
     </w:p>
     <w:p>
       <w:r>
-        <w:t>Qualitative Multizenterstudie mit 20 schwarzen jungen Menschen (16–24 Jahre) und 15 Klinikern in 5 englischen NHS-Trusts zu Erfahrungen und potenzieller Eignung von Kunsttherapien als kulturell angepasste Behandlungsform.</w:t>
+        <w:t>Randomisierte kontrollierte Studie an französischen Gesundheitsberuflern und Studierenden (n=128) zu Effektivität von VR-Simulation psychotischer Symptome auf explizite und implizite Stigmatisierung gegen Schizophrenie (Baseline, sofort nach Intervention, 1-Monat-Follow-up).</w:t>
       </w:r>
     </w:p>
     <w:p>
@@ -336,7 +336,7 @@
         <w:t xml:space="preserve">Ergebnis: </w:t>
       </w:r>
       <w:r>
-        <w:t>Kunsttherapien (Musik, Tanz, Drama) werden als emotional regulierend, zugänglich und kulturell bedeutsam wahrgenommen; Haupthindernisse sind Unterfinanzierung, Stigma und mangelnde kulturelle Kompetenz im NHS; Empfehlung: frühe Integration in Versorgungspfade (z.B. CAMHS) mit Schulung des Personals.</w:t>
+        <w:t>Primäres Ergebnis: Reduktion Stigmatisierung in VR-Gruppe auf AQ-27-Skala gegenüber Kontrolle von Baseline zu 1-Monat-Follow-up (Unterschied &gt;0 erwartet). Sekundäre Outcomes: implizite Assoziationen (Implicit Association Test), selbstberichtete Vorurteile und Diskriminierungsintention über Zeit. Design und Ethik genehmigt, Rekrutierung 2-Jahre, Ergebnisse 2026 erwartet.</w:t>
       </w:r>
     </w:p>
     <w:p>
@@ -351,7 +351,7 @@
         <w:rPr>
           <w:sz w:val="19"/>
         </w:rPr>
-        <w:t>UK, NHS-Struktur vergleichbar mit deutschem Versorgungsprinzip kultursensibler Behandlung</w:t>
+        <w:t>Frankreich, vergleichbare Krankenversicherung, Problem der Fachkräfte-Stigmatisierung betrifft deutsche Versorgung parallel</w:t>
       </w:r>
     </w:p>
     <w:p>
@@ -360,7 +360,7 @@
           <w:color w:val="5A7D3A"/>
           <w:sz w:val="18"/>
         </w:rPr>
-        <w:t>https://pubmed.ncbi.nlm.nih.gov/42575560/</w:t>
+        <w:t>https://pubmed.ncbi.nlm.nih.gov/42556844/</w:t>
       </w:r>
     </w:p>
     <w:p>
@@ -368,7 +368,7 @@
         <w:pStyle w:val="Heading2"/>
       </w:pPr>
       <w:r>
-        <w:t>Modular kompetenzorientierte Psychotherapie reduziert Fixierung und Isolierung in der Psychiatrie</w:t>
+        <w:t>Videobasierte Psychotherapie zeigt ähnliche Wirkung wie Präsenzbehandlung</w:t>
       </w:r>
     </w:p>
     <w:p>
@@ -378,12 +378,12 @@
           <w:color w:val="666666"/>
           <w:sz w:val="18"/>
         </w:rPr>
-        <w:t>Störkel LM et al.  ·  BMC Psychiatry  ·  05.08.2026  ·  PMID 42557550</w:t>
+        <w:t>Meyer-Keirath C et al.  ·  J Med Internet Res  ·  05.08.2026  ·  PMID 42555822</w:t>
       </w:r>
     </w:p>
     <w:p>
       <w:r>
-        <w:t>Retrospektive Analyse von 15.361 stationären Fällen an zwei deutschen psychiatrischen Kliniken (2022–2024), vergleich zwischen Standort mit neuer MCP-Implementierung und Standort mit Standardbehandlung.</w:t>
+        <w:t>Systematischer Review und Metaanalyse von 12 RCTs (n=465 Patienten, 41 Effektgrößen) zum Vergleich synchroner Videobehandlung versus Präsenztherapie (mind. 500 Minuten Behandlung, max. 1/3 hybrid).</w:t>
       </w:r>
     </w:p>
     <w:p>
@@ -394,7 +394,7 @@
         <w:t xml:space="preserve">Ergebnis: </w:t>
       </w:r>
       <w:r>
-        <w:t>An der MCP-Standort sank die Wahrscheinlichkeit von Fixierungen signifikant (p&lt;0,05), die Dauer von Fixierungen und Isolierungen nahm ab; Seclusion-Dauer zeigte stärkere Verbesserung als am Kontrollstandort; Übergriffe sanken deskriptiv ohne Anstieg von Sicherheitsvorfällen.</w:t>
+        <w:t>Keine signifikanten Unterschiede in Symptomreduktion (Hedges g=−0,09, KI −0,52 bis 0,33, p&gt;0,99). Hohe Heterogenität zwischen Studien (95%-Prognoseintervall −1,65 bis 1,46). Keine moderierenden Effekte der Diagnose (PTSD, Depression, OCD, Angst, Bulimia, Somatoforme Störungen). Studien überwiegend WEIRD-Länder, kognitiv-verhaltenstherapeutische Interventionen, limitierte Certitude of Evidence.</w:t>
       </w:r>
     </w:p>
     <w:p>
@@ -409,7 +409,7 @@
         <w:rPr>
           <w:sz w:val="19"/>
         </w:rPr>
-        <w:t>Deutschland, deutsche Universitätskliniken, vergleichbare Datendokumentation und Behandlungsstandards</w:t>
+        <w:t>Europäische und deutschsprachige Teilnehmer, RCT-Design, Frage der Verfügbarmachung stationärer Kapazität</w:t>
       </w:r>
     </w:p>
     <w:p>
@@ -418,7 +418,65 @@
           <w:color w:val="5A7D3A"/>
           <w:sz w:val="18"/>
         </w:rPr>
-        <w:t>https://pubmed.ncbi.nlm.nih.gov/42557550/</w:t>
+        <w:t>https://pubmed.ncbi.nlm.nih.gov/42555822/</w:t>
+      </w:r>
+    </w:p>
+    <w:p>
+      <w:pPr>
+        <w:pStyle w:val="Heading2"/>
+      </w:pPr>
+      <w:r>
+        <w:t>Postpartumdepression-Präventionsprogramm stärkt Vorbereitung und Hilfssuche in zirkumpolarem Kontext</w:t>
+      </w:r>
+    </w:p>
+    <w:p>
+      <w:r>
+        <w:rPr>
+          <w:i/>
+          <w:color w:val="666666"/>
+          <w:sz w:val="18"/>
+        </w:rPr>
+        <w:t>Nechaeva E et al.  ·  Int J Circumpolar Health  ·  31.12.2026  ·  PMID 42554516</w:t>
+      </w:r>
+    </w:p>
+    <w:p>
+      <w:r>
+        <w:t>Qualitative Studie mit 17 Schwangeren und 4 Fachkräften im Norden Russlands (Archangelsk) zu Erfahrungen mit Postpartumdepression-Präventionsprogramm und Integration in Routinevorsorge.</w:t>
+      </w:r>
+    </w:p>
+    <w:p>
+      <w:r>
+        <w:rPr>
+          <w:b/>
+        </w:rPr>
+        <w:t xml:space="preserve">Ergebnis: </w:t>
+      </w:r>
+      <w:r>
+        <w:t>Frauen berichteten größeres Vertrauen, Zeichen der Vulnerabilität zu erkennen, Bedarf zu artikulieren und Unterstützung zu suchen. Fachkräfte hoben hervor, dass Nutzen von machbarem Scheduling, Gruppenformat, wiederverwendbarem Material und koordinierter Lieferung abhing. Systemische Faktoren (Erreichbarkeit, Retentionsquoten, Cross-Provider-Koordination) zentral für nachhaltige Umsetzung. Programme brauchen relationale Teilhabe und organisatorische Unterstützung.</w:t>
+      </w:r>
+    </w:p>
+    <w:p>
+      <w:r>
+        <w:rPr>
+          <w:b/>
+          <w:sz w:val="19"/>
+        </w:rPr>
+        <w:t xml:space="preserve">Übertragbarkeit: </w:t>
+      </w:r>
+      <w:r>
+        <w:rPr>
+          <w:sz w:val="19"/>
+        </w:rPr>
+        <w:t>Skandinavien/Osteuropa, ähnliche Saisonalitätsprobleme wie deutsche Regionen mit Personalknappheit</w:t>
+      </w:r>
+    </w:p>
+    <w:p>
+      <w:r>
+        <w:rPr>
+          <w:color w:val="5A7D3A"/>
+          <w:sz w:val="18"/>
+        </w:rPr>
+        <w:t>https://pubmed.ncbi.nlm.nih.gov/42554516/</w:t>
       </w:r>
     </w:p>
     <w:sectPr>

--- a/download/studien-aktuell.docx
+++ b/download/studien-aktuell.docx
@@ -62,7 +62,7 @@
           <w:color w:val="666666"/>
           <w:sz w:val="18"/>
         </w:rPr>
-        <w:t>Stand: 29.08.2026  |  7 Studien  |  mental.m-vf.de</w:t>
+        <w:t>Stand: 30.08.2026  |  6 Studien  |  mental.m-vf.de</w:t>
       </w:r>
     </w:p>
     <w:p>
@@ -70,7 +70,7 @@
         <w:pStyle w:val="Heading1"/>
       </w:pPr>
       <w:r>
-        <w:t>Aufgenommen am 29.08.2026</w:t>
+        <w:t>Aufgenommen am 30.08.2026</w:t>
       </w:r>
     </w:p>
     <w:p>
@@ -78,7 +78,7 @@
         <w:pStyle w:val="Heading2"/>
       </w:pPr>
       <w:r>
-        <w:t>Depression schwerer, Nutzen von Internettherapie größer</w:t>
+        <w:t>Schizophrenia mit verzögerter Diabetesbehandlung verringert Überlebenschancen</w:t>
       </w:r>
     </w:p>
     <w:p>
@@ -88,12 +88,12 @@
           <w:color w:val="666666"/>
           <w:sz w:val="18"/>
         </w:rPr>
-        <w:t>Schefft C et al.  ·  JAMA Netw Open  ·  03.08.2026  ·  PMID 42664008</w:t>
+        <w:t>Rohde C et al.  ·  Schizophr Bull  ·  20.08.2026  ·  PMID 42667247</w:t>
       </w:r>
     </w:p>
     <w:p>
       <w:r>
-        <w:t>Studie zur Vorhersage des Behandlungserfolgs von iCBT bei Depression in Deutschland und Österreich basierend auf Daten von 1.589 erwachsenen Patienten aus fünf randomisierten Studien (2012–2023).</w:t>
+        <w:t>Register-Studie aus Dänemark zu Verzögerungen bei der Einleitung von Glukose-senkender Therapie bei Personen mit Schizophrenie nach Erkennung erhöhter Glukosewerte.</w:t>
       </w:r>
     </w:p>
     <w:p>
@@ -104,7 +104,7 @@
         <w:t xml:space="preserve">Ergebnis: </w:t>
       </w:r>
       <w:r>
-        <w:t>Höhere initiale Depressionsschwere war mit stärkerem Nutzen der iCBT assoziiert (pro Punkt mehr: 0,16 Verbesserung im PHQ-9, KI 0,06–0,25). Ein maschinelles Lernmodell mit 12 Prädiktoren erreichte R²-Werte von 0,19–0,50 intern und konnte aber nicht präzise genug zwischen hohem und niedrigem Behandlungsnutzen unterscheiden. Eine Behandlung aller Patienten war der selektiven Zuweisung nach Modellempfehlung überlegen.</w:t>
+        <w:t>Bei 1527 Personen mit Schizophrenie verzögerte sich die Einleitung der Diabetes-Behandlung um 12 % (HRR = 0,88; KI 0,81–0,94) versus 7492 Kontrollen. Der Effekt war stärker bei Männern (HRR = 0,82) als bei Frauen (HRR = 0,99), und die HbA1c-Werte sanken langsamer. Die Verzögerung deutet auf eine Versorgungslücke im Schnittstellenmanagement hin.</w:t>
       </w:r>
     </w:p>
     <w:p>
@@ -119,7 +119,7 @@
         <w:rPr>
           <w:sz w:val="19"/>
         </w:rPr>
-        <w:t>Deutschland und Österreich, vergleichbare Sozialversicherungssysteme, ambulante Routineversorgung</w:t>
+        <w:t>Dänische Registerdaten, vergleichbares Gesundheitssystem</w:t>
       </w:r>
     </w:p>
     <w:p>
@@ -128,7 +128,7 @@
           <w:color w:val="5A7D3A"/>
           <w:sz w:val="18"/>
         </w:rPr>
-        <w:t>https://pubmed.ncbi.nlm.nih.gov/42664008/</w:t>
+        <w:t>https://pubmed.ncbi.nlm.nih.gov/42667247/</w:t>
       </w:r>
     </w:p>
     <w:p>
@@ -136,7 +136,7 @@
         <w:pStyle w:val="Heading2"/>
       </w:pPr>
       <w:r>
-        <w:t>Frauen nach Diabetes-Diagnose stärker für psychische Störungen gefährdet</w:t>
+        <w:t>Metacognitive Training reduziert Negativsymptome in Schizophrenie-Pilot</w:t>
       </w:r>
     </w:p>
     <w:p>
@@ -146,12 +146,12 @@
           <w:color w:val="666666"/>
           <w:sz w:val="18"/>
         </w:rPr>
-        <w:t>Eto F et al.  ·  PLoS Med  ·  25.08.2026  ·  PMID 42640878</w:t>
+        <w:t>Swanson L et al.  ·  Trials  ·  28.08.2026  ·  PMID 42665851</w:t>
       </w:r>
     </w:p>
     <w:p>
       <w:r>
-        <w:t>Beobachtungsstudie zu Krankheitsverlauf nach Typ-2-Diabetes-Diagnose bei 28.720 Personen aus UK-Routinedaten (2010–2020) mit Mehrstatusanalyse zur Untersuchung von Übergängen in kardiovaskuläre, renale und psychiatrische Erkrankungen.</w:t>
+        <w:t>Protokoll für pragmatische RCT von MCT-Minus versus Supportive Counselling bei 90 Personen mit Psychosen zur Reduktion von Negativsymptomen, Stigma und Verbesserung der Metakognition.</w:t>
       </w:r>
     </w:p>
     <w:p>
@@ -162,7 +162,7 @@
         <w:t xml:space="preserve">Ergebnis: </w:t>
       </w:r>
       <w:r>
-        <w:t>Frauen zeigten nach Diabetes höhere Rate für psychische Störungen (8,1 % vs. 5,3 % bei Männern), Männer höhere Rate für Kardiovaskuläres/ESRD (8,4 % vs. 5,3 %). Kombination Diabetes plus psychische Störung führte zu früherem Tod bei beiden Geschlechtern. Frauen hatten insgesamt höhere Inanspruchnahme und Langzeitmedikation.</w:t>
+        <w:t>Studienprotokoll beschreibt das Design (90 Teilnehmer, randomisiert zu MCT-Minus oder SC, primärer Endpunkt: Negativsymptome CAINS). Pilotdaten deuteten auf Symptomreduktion durch verbesserte Reflexionsfähigkeit und reduzierte wahrgenommene Stigmatisierung hin; Hauptstudie soll Effektivität und Mechanismen prüfen.</w:t>
       </w:r>
     </w:p>
     <w:p>
@@ -177,7 +177,7 @@
         <w:rPr>
           <w:sz w:val="19"/>
         </w:rPr>
-        <w:t>Großbritannien, Typ-2-Diabetes-Routinedaten, Schnittstelle somatische-psychiatrische Versorgung</w:t>
+        <w:t>Schweden, vergleichbares Versicherungssystem</w:t>
       </w:r>
     </w:p>
     <w:p>
@@ -186,7 +186,7 @@
           <w:color w:val="5A7D3A"/>
           <w:sz w:val="18"/>
         </w:rPr>
-        <w:t>https://pubmed.ncbi.nlm.nih.gov/42640878/</w:t>
+        <w:t>https://pubmed.ncbi.nlm.nih.gov/42665851/</w:t>
       </w:r>
     </w:p>
     <w:p>
@@ -194,7 +194,7 @@
         <w:pStyle w:val="Heading2"/>
       </w:pPr>
       <w:r>
-        <w:t>Dementia Navigatoren: Modellierung zeigt Kosteneffizienz und Skalierbarkeit</w:t>
+        <w:t>Ethische Konflikte beim Opioid-Diversion in Kliniken erkennen und bewältigen</w:t>
       </w:r>
     </w:p>
     <w:p>
@@ -204,12 +204,12 @@
           <w:color w:val="666666"/>
           <w:sz w:val="18"/>
         </w:rPr>
-        <w:t>Walbaum M et al.  ·  Age Ageing  ·  03.08.2026  ·  PMID 42574741</w:t>
+        <w:t>Binder A et al.  ·  BMC Med Ethics  ·  28.08.2026  ·  PMID 42665829</w:t>
       </w:r>
     </w:p>
     <w:p>
       <w:r>
-        <w:t>Modellierungsstudie der englischen Primärversorgung: Hochrechnung von Anzahl der berechtigen Demenzbetreuten für Unterstützung durch Dementia Navigators 2025–2030, Kostenberechnung basierend auf NHS-Daten und beobachtete Ersparnisse aus US Care-Ökosystem-Studie (Probabilistische Sensitivitätsanalyse).</w:t>
+        <w:t>Multinationaler qualitativer Studienprotokoll zu ethischen Konflikten von Gesundheitsfachpersonen bei Opioid-Diversion mittels semi-strukturierter Interviews und reflexiver thematischer Analyse.</w:t>
       </w:r>
     </w:p>
     <w:p>
@@ -220,7 +220,7 @@
         <w:t xml:space="preserve">Ergebnis: </w:t>
       </w:r>
       <w:r>
-        <w:t>Zahl berechtigter Personen für Navigator-Unterstützung: 300.000 (2025) → 360.000 (2030). Erforderliche Link Worker: 940–1.120. Jährliche Kosten: £224 Mio. (2025) → £343 Mio. (2030). Geschätzte Ersparnisse: £1.140 Mio. (2025) → £1.750 Mio. (2030). Netto-Ersparnis auch unter konservativen Annahmen. Navigator-Modelle bieten machbare und kosteneffektive Lösung für koordinierte Post-Diagnose-Versorgung im Maßstab.</w:t>
+        <w:t>Protokoll definiert Studie mit Fokus auf moralische Dilemmata, Barrieren zum Suchen von Hilfe und Unterschiede zwischen Gesundheitssystemen. Ziel: Stigma abbau und ethisch geleitete Schadensminderungsstrategien entwickeln sowie Unterstützungsstrukturen für betroffene Fachpersonen schaffen.</w:t>
       </w:r>
     </w:p>
     <w:p>
@@ -235,7 +235,7 @@
         <w:rPr>
           <w:sz w:val="19"/>
         </w:rPr>
-        <w:t>Großbritannien, Primary-Care-System; Schnittstelle Hausarztpraxis–Spezialisierte Versorgung relevant für Deutschland</w:t>
+        <w:t>Deutschland, international vergleichbar, Systemübergreifende Perspektive</w:t>
       </w:r>
     </w:p>
     <w:p>
@@ -244,7 +244,7 @@
           <w:color w:val="5A7D3A"/>
           <w:sz w:val="18"/>
         </w:rPr>
-        <w:t>https://pubmed.ncbi.nlm.nih.gov/42574741/</w:t>
+        <w:t>https://pubmed.ncbi.nlm.nih.gov/42665829/</w:t>
       </w:r>
     </w:p>
     <w:p>
@@ -252,7 +252,7 @@
         <w:pStyle w:val="Heading2"/>
       </w:pPr>
       <w:r>
-        <w:t>Community Health Worker senken Stigma und stärken Vertrauen in Bangladesch</w:t>
+        <w:t>Schulkinder mit schlechter psychischer Gesundheit brauchen mehr schulische Unterstützung</w:t>
       </w:r>
     </w:p>
     <w:p>
@@ -262,12 +262,12 @@
           <w:color w:val="666666"/>
           <w:sz w:val="18"/>
         </w:rPr>
-        <w:t>Lilier K et al.  ·  Sci Rep  ·  08.08.2026  ·  PMID 42570965</w:t>
+        <w:t>Albers PN et al.  ·  PLoS One  ·  28.08.2026  ·  PMID 42664181</w:t>
       </w:r>
     </w:p>
     <w:p>
       <w:r>
-        <w:t>Qualitative Studie mit 16 Tiefeninterviews und einer Fokusgruppe mit geschulten Community Health Workern in klimavulnerablen Regionen Bangladeschs zur Bereitstellung mentaler Gesundheitsunterstützung.</w:t>
+        <w:t>Querschnittsstudie zu psychischer Gesundheit und Schulanbindung bei 5193 Schülern (12–15 Jahre) in Großbritannien zur Identifizierung von Interventionsbereichen.</w:t>
       </w:r>
     </w:p>
     <w:p>
@@ -278,7 +278,7 @@
         <w:t xml:space="preserve">Ergebnis: </w:t>
       </w:r>
       <w:r>
-        <w:t>Geschulte CHWs lernten, Stigma durch kulturell angepasste Sprache zu reduzieren und Vertrauen aufzubauen. Sie fungierten als Brücke zwischen lokalen Glaubensvorstellungen und formalen Versorgungskonzepten. Training veränderte ihre Wahrnehmung psychischer Gesundheit. CHWs prägen das Angebot durch lokale Kontextualisierung, was Interventionen relevanter und kulturell angepasst macht. Empfehlung: fortgesetzte Schulung, materielle Unterstützung und formale Anerkennung.</w:t>
+        <w:t>40 % berichteten niedrige Lebenszufriedenheit, 33 % schwere depressive Symptome, nur 47 % gefühlszugehörigkeit zu Schule. Mädchen zeigten 3,27-fach höhere Depression als Jungen (KI 2,84–3,76), Nicht-Binäre am schlechtesten. Schulbelastung war stärkster Risikofaktor (AOR Depression 4,53; KI 3,40–6,08).</w:t>
       </w:r>
     </w:p>
     <w:p>
@@ -293,7 +293,7 @@
         <w:rPr>
           <w:sz w:val="19"/>
         </w:rPr>
-        <w:t>Niedrigeinkommensland; Prinzip auf Deutschland nicht direkt übertragbar, aber Modell Peer-Support-Lot*inn*en relevant</w:t>
+        <w:t>UK-Schuldaten, ähnliche Versorgungsherausforderungen wie Deutschland</w:t>
       </w:r>
     </w:p>
     <w:p>
@@ -302,7 +302,7 @@
           <w:color w:val="5A7D3A"/>
           <w:sz w:val="18"/>
         </w:rPr>
-        <w:t>https://pubmed.ncbi.nlm.nih.gov/42570965/</w:t>
+        <w:t>https://pubmed.ncbi.nlm.nih.gov/42664181/</w:t>
       </w:r>
     </w:p>
     <w:p>
@@ -310,7 +310,7 @@
         <w:pStyle w:val="Heading2"/>
       </w:pPr>
       <w:r>
-        <w:t>Immersive Realität reduziert Stigmatisierung psychischer Erkrankungen bei Fachkräften</w:t>
+        <w:t>EMDR-Therapie für Kinder im Krieg zeigt große Symptomreduktion</w:t>
       </w:r>
     </w:p>
     <w:p>
@@ -320,12 +320,12 @@
           <w:color w:val="666666"/>
           <w:sz w:val="18"/>
         </w:rPr>
-        <w:t>Leblanc PM et al.  ·  BMJ Open  ·  05.08.2026  ·  PMID 42556844</w:t>
+        <w:t>Beer R et al.  ·  Eur J Psychotraumatol  ·  24.08.2026  ·  PMID 42635370</w:t>
       </w:r>
     </w:p>
     <w:p>
       <w:r>
-        <w:t>Randomisierte kontrollierte Studie an französischen Gesundheitsberuflern und Studierenden (n=128) zu Effektivität von VR-Simulation psychotischer Symptome auf explizite und implizite Stigmatisierung gegen Schizophrenie (Baseline, sofort nach Intervention, 1-Monat-Follow-up).</w:t>
+        <w:t>Evaluation von EMDR-Therapie für Kinder und Jugendliche in der Ukraine während des laufenden Krieges zur Reduktion von PTBS-Symptomen.</w:t>
       </w:r>
     </w:p>
     <w:p>
@@ -336,7 +336,7 @@
         <w:t xml:space="preserve">Ergebnis: </w:t>
       </w:r>
       <w:r>
-        <w:t>Primäres Ergebnis: Reduktion Stigmatisierung in VR-Gruppe auf AQ-27-Skala gegenüber Kontrolle von Baseline zu 1-Monat-Follow-up (Unterschied &gt;0 erwartet). Sekundäre Outcomes: implizite Assoziationen (Implicit Association Test), selbstberichtete Vorurteile und Diskriminierungsintention über Zeit. Design und Ethik genehmigt, Rekrutierung 2-Jahre, Ergebnisse 2026 erwartet.</w:t>
+        <w:t>151 Kinder und Jugendliche (Alter 1–17 Jahre) zeigten nach EMDR signifikante Reduktionen der PTBS-Symptome mit großen Effektstärken (DSM-5: d = 1,83 Selbstbericht, d = 1,93 Elternbericht; ICD-11 komplexe PTBS: d = 1,63–1,74). Effekte blieben in Folgemessungen bestehen.</w:t>
       </w:r>
     </w:p>
     <w:p>
@@ -351,7 +351,7 @@
         <w:rPr>
           <w:sz w:val="19"/>
         </w:rPr>
-        <w:t>Frankreich, vergleichbare Krankenversicherung, Problem der Fachkräfte-Stigmatisierung betrifft deutsche Versorgung parallel</w:t>
+        <w:t>Ukraine unter Kriegsbedingungen, externe Validität begrenzt auf Krisen-Settings</w:t>
       </w:r>
     </w:p>
     <w:p>
@@ -360,7 +360,7 @@
           <w:color w:val="5A7D3A"/>
           <w:sz w:val="18"/>
         </w:rPr>
-        <w:t>https://pubmed.ncbi.nlm.nih.gov/42556844/</w:t>
+        <w:t>https://pubmed.ncbi.nlm.nih.gov/42635370/</w:t>
       </w:r>
     </w:p>
     <w:p>
@@ -368,7 +368,7 @@
         <w:pStyle w:val="Heading2"/>
       </w:pPr>
       <w:r>
-        <w:t>Videobasierte Psychotherapie zeigt ähnliche Wirkung wie Präsenzbehandlung</w:t>
+        <w:t>Dementia Villages stärken Person-Centered Care durch Erinnerungen und Aktivitäten</w:t>
       </w:r>
     </w:p>
     <w:p>
@@ -378,12 +378,12 @@
           <w:color w:val="666666"/>
           <w:sz w:val="18"/>
         </w:rPr>
-        <w:t>Meyer-Keirath C et al.  ·  J Med Internet Res  ·  05.08.2026  ·  PMID 42555822</w:t>
+        <w:t>Readman MR et al.  ·  Health Expect  ·  Aug. 2026  ·  PMID 42578502</w:t>
       </w:r>
     </w:p>
     <w:p>
       <w:r>
-        <w:t>Systematischer Review und Metaanalyse von 12 RCTs (n=465 Patienten, 41 Effektgrößen) zum Vergleich synchroner Videobehandlung versus Präsenztherapie (mind. 500 Minuten Behandlung, max. 1/3 hybrid).</w:t>
+        <w:t>Qualitative Studie zu Auswirkungen des UK's ersten Day-Center Dementia Village auf Erfahrungen von Personen mit Demenz und Personal, basierend auf 22 semi-strukturierten Interviews.</w:t>
       </w:r>
     </w:p>
     <w:p>
@@ -394,7 +394,7 @@
         <w:t xml:space="preserve">Ergebnis: </w:t>
       </w:r>
       <w:r>
-        <w:t>Keine signifikanten Unterschiede in Symptomreduktion (Hedges g=−0,09, KI −0,52 bis 0,33, p&gt;0,99). Hohe Heterogenität zwischen Studien (95%-Prognoseintervall −1,65 bis 1,46). Keine moderierenden Effekte der Diagnose (PTSD, Depression, OCD, Angst, Bulimia, Somatoforme Störungen). Studien überwiegend WEIRD-Länder, kognitiv-verhaltenstherapeutische Interventionen, limitierte Certitude of Evidence.</w:t>
+        <w:t>Drei zentrale Themen: (1) Sehen der Person dahinter, (2) bedeutungsvolle Aktivität und Engagement, (3) Faktoren der Beteiligung. Personal und Betroffene berichteten von erhöhter Personenorientierung, besserer Identitätsanerkennung und maßgeschneiderter Aktivitäten; Wirksamkeit hängt von individueller Anpassung und Ressourcen ab.</w:t>
       </w:r>
     </w:p>
     <w:p>
@@ -409,7 +409,7 @@
         <w:rPr>
           <w:sz w:val="19"/>
         </w:rPr>
-        <w:t>Europäische und deutschsprachige Teilnehmer, RCT-Design, Frage der Verfügbarmachung stationärer Kapazität</w:t>
+        <w:t>UK, übertragbar auf deutsche Tagesstrukturen in der Demenzversorgung</w:t>
       </w:r>
     </w:p>
     <w:p>
@@ -418,65 +418,7 @@
           <w:color w:val="5A7D3A"/>
           <w:sz w:val="18"/>
         </w:rPr>
-        <w:t>https://pubmed.ncbi.nlm.nih.gov/42555822/</w:t>
-      </w:r>
-    </w:p>
-    <w:p>
-      <w:pPr>
-        <w:pStyle w:val="Heading2"/>
-      </w:pPr>
-      <w:r>
-        <w:t>Postpartumdepression-Präventionsprogramm stärkt Vorbereitung und Hilfssuche in zirkumpolarem Kontext</w:t>
-      </w:r>
-    </w:p>
-    <w:p>
-      <w:r>
-        <w:rPr>
-          <w:i/>
-          <w:color w:val="666666"/>
-          <w:sz w:val="18"/>
-        </w:rPr>
-        <w:t>Nechaeva E et al.  ·  Int J Circumpolar Health  ·  31.12.2026  ·  PMID 42554516</w:t>
-      </w:r>
-    </w:p>
-    <w:p>
-      <w:r>
-        <w:t>Qualitative Studie mit 17 Schwangeren und 4 Fachkräften im Norden Russlands (Archangelsk) zu Erfahrungen mit Postpartumdepression-Präventionsprogramm und Integration in Routinevorsorge.</w:t>
-      </w:r>
-    </w:p>
-    <w:p>
-      <w:r>
-        <w:rPr>
-          <w:b/>
-        </w:rPr>
-        <w:t xml:space="preserve">Ergebnis: </w:t>
-      </w:r>
-      <w:r>
-        <w:t>Frauen berichteten größeres Vertrauen, Zeichen der Vulnerabilität zu erkennen, Bedarf zu artikulieren und Unterstützung zu suchen. Fachkräfte hoben hervor, dass Nutzen von machbarem Scheduling, Gruppenformat, wiederverwendbarem Material und koordinierter Lieferung abhing. Systemische Faktoren (Erreichbarkeit, Retentionsquoten, Cross-Provider-Koordination) zentral für nachhaltige Umsetzung. Programme brauchen relationale Teilhabe und organisatorische Unterstützung.</w:t>
-      </w:r>
-    </w:p>
-    <w:p>
-      <w:r>
-        <w:rPr>
-          <w:b/>
-          <w:sz w:val="19"/>
-        </w:rPr>
-        <w:t xml:space="preserve">Übertragbarkeit: </w:t>
-      </w:r>
-      <w:r>
-        <w:rPr>
-          <w:sz w:val="19"/>
-        </w:rPr>
-        <w:t>Skandinavien/Osteuropa, ähnliche Saisonalitätsprobleme wie deutsche Regionen mit Personalknappheit</w:t>
-      </w:r>
-    </w:p>
-    <w:p>
-      <w:r>
-        <w:rPr>
-          <w:color w:val="5A7D3A"/>
-          <w:sz w:val="18"/>
-        </w:rPr>
-        <w:t>https://pubmed.ncbi.nlm.nih.gov/42554516/</w:t>
+        <w:t>https://pubmed.ncbi.nlm.nih.gov/42578502/</w:t>
       </w:r>
     </w:p>
     <w:sectPr>

--- a/download/studien-aktuell.docx
+++ b/download/studien-aktuell.docx
@@ -62,7 +62,7 @@
           <w:color w:val="666666"/>
           <w:sz w:val="18"/>
         </w:rPr>
-        <w:t>Stand: 30.08.2026  |  6 Studien  |  mental.m-vf.de</w:t>
+        <w:t>Stand: 31.08.2026  |  6 Studien  |  mental.m-vf.de</w:t>
       </w:r>
     </w:p>
     <w:p>
@@ -70,7 +70,7 @@
         <w:pStyle w:val="Heading1"/>
       </w:pPr>
       <w:r>
-        <w:t>Aufgenommen am 30.08.2026</w:t>
+        <w:t>Aufgenommen am 31.08.2026</w:t>
       </w:r>
     </w:p>
     <w:p>
@@ -78,7 +78,7 @@
         <w:pStyle w:val="Heading2"/>
       </w:pPr>
       <w:r>
-        <w:t>Schizophrenia mit verzögerter Diabetesbehandlung verringert Überlebenschancen</w:t>
+        <w:t>Intersektorale Versorgungskoordination für ältere Menschen mit kognitiven Störungen: Prozessevaluation aus Deutschland</w:t>
       </w:r>
     </w:p>
     <w:p>
@@ -88,12 +88,12 @@
           <w:color w:val="666666"/>
           <w:sz w:val="18"/>
         </w:rPr>
-        <w:t>Rohde C et al.  ·  Schizophr Bull  ·  20.08.2026  ·  PMID 42667247</w:t>
+        <w:t>Chikhradze N et al.  ·  Trials  ·  29.08.2026  ·  PMID 42668367</w:t>
       </w:r>
     </w:p>
     <w:p>
       <w:r>
-        <w:t>Register-Studie aus Dänemark zu Verzögerungen bei der Einleitung von Glukose-senkender Therapie bei Personen mit Schizophrenie nach Erkennung erhöhter Glukosewerte.</w:t>
+        <w:t>Prozessevaluation eines RCT, das ein intersektorales Care-Management-Modell mit Versorgungsmanagern und informationstechnischem System in drei deutschen Krankenhäusern implementierte.</w:t>
       </w:r>
     </w:p>
     <w:p>
@@ -104,7 +104,7 @@
         <w:t xml:space="preserve">Ergebnis: </w:t>
       </w:r>
       <w:r>
-        <w:t>Bei 1527 Personen mit Schizophrenie verzögerte sich die Einleitung der Diabetes-Behandlung um 12 % (HRR = 0,88; KI 0,81–0,94) versus 7492 Kontrollen. Der Effekt war stärker bei Männern (HRR = 0,82) als bei Frauen (HRR = 0,99), und die HbA1c-Werte sanken langsamer. Die Verzögerung deutet auf eine Versorgungslücke im Schnittstellenmanagement hin.</w:t>
+        <w:t>Care Manager konnten Bedarfe nur teilweise erfassen und Koordination zwischen Akutklinik und Grundversorgung etablieren; rigide Alltagsroutinen und Zeitmangel behinderten die Zusammenarbeit zwischen den Versorgungssektoren erheblich.</w:t>
       </w:r>
     </w:p>
     <w:p>
@@ -119,7 +119,7 @@
         <w:rPr>
           <w:sz w:val="19"/>
         </w:rPr>
-        <w:t>Dänische Registerdaten, vergleichbares Gesundheitssystem</w:t>
+        <w:t>Deutschland – deutsche Studiendesign in Routineversorgung zweier Bundesländer</w:t>
       </w:r>
     </w:p>
     <w:p>
@@ -128,7 +128,7 @@
           <w:color w:val="5A7D3A"/>
           <w:sz w:val="18"/>
         </w:rPr>
-        <w:t>https://pubmed.ncbi.nlm.nih.gov/42667247/</w:t>
+        <w:t>https://pubmed.ncbi.nlm.nih.gov/42668367/</w:t>
       </w:r>
     </w:p>
     <w:p>
@@ -136,7 +136,7 @@
         <w:pStyle w:val="Heading2"/>
       </w:pPr>
       <w:r>
-        <w:t>Metacognitive Training reduziert Negativsymptome in Schizophrenie-Pilot</w:t>
+        <w:t>Antipsychotische Dosis und Symptomreduktion bei Schizophrenie: Metaanalyse zeigt Plateaueffekte</w:t>
       </w:r>
     </w:p>
     <w:p>
@@ -146,12 +146,12 @@
           <w:color w:val="666666"/>
           <w:sz w:val="18"/>
         </w:rPr>
-        <w:t>Swanson L et al.  ·  Trials  ·  28.08.2026  ·  PMID 42665851</w:t>
+        <w:t>Lin X et al.  ·  Schizophr Bull  ·  20.08.2026  ·  PMID 42667248</w:t>
       </w:r>
     </w:p>
     <w:p>
       <w:r>
-        <w:t>Protokoll für pragmatische RCT von MCT-Minus versus Supportive Counselling bei 90 Personen mit Psychosen zur Reduktion von Negativsymptomen, Stigma und Verbesserung der Metakognition.</w:t>
+        <w:t>Metaanalyse von 165 Studien zur Dosis-Wirkungs-Beziehung von 21 Antipsychotika bei Positivsymptomen und Negativsymptomen in akuter Schizophrenie.</w:t>
       </w:r>
     </w:p>
     <w:p>
@@ -162,7 +162,7 @@
         <w:t xml:space="preserve">Ergebnis: </w:t>
       </w:r>
       <w:r>
-        <w:t>Studienprotokoll beschreibt das Design (90 Teilnehmer, randomisiert zu MCT-Minus oder SC, primärer Endpunkt: Negativsymptome CAINS). Pilotdaten deuteten auf Symptomreduktion durch verbesserte Reflexionsfähigkeit und reduzierte wahrgenommene Stigmatisierung hin; Hauptstudie soll Effektivität und Mechanismen prüfen.</w:t>
+        <w:t>Die meisten Antipsychotika zeigen parallele Dosis-Wirkungs-Kurven mit kleinerem Effekt auf Negativsymptome (Ausnahme: partielle Dopaminagonisten). Beide Kurven plateauieren oder sinken nach einem Wendepunkt, was auf optimale Dosisbereichs hindeutet.</w:t>
       </w:r>
     </w:p>
     <w:p>
@@ -177,7 +177,7 @@
         <w:rPr>
           <w:sz w:val="19"/>
         </w:rPr>
-        <w:t>Schweden, vergleichbares Versicherungssystem</w:t>
+        <w:t>Internationale Daten – wirksam für Dosierungsrichtlinien unabhängig vom System</w:t>
       </w:r>
     </w:p>
     <w:p>
@@ -186,7 +186,7 @@
           <w:color w:val="5A7D3A"/>
           <w:sz w:val="18"/>
         </w:rPr>
-        <w:t>https://pubmed.ncbi.nlm.nih.gov/42665851/</w:t>
+        <w:t>https://pubmed.ncbi.nlm.nih.gov/42667248/</w:t>
       </w:r>
     </w:p>
     <w:p>
@@ -194,7 +194,7 @@
         <w:pStyle w:val="Heading2"/>
       </w:pPr>
       <w:r>
-        <w:t>Ethische Konflikte beim Opioid-Diversion in Kliniken erkennen und bewältigen</w:t>
+        <w:t>Online-EMDR für Trauma-Patienten wirksam: 71%-Erfolgsquote mit klinisch relevantem Effekt</w:t>
       </w:r>
     </w:p>
     <w:p>
@@ -204,12 +204,12 @@
           <w:color w:val="666666"/>
           <w:sz w:val="18"/>
         </w:rPr>
-        <w:t>Binder A et al.  ·  BMC Med Ethics  ·  28.08.2026  ·  PMID 42665829</w:t>
+        <w:t>Kruisinga S et al.  ·  Eur J Psychotraumatol  ·  24.08.2026  ·  PMID 42635006</w:t>
       </w:r>
     </w:p>
     <w:p>
       <w:r>
-        <w:t>Multinationaler qualitativer Studienprotokoll zu ethischen Konflikten von Gesundheitsfachpersonen bei Opioid-Diversion mittels semi-strukturierter Interviews und reflexiver thematischer Analyse.</w:t>
+        <w:t>Non-Concurrent-Multiple-Baseline-Studie mit 21 Erwachsenen (18–65 Jahre) mit PTSD aus multiplen Traumata, die 10 wöchentliche Online-EMDR-Sitzungen erhielten.</w:t>
       </w:r>
     </w:p>
     <w:p>
@@ -220,7 +220,7 @@
         <w:t xml:space="preserve">Ergebnis: </w:t>
       </w:r>
       <w:r>
-        <w:t>Protokoll definiert Studie mit Fokus auf moralische Dilemmata, Barrieren zum Suchen von Hilfe und Unterschiede zwischen Gesundheitssystemen. Ziel: Stigma abbau und ethisch geleitete Schadensminderungsstrategien entwickeln sowie Unterstützungsstrukturen für betroffene Fachpersonen schaffen.</w:t>
+        <w:t>Visuelle Analyse und Improvement Rate Difference zeigten Wirksamkeit bei 15 von 21 Teilnehmern (71%). Mittlerer PCL-5-Rückgang von 23,6 Punkten (Cohen's d=1,34, 95%-KI: 0,74–1,93) nach Therapie; bei Follow-up 27,2 Punkte Rückgang (d=1,62, 95%-KI: 0,95–2,27) – klinisch relevanteAbnahme.</w:t>
       </w:r>
     </w:p>
     <w:p>
@@ -235,7 +235,7 @@
         <w:rPr>
           <w:sz w:val="19"/>
         </w:rPr>
-        <w:t>Deutschland, international vergleichbar, Systemübergreifende Perspektive</w:t>
+        <w:t>Niederlande – vergleichbares europäisches Gesundheitssystem</w:t>
       </w:r>
     </w:p>
     <w:p>
@@ -244,7 +244,7 @@
           <w:color w:val="5A7D3A"/>
           <w:sz w:val="18"/>
         </w:rPr>
-        <w:t>https://pubmed.ncbi.nlm.nih.gov/42665829/</w:t>
+        <w:t>https://pubmed.ncbi.nlm.nih.gov/42635006/</w:t>
       </w:r>
     </w:p>
     <w:p>
@@ -252,7 +252,7 @@
         <w:pStyle w:val="Heading2"/>
       </w:pPr>
       <w:r>
-        <w:t>Schulkinder mit schlechter psychischer Gesundheit brauchen mehr schulische Unterstützung</w:t>
+        <w:t>Kurze psychologische Interventionen für Persönlichkeitsstörungen: schwache Evidenz, aber Hinweise für frühe Intervention</w:t>
       </w:r>
     </w:p>
     <w:p>
@@ -262,12 +262,12 @@
           <w:color w:val="666666"/>
           <w:sz w:val="18"/>
         </w:rPr>
-        <w:t>Albers PN et al.  ·  PLoS One  ·  28.08.2026  ·  PMID 42664181</w:t>
+        <w:t>Williams R et al.  ·  Personal Ment Health  ·  Aug. 2026  ·  PMID 42608329</w:t>
       </w:r>
     </w:p>
     <w:p>
       <w:r>
-        <w:t>Querschnittsstudie zu psychischer Gesundheit und Schulanbindung bei 5193 Schülern (12–15 Jahre) in Großbritannien zur Identifizierung von Interventionsbereichen.</w:t>
+        <w:t>Sekundäranalyse des SPS-Trial mit 336 Teilnehmern aus sieben NHS-Standorten in England zur Frage, welche Patienten von kurzer Structured Psychological Support (SPS) profitieren.</w:t>
       </w:r>
     </w:p>
     <w:p>
@@ -278,7 +278,7 @@
         <w:t xml:space="preserve">Ergebnis: </w:t>
       </w:r>
       <w:r>
-        <w:t>40 % berichteten niedrige Lebenszufriedenheit, 33 % schwere depressive Symptome, nur 47 % gefühlszugehörigkeit zu Schule. Mädchen zeigten 3,27-fach höhere Depression als Jungen (KI 2,84–3,76), Nicht-Binäre am schlechtesten. Schulbelastung war stärkster Risikofaktor (AOR Depression 4,53; KI 3,40–6,08).</w:t>
+        <w:t>Keine starken Hinweise auf Moderation durch Persönlichkeitsfunktionalität oder Therapiesequenzierung. Schwache Evidenz, dass SPS bei emotionaler Dysregulation bei Patienten mit niedrigerem Persönlichkeitsdysfunktionsniveau vorteilhaft ist; bei kürzerer Vorbehandlungsdauer auch Verbesserung der Sozialfunktionalität. Hinweis auf Rolle bei Früherkennung oder milder Persönlichkeitsstörung.</w:t>
       </w:r>
     </w:p>
     <w:p>
@@ -293,7 +293,7 @@
         <w:rPr>
           <w:sz w:val="19"/>
         </w:rPr>
-        <w:t>UK-Schuldaten, ähnliche Versorgungsherausforderungen wie Deutschland</w:t>
+        <w:t>Großbritannien – englisches NHS-System, Versorgungsforschung</w:t>
       </w:r>
     </w:p>
     <w:p>
@@ -302,7 +302,7 @@
           <w:color w:val="5A7D3A"/>
           <w:sz w:val="18"/>
         </w:rPr>
-        <w:t>https://pubmed.ncbi.nlm.nih.gov/42664181/</w:t>
+        <w:t>https://pubmed.ncbi.nlm.nih.gov/42608329/</w:t>
       </w:r>
     </w:p>
     <w:p>
@@ -310,7 +310,7 @@
         <w:pStyle w:val="Heading2"/>
       </w:pPr>
       <w:r>
-        <w:t>EMDR-Therapie für Kinder im Krieg zeigt große Symptomreduktion</w:t>
+        <w:t>Psychosoziale Interventionen durch Nicht-Spezialist*innen: Soziale Unterstützung und Verhaltensaktivierung am wirksamsten</w:t>
       </w:r>
     </w:p>
     <w:p>
@@ -320,12 +320,12 @@
           <w:color w:val="666666"/>
           <w:sz w:val="18"/>
         </w:rPr>
-        <w:t>Beer R et al.  ·  Eur J Psychotraumatol  ·  24.08.2026  ·  PMID 42635370</w:t>
+        <w:t>Papola D et al.  ·  Lancet Psychiatry  ·  03.08.2026  ·  PMID 42546730</w:t>
       </w:r>
     </w:p>
     <w:p>
       <w:r>
-        <w:t>Evaluation von EMDR-Therapie für Kinder und Jugendliche in der Ukraine während des laufenden Krieges zur Reduktion von PTBS-Symptomen.</w:t>
+        <w:t>Bayessche Komponenten-Netzwerk-Metaanalyse von 34 RCT (30 mit Individualdaten von 10.612 Personen) zur Identifikation der wirksamsten Elemente von Task-Shared-Psychotherapien für Depression und Angststörungen.</w:t>
       </w:r>
     </w:p>
     <w:p>
@@ -336,7 +336,7 @@
         <w:t xml:space="preserve">Ergebnis: </w:t>
       </w:r>
       <w:r>
-        <w:t>151 Kinder und Jugendliche (Alter 1–17 Jahre) zeigten nach EMDR signifikante Reduktionen der PTBS-Symptome mit großen Effektstärken (DSM-5: d = 1,83 Selbstbericht, d = 1,93 Elternbericht; ICD-11 komplexe PTBS: d = 1,63–1,74). Effekte blieben in Folgemessungen bestehen.</w:t>
+        <w:t>Stärkung sozialer Unterstützung (inkrementelle Reduktion −9,48 auf Symptomskala), Verhaltensaktivierung (−4,15) und Problemlösung (−4,08) waren die vorteilhaftesten Komponenten. Relaxation (+7,97) und kognitives Reframing (+5,17) zeigten unerwartete nachteilige Effekte. Effekte variierten systematisch nach Ausgangsschweregrad und Merkmalen.</w:t>
       </w:r>
     </w:p>
     <w:p>
@@ -351,7 +351,7 @@
         <w:rPr>
           <w:sz w:val="19"/>
         </w:rPr>
-        <w:t>Ukraine unter Kriegsbedingungen, externe Validität begrenzt auf Krisen-Settings</w:t>
+        <w:t>Europäische und globale Daten – übertragbar auf deutsches Primärversorgungssystem</w:t>
       </w:r>
     </w:p>
     <w:p>
@@ -360,7 +360,7 @@
           <w:color w:val="5A7D3A"/>
           <w:sz w:val="18"/>
         </w:rPr>
-        <w:t>https://pubmed.ncbi.nlm.nih.gov/42635370/</w:t>
+        <w:t>https://pubmed.ncbi.nlm.nih.gov/42546730/</w:t>
       </w:r>
     </w:p>
     <w:p>
@@ -368,7 +368,7 @@
         <w:pStyle w:val="Heading2"/>
       </w:pPr>
       <w:r>
-        <w:t>Dementia Villages stärken Person-Centered Care durch Erinnerungen und Aktivitäten</w:t>
+        <w:t>Home Treatment für Kinder und Jugendliche ist kosteneffektiver als stationäre Behandlung</w:t>
       </w:r>
     </w:p>
     <w:p>
@@ -378,12 +378,12 @@
           <w:color w:val="666666"/>
           <w:sz w:val="18"/>
         </w:rPr>
-        <w:t>Readman MR et al.  ·  Health Expect  ·  Aug. 2026  ·  PMID 42578502</w:t>
+        <w:t>Graf D et al.  ·  Swiss Med Wkly  ·  29.06.2026  ·  PMID 42537634</w:t>
       </w:r>
     </w:p>
     <w:p>
       <w:r>
-        <w:t>Qualitative Studie zu Auswirkungen des UK's ersten Day-Center Dementia Village auf Erfahrungen von Personen mit Demenz und Personal, basierend auf 22 semi-strukturierten Interviews.</w:t>
+        <w:t>Pilotversuch mit 75 Kindern und Jugendlichen (6–17 Jahre) mit akuten psychiatrischen Störungen: Vergleich zwischen intensivem Home Treatment (n=27) und Regelbehandlung stationär (n=48).</w:t>
       </w:r>
     </w:p>
     <w:p>
@@ -394,7 +394,7 @@
         <w:t xml:space="preserve">Ergebnis: </w:t>
       </w:r>
       <w:r>
-        <w:t>Drei zentrale Themen: (1) Sehen der Person dahinter, (2) bedeutungsvolle Aktivität und Engagement, (3) Faktoren der Beteiligung. Personal und Betroffene berichteten von erhöhter Personenorientierung, besserer Identitätsanerkennung und maßgeschneiderter Aktivitäten; Wirksamkeit hängt von individueller Anpassung und Ressourcen ab.</w:t>
+        <w:t>Home Treatment zeigte Kosteneinsparungen von CHF 48.591 (95%-KI: −108.493 bis 11.312) mit besseren Funktionsergebnissen (GAF-Verbesserung 9,41 Punkte). CEAC deutete 94,6%-ige Wahrscheinlichkeit der Kosteneffektivität an. Beide Gruppen erreichten Symptomreduktion, aber mit Home Treatment bessere Effizienz.</w:t>
       </w:r>
     </w:p>
     <w:p>
@@ -409,7 +409,7 @@
         <w:rPr>
           <w:sz w:val="19"/>
         </w:rPr>
-        <w:t>UK, übertragbar auf deutsche Tagesstrukturen in der Demenzversorgung</w:t>
+        <w:t>Schweiz – vergleichbares Versicherungssystem, Kostenträgerperspektive</w:t>
       </w:r>
     </w:p>
     <w:p>
@@ -418,7 +418,7 @@
           <w:color w:val="5A7D3A"/>
           <w:sz w:val="18"/>
         </w:rPr>
-        <w:t>https://pubmed.ncbi.nlm.nih.gov/42578502/</w:t>
+        <w:t>https://pubmed.ncbi.nlm.nih.gov/42537634/</w:t>
       </w:r>
     </w:p>
     <w:sectPr>

--- a/download/studien-aktuell.docx
+++ b/download/studien-aktuell.docx
@@ -62,7 +62,7 @@
           <w:color w:val="666666"/>
           <w:sz w:val="18"/>
         </w:rPr>
-        <w:t>Stand: 31.08.2026  |  6 Studien  |  mental.m-vf.de</w:t>
+        <w:t>Stand: 01.09.2026  |  6 Studien  |  mental.m-vf.de</w:t>
       </w:r>
     </w:p>
     <w:p>
@@ -70,7 +70,7 @@
         <w:pStyle w:val="Heading1"/>
       </w:pPr>
       <w:r>
-        <w:t>Aufgenommen am 31.08.2026</w:t>
+        <w:t>Aufgenommen am 01.09.2026</w:t>
       </w:r>
     </w:p>
     <w:p>
@@ -78,7 +78,7 @@
         <w:pStyle w:val="Heading2"/>
       </w:pPr>
       <w:r>
-        <w:t>Intersektorale Versorgungskoordination für ältere Menschen mit kognitiven Störungen: Prozessevaluation aus Deutschland</w:t>
+        <w:t>Supported Employment erhöht Arbeitsintegration auf 51% und hält Beschäftigung zu 62%</w:t>
       </w:r>
     </w:p>
     <w:p>
@@ -88,12 +88,12 @@
           <w:color w:val="666666"/>
           <w:sz w:val="18"/>
         </w:rPr>
-        <w:t>Chikhradze N et al.  ·  Trials  ·  29.08.2026  ·  PMID 42668367</w:t>
+        <w:t>Marec MG  ·  Sante Publique  ·  2026  ·  PMID 42674991</w:t>
       </w:r>
     </w:p>
     <w:p>
       <w:r>
-        <w:t>Prozessevaluation eines RCT, das ein intersektorales Care-Management-Modell mit Versorgungsmanagern und informationstechnischem System in drei deutschen Krankenhäusern implementierte.</w:t>
+        <w:t>Französische Mischstudie mit 1.027 Personen in Unterstützter Beschäftigung nach dem IPS-Modell, das Menschen mit psychischen Behinderungen in reguläre Jobs vermittelt.</w:t>
       </w:r>
     </w:p>
     <w:p>
@@ -104,7 +104,7 @@
         <w:t xml:space="preserve">Ergebnis: </w:t>
       </w:r>
       <w:r>
-        <w:t>Care Manager konnten Bedarfe nur teilweise erfassen und Koordination zwischen Akutklinik und Grundversorgung etablieren; rigide Alltagsroutinen und Zeitmangel behinderten die Zusammenarbeit zwischen den Versorgungssektoren erheblich.</w:t>
+        <w:t>51% Arbeitsplatzintegration, 62% Arbeitserhalt nach 6 Monaten; Wohlbefinden stieg bei Erwerbstätigen, Recovery-Dimensionen profitierten vom Modell unabhängig von Erwerbstatus. Organisationen zeigten hohe IPS-Treue, Arbeitsvermittler hohe Fachkompetenz.</w:t>
       </w:r>
     </w:p>
     <w:p>
@@ -119,7 +119,7 @@
         <w:rPr>
           <w:sz w:val="19"/>
         </w:rPr>
-        <w:t>Deutschland – deutsche Studiendesign in Routineversorgung zweier Bundesländer</w:t>
+        <w:t>Frankreich, Mischstudie mit Organisationen/Fachkräften/Nutzern, vergleichbares französisches Wohlfahrtssystem</w:t>
       </w:r>
     </w:p>
     <w:p>
@@ -128,7 +128,7 @@
           <w:color w:val="5A7D3A"/>
           <w:sz w:val="18"/>
         </w:rPr>
-        <w:t>https://pubmed.ncbi.nlm.nih.gov/42668367/</w:t>
+        <w:t>https://pubmed.ncbi.nlm.nih.gov/42674991/</w:t>
       </w:r>
     </w:p>
     <w:p>
@@ -136,7 +136,7 @@
         <w:pStyle w:val="Heading2"/>
       </w:pPr>
       <w:r>
-        <w:t>Antipsychotische Dosis und Symptomreduktion bei Schizophrenie: Metaanalyse zeigt Plateaueffekte</w:t>
+        <w:t>Medico-soziale Unterstützung: Potenzial und Grenzen als Versorgung psychisch Kranker</w:t>
       </w:r>
     </w:p>
     <w:p>
@@ -146,12 +146,12 @@
           <w:color w:val="666666"/>
           <w:sz w:val="18"/>
         </w:rPr>
-        <w:t>Lin X et al.  ·  Schizophr Bull  ·  20.08.2026  ·  PMID 42667248</w:t>
+        <w:t>Azevedo M  ·  Sante Publique  ·  2026  ·  PMID 42674987</w:t>
       </w:r>
     </w:p>
     <w:p>
       <w:r>
-        <w:t>Metaanalyse von 165 Studien zur Dosis-Wirkungs-Beziehung von 21 Antipsychotika bei Positivsymptomen und Negativsymptomen in akuter Schizophrenie.</w:t>
+        <w:t>Qualitative Feldstudie in zwei französischen medico-sozialen Diensten (SAVS, SAMSAH), die Menschen mit psychischen Behinderungen ambulant unterstützen; Analyse durch Lense der Public Mental Health.</w:t>
       </w:r>
     </w:p>
     <w:p>
@@ -162,7 +162,7 @@
         <w:t xml:space="preserve">Ergebnis: </w:t>
       </w:r>
       <w:r>
-        <w:t>Die meisten Antipsychotika zeigen parallele Dosis-Wirkungs-Kurven mit kleinerem Effekt auf Negativsymptome (Ausnahme: partielle Dopaminagonisten). Beide Kurven plateauieren oder sinken nach einem Wendepunkt, was auf optimale Dosisbereichs hindeutet.</w:t>
+        <w:t>Dienste realisieren Prävention und Gesundheitsförderung, integrieren Determinanten der Versorgung; aber: marginale Anerkennung durch Psychiatrie wegen Zuordnung zur Behindertenpolitik, Koordinationsschwierigkeiten zwischen Sektoren, Spannungen bei Autonomie-/Abhängigkeitsbewertung, Risiko von Kontrolle statt Unterstützung.</w:t>
       </w:r>
     </w:p>
     <w:p>
@@ -177,7 +177,7 @@
         <w:rPr>
           <w:sz w:val="19"/>
         </w:rPr>
-        <w:t>Internationale Daten – wirksam für Dosierungsrichtlinien unabhängig vom System</w:t>
+        <w:t>Frankreich, qualitative Feldstudie, einzigartige Struktur französischer Eingliederungshilfe</w:t>
       </w:r>
     </w:p>
     <w:p>
@@ -186,7 +186,7 @@
           <w:color w:val="5A7D3A"/>
           <w:sz w:val="18"/>
         </w:rPr>
-        <w:t>https://pubmed.ncbi.nlm.nih.gov/42667248/</w:t>
+        <w:t>https://pubmed.ncbi.nlm.nih.gov/42674987/</w:t>
       </w:r>
     </w:p>
     <w:p>
@@ -194,7 +194,7 @@
         <w:pStyle w:val="Heading2"/>
       </w:pPr>
       <w:r>
-        <w:t>Online-EMDR für Trauma-Patienten wirksam: 71%-Erfolgsquote mit klinisch relevantem Effekt</w:t>
+        <w:t>Aufsuchende Psychologen in Spezialisierter Prävention reduzieren Stigma und öffnen Zugang</w:t>
       </w:r>
     </w:p>
     <w:p>
@@ -204,12 +204,12 @@
           <w:color w:val="666666"/>
           <w:sz w:val="18"/>
         </w:rPr>
-        <w:t>Kruisinga S et al.  ·  Eur J Psychotraumatol  ·  24.08.2026  ·  PMID 42635006</w:t>
+        <w:t>Niang PM  ·  Sante Publique  ·  2026  ·  PMID 42674985</w:t>
       </w:r>
     </w:p>
     <w:p>
       <w:r>
-        <w:t>Non-Concurrent-Multiple-Baseline-Studie mit 21 Erwachsenen (18–65 Jahre) mit PTSD aus multiplen Traumata, die 10 wöchentliche Online-EMDR-Sitzungen erhielten.</w:t>
+        <w:t>Qualitative Aktionsforschung 2024 mit 7 Straßenpsychologen in Nord-/Pas-de-Calais, Pilotprojekt seit 2018 zur Psychiatrisierung der Spezialisierten Prävention für Jugendliche.</w:t>
       </w:r>
     </w:p>
     <w:p>
@@ -220,7 +220,7 @@
         <w:t xml:space="preserve">Ergebnis: </w:t>
       </w:r>
       <w:r>
-        <w:t>Visuelle Analyse und Improvement Rate Difference zeigten Wirksamkeit bei 15 von 21 Teilnehmern (71%). Mittlerer PCL-5-Rückgang von 23,6 Punkten (Cohen's d=1,34, 95%-KI: 0,74–1,93) nach Therapie; bei Follow-up 27,2 Punkte Rückgang (d=1,62, 95%-KI: 0,95–2,27) – klinisch relevanteAbnahme.</w:t>
+        <w:t>Psychologen entwickeln neue Praxis des Aufsuchen-Gehens ohne Warteerwartung, deconstruieren negative Psychologie-Wahrnehmung in Vororten, bewirken Repositionierung zwischen Pädagogen/Psychologen (Transprofessionalität), Effekte auf junge Leute sichtbar aber durch Stellenprekariat bedroht.</w:t>
       </w:r>
     </w:p>
     <w:p>
@@ -235,7 +235,7 @@
         <w:rPr>
           <w:sz w:val="19"/>
         </w:rPr>
-        <w:t>Niederlande – vergleichbares europäisches Gesundheitssystem</w:t>
+        <w:t>Frankreich, qualitative Aktionsforschung, spezifisches französisches Präventionssystem</w:t>
       </w:r>
     </w:p>
     <w:p>
@@ -244,7 +244,7 @@
           <w:color w:val="5A7D3A"/>
           <w:sz w:val="18"/>
         </w:rPr>
-        <w:t>https://pubmed.ncbi.nlm.nih.gov/42635006/</w:t>
+        <w:t>https://pubmed.ncbi.nlm.nih.gov/42674985/</w:t>
       </w:r>
     </w:p>
     <w:p>
@@ -252,7 +252,7 @@
         <w:pStyle w:val="Heading2"/>
       </w:pPr>
       <w:r>
-        <w:t>Kurze psychologische Interventionen für Persönlichkeitsstörungen: schwache Evidenz, aber Hinweise für frühe Intervention</w:t>
+        <w:t>Schwerer psychischer Erkrankung: Koordinationsmängel und unzureichende Dokumentation von Modellen</w:t>
       </w:r>
     </w:p>
     <w:p>
@@ -262,12 +262,12 @@
           <w:color w:val="666666"/>
           <w:sz w:val="18"/>
         </w:rPr>
-        <w:t>Williams R et al.  ·  Personal Ment Health  ·  Aug. 2026  ·  PMID 42608329</w:t>
+        <w:t>Touitou-Burckard E et al.  ·  Sante Publique  ·  2026  ·  PMID 42674984</w:t>
       </w:r>
     </w:p>
     <w:p>
       <w:r>
-        <w:t>Sekundäranalyse des SPS-Trial mit 336 Teilnehmern aus sieben NHS-Standorten in England zur Frage, welche Patienten von kurzer Structured Psychological Support (SPS) profitieren.</w:t>
+        <w:t>Narrative Synthesereview französisch- und englischsprachiger Literatur zu Barrieren und Lösungen für ambulante Gesamtversorgung (inklusive somatisch) bei schwerem psychischen Leiden.</w:t>
       </w:r>
     </w:p>
     <w:p>
@@ -278,7 +278,7 @@
         <w:t xml:space="preserve">Ergebnis: </w:t>
       </w:r>
       <w:r>
-        <w:t>Keine starken Hinweise auf Moderation durch Persönlichkeitsfunktionalität oder Therapiesequenzierung. Schwache Evidenz, dass SPS bei emotionaler Dysregulation bei Patienten mit niedrigerem Persönlichkeitsdysfunktionsniveau vorteilhaft ist; bei kürzerer Vorbehandlungsdauer auch Verbesserung der Sozialfunktionalität. Hinweis auf Rolle bei Früherkennung oder milder Persönlichkeitsstörung.</w:t>
+        <w:t>Menschen mit schwerem psychischem Leiden scheitern an allen Versorgungsphasen (Primär- bis Palliativ); Ursachen: Sektordenken, soziale Determinanten vergessen. Integrierte Modelle entstehen, aber langfristige reale Effekte untererforscht. Koordiation Sanitär-Sozial schwach, Nutzerpräferenzen zu wenig berücksichtigt.</w:t>
       </w:r>
     </w:p>
     <w:p>
@@ -293,7 +293,7 @@
         <w:rPr>
           <w:sz w:val="19"/>
         </w:rPr>
-        <w:t>Großbritannien – englisches NHS-System, Versorgungsforschung</w:t>
+        <w:t>Frankreich, Narrative Synthesereview mit französischem Fokus, vergleichbar deutsches System</w:t>
       </w:r>
     </w:p>
     <w:p>
@@ -302,7 +302,7 @@
           <w:color w:val="5A7D3A"/>
           <w:sz w:val="18"/>
         </w:rPr>
-        <w:t>https://pubmed.ncbi.nlm.nih.gov/42608329/</w:t>
+        <w:t>https://pubmed.ncbi.nlm.nih.gov/42674984/</w:t>
       </w:r>
     </w:p>
     <w:p>
@@ -310,7 +310,7 @@
         <w:pStyle w:val="Heading2"/>
       </w:pPr>
       <w:r>
-        <w:t>Psychosoziale Interventionen durch Nicht-Spezialist*innen: Soziale Unterstützung und Verhaltensaktivierung am wirksamsten</w:t>
+        <w:t>Politiken zur psychischen Gesundheit ignorieren strukturelle Ungleichheit bei universellen Angeboten</w:t>
       </w:r>
     </w:p>
     <w:p>
@@ -320,12 +320,12 @@
           <w:color w:val="666666"/>
           <w:sz w:val="18"/>
         </w:rPr>
-        <w:t>Papola D et al.  ·  Lancet Psychiatry  ·  03.08.2026  ·  PMID 42546730</w:t>
+        <w:t>Gabet M et al.  ·  Sante Publique  ·  2026  ·  PMID 42674981</w:t>
       </w:r>
     </w:p>
     <w:p>
       <w:r>
-        <w:t>Bayessche Komponenten-Netzwerk-Metaanalyse von 34 RCT (30 mit Individualdaten von 10.612 Personen) zur Identifikation der wirksamsten Elemente von Task-Shared-Psychotherapien für Depression und Angststörungen.</w:t>
+        <w:t>Kanada/Québec: Normative Evaluierung von 3 Politiken mit EquiFrame-Tool (21 Equity-Konzepte), um zu prüfen, ob Ungleichheit adressiert wird.</w:t>
       </w:r>
     </w:p>
     <w:p>
@@ -336,7 +336,7 @@
         <w:t xml:space="preserve">Ergebnis: </w:t>
       </w:r>
       <w:r>
-        <w:t>Stärkung sozialer Unterstützung (inkrementelle Reduktion −9,48 auf Symptomskala), Verhaltensaktivierung (−4,15) und Problemlösung (−4,08) waren die vorteilhaftesten Komponenten. Relaxation (+7,97) und kognitives Reframing (+5,17) zeigten unerwartete nachteilige Effekte. Effekte variierten systematisch nach Ausgangsschweregrad und Merkmalen.</w:t>
+        <w:t>Strategische Politiken decken mehr Equity-Konzepte ab als operative; aber Qualität (geplante Maßnahmen/Evaluation) schwach; Equity-deserving groups kaum genannt. Politiken behandeln Interventionen als universell, ohne unterschiedliche Zugangsfähigkeit berücksichtigen. Fragliche politische Absicht hinter Equity-Rhetorik.</w:t>
       </w:r>
     </w:p>
     <w:p>
@@ -351,7 +351,7 @@
         <w:rPr>
           <w:sz w:val="19"/>
         </w:rPr>
-        <w:t>Europäische und globale Daten – übertragbar auf deutsches Primärversorgungssystem</w:t>
+        <w:t>Kanada, aber Framework auf Deutschland übertragbar: zeigt systematische Blindheit gegenüber Ungleichheit</w:t>
       </w:r>
     </w:p>
     <w:p>
@@ -360,7 +360,7 @@
           <w:color w:val="5A7D3A"/>
           <w:sz w:val="18"/>
         </w:rPr>
-        <w:t>https://pubmed.ncbi.nlm.nih.gov/42546730/</w:t>
+        <w:t>https://pubmed.ncbi.nlm.nih.gov/42674981/</w:t>
       </w:r>
     </w:p>
     <w:p>
@@ -368,7 +368,7 @@
         <w:pStyle w:val="Heading2"/>
       </w:pPr>
       <w:r>
-        <w:t>Home Treatment für Kinder und Jugendliche ist kosteneffektiver als stationäre Behandlung</w:t>
+        <w:t>Stigma und Krankheitseinsicht erschweren Forschung zu Bedürfnissen bei Psychose erheblich</w:t>
       </w:r>
     </w:p>
     <w:p>
@@ -378,12 +378,12 @@
           <w:color w:val="666666"/>
           <w:sz w:val="18"/>
         </w:rPr>
-        <w:t>Graf D et al.  ·  Swiss Med Wkly  ·  29.06.2026  ·  PMID 42537634</w:t>
+        <w:t>Claessens Z et al.  ·  Health Expect  ·  Okt. 2026  ·  PMID 42670826</w:t>
       </w:r>
     </w:p>
     <w:p>
       <w:r>
-        <w:t>Pilotversuch mit 75 Kindern und Jugendlichen (6–17 Jahre) mit akuten psychiatrischen Störungen: Vergleich zwischen intensivem Home Treatment (n=27) und Regelbehandlung stationär (n=48).</w:t>
+        <w:t>Belgien: Methodologische Pilotierung des NEED-Frameworks (Bedürfnisforschung) bei Psychosen; Beschreibung von Adaptationen für Population mit Stigmatisierung, diagnostischer Unsicherheit und kognitiven Einschränkungen.</w:t>
       </w:r>
     </w:p>
     <w:p>
@@ -394,7 +394,7 @@
         <w:t xml:space="preserve">Ergebnis: </w:t>
       </w:r>
       <w:r>
-        <w:t>Home Treatment zeigte Kosteneinsparungen von CHF 48.591 (95%-KI: −108.493 bis 11.312) mit besseren Funktionsergebnissen (GAF-Verbesserung 9,41 Punkte). CEAC deutete 94,6%-ige Wahrscheinlichkeit der Kosteneffektivität an. Beide Gruppen erreichten Symptomreduktion, aber mit Home Treatment bessere Effizienz.</w:t>
+        <w:t>Psychose-spezifische Herausforderungen: Stigma-Lücke zwischen klinischer Diagnose und Selbstidentifikation, begrenzte Krankheitseinsicht, Konzentrationsprobleme, Misstrauen. Adaptionen: breitere Kriterien, nicht-stigmatisierende Sprache, sensible Fragung, Proxy-Option, breite Rekrutierungskanäle mit Vor-Ort-Unterstützung.</w:t>
       </w:r>
     </w:p>
     <w:p>
@@ -409,7 +409,7 @@
         <w:rPr>
           <w:sz w:val="19"/>
         </w:rPr>
-        <w:t>Schweiz – vergleichbares Versicherungssystem, Kostenträgerperspektive</w:t>
+        <w:t>Belgien/Niederlande, vergleichbares europäisches System, methodische Lernpunkte für Deutschland</w:t>
       </w:r>
     </w:p>
     <w:p>
@@ -418,7 +418,7 @@
           <w:color w:val="5A7D3A"/>
           <w:sz w:val="18"/>
         </w:rPr>
-        <w:t>https://pubmed.ncbi.nlm.nih.gov/42537634/</w:t>
+        <w:t>https://pubmed.ncbi.nlm.nih.gov/42670826/</w:t>
       </w:r>
     </w:p>
     <w:sectPr>

--- a/download/studien-aktuell.docx
+++ b/download/studien-aktuell.docx
@@ -62,7 +62,7 @@
           <w:color w:val="666666"/>
           <w:sz w:val="18"/>
         </w:rPr>
-        <w:t>Stand: 01.09.2026  |  6 Studien  |  mental.m-vf.de</w:t>
+        <w:t>Stand: 02.09.2026  |  6 Studien  |  mental.m-vf.de</w:t>
       </w:r>
     </w:p>
     <w:p>
@@ -70,7 +70,7 @@
         <w:pStyle w:val="Heading1"/>
       </w:pPr>
       <w:r>
-        <w:t>Aufgenommen am 01.09.2026</w:t>
+        <w:t>Aufgenommen am 02.09.2026</w:t>
       </w:r>
     </w:p>
     <w:p>
@@ -78,7 +78,7 @@
         <w:pStyle w:val="Heading2"/>
       </w:pPr>
       <w:r>
-        <w:t>Supported Employment erhöht Arbeitsintegration auf 51% und hält Beschäftigung zu 62%</w:t>
+        <w:t>Persönlichkeitsstörungen in forensischer Ambulanz unterdiagnostiziert</w:t>
       </w:r>
     </w:p>
     <w:p>
@@ -88,12 +88,12 @@
           <w:color w:val="666666"/>
           <w:sz w:val="18"/>
         </w:rPr>
-        <w:t>Marec MG  ·  Sante Publique  ·  2026  ·  PMID 42674991</w:t>
+        <w:t>Van Reijswoud BE et al.  ·  Personal Ment Health  ·  Nov. 2026  ·  PMID 42680701</w:t>
       </w:r>
     </w:p>
     <w:p>
       <w:r>
-        <w:t>Französische Mischstudie mit 1.027 Personen in Unterstützter Beschäftigung nach dem IPS-Modell, das Menschen mit psychischen Behinderungen in reguläre Jobs vermittelt.</w:t>
+        <w:t>Niederländische Prävalenzstudie der Persönlichkeitsstörungsdiagnosen in ambulanten forensisch-psychiatrischen Einrichtungen (2023); 10.560 Personen aus 15 Institutionen, Analyse demografischer und klinischer Charakteristika.</w:t>
       </w:r>
     </w:p>
     <w:p>
@@ -104,7 +104,7 @@
         <w:t xml:space="preserve">Ergebnis: </w:t>
       </w:r>
       <w:r>
-        <w:t>51% Arbeitsplatzintegration, 62% Arbeitserhalt nach 6 Monaten; Wohlbefinden stieg bei Erwerbstätigen, Recovery-Dimensionen profitierten vom Modell unabhängig von Erwerbstatus. Organisationen zeigten hohe IPS-Treue, Arbeitsvermittler hohe Fachkompetenz.</w:t>
+        <w:t>19,3 % aller Patienten mit Persönlichkeitsstörungsdiagnose, davon 12 % als Hauptdiagnose und 7,3 % als Nebendiagnose – deutet auf Untererfassung hin. Höhere Prävalenz bei Frauen, mittlerem Alter, freiwilliger Behandlung und schwerer Gewalt. Befund: systematische Diagnostik wird nicht ausreichend durchgeführt.</w:t>
       </w:r>
     </w:p>
     <w:p>
@@ -119,7 +119,7 @@
         <w:rPr>
           <w:sz w:val="19"/>
         </w:rPr>
-        <w:t>Frankreich, Mischstudie mit Organisationen/Fachkräften/Nutzern, vergleichbares französisches Wohlfahrtssystem</w:t>
+        <w:t>Niederlande, vergleichbares Versicherungssystem; forensisches System mit Ähnlichkeiten zur DACH-Region.</w:t>
       </w:r>
     </w:p>
     <w:p>
@@ -128,7 +128,7 @@
           <w:color w:val="5A7D3A"/>
           <w:sz w:val="18"/>
         </w:rPr>
-        <w:t>https://pubmed.ncbi.nlm.nih.gov/42674991/</w:t>
+        <w:t>https://pubmed.ncbi.nlm.nih.gov/42680701/</w:t>
       </w:r>
     </w:p>
     <w:p>
@@ -136,7 +136,7 @@
         <w:pStyle w:val="Heading2"/>
       </w:pPr>
       <w:r>
-        <w:t>Medico-soziale Unterstützung: Potenzial und Grenzen als Versorgung psychisch Kranker</w:t>
+        <w:t>Alkoholabhängigkeit: Übergang von Allgemeinkliniken zur Spezialversorgung scheitert</w:t>
       </w:r>
     </w:p>
     <w:p>
@@ -146,12 +146,12 @@
           <w:color w:val="666666"/>
           <w:sz w:val="18"/>
         </w:rPr>
-        <w:t>Azevedo M  ·  Sante Publique  ·  2026  ·  PMID 42674987</w:t>
+        <w:t>Inokuchi K et al.  ·  Alcohol Alcohol  ·  20.07.2026  ·  PMID 42680198</w:t>
       </w:r>
     </w:p>
     <w:p>
       <w:r>
-        <w:t>Qualitative Feldstudie in zwei französischen medico-sozialen Diensten (SAVS, SAMSAH), die Menschen mit psychischen Behinderungen ambulant unterstützen; Analyse durch Lense der Public Mental Health.</w:t>
+        <w:t>Qualitative Studie über die Erfahrungen von Patienten mit Alkoholabhängigkeit und deren Familien in japanischen Allgemeinkliniken; untersucht, welche Faktoren den Übergang zur Spezialbehandlung behindern.</w:t>
       </w:r>
     </w:p>
     <w:p>
@@ -162,7 +162,7 @@
         <w:t xml:space="preserve">Ergebnis: </w:t>
       </w:r>
       <w:r>
-        <w:t>Dienste realisieren Prävention und Gesundheitsförderung, integrieren Determinanten der Versorgung; aber: marginale Anerkennung durch Psychiatrie wegen Zuordnung zur Behindertenpolitik, Koordinationsschwierigkeiten zwischen Sektoren, Spannungen bei Autonomie-/Abhängigkeitsbewertung, Risiko von Kontrolle statt Unterstützung.</w:t>
+        <w:t>Fehlerhafte Kommunikation durch Nichtspezialisten verstärkt Stigma und Widerstand gegen spezialisierte Behandlung; zentral sind mangelndes Wissen des Fachpersonals über Alkoholabhängigkeit, unangemessene Ratschläge wie "weniger trinken" und fehlende Zusammenarbeit mit Familien. Empfehlung: Non-stigmatizing approach, Zusammenarbeit mit Familien, proaktive Vermittlung von Ressourcen.</w:t>
       </w:r>
     </w:p>
     <w:p>
@@ -177,7 +177,7 @@
         <w:rPr>
           <w:sz w:val="19"/>
         </w:rPr>
-        <w:t>Frankreich, qualitative Feldstudie, einzigartige Struktur französischer Eingliederungshilfe</w:t>
+        <w:t>Japan, qualitative Perspektive; Probleme der Schnittstellen zwischen Sektoren sind international.</w:t>
       </w:r>
     </w:p>
     <w:p>
@@ -186,7 +186,7 @@
           <w:color w:val="5A7D3A"/>
           <w:sz w:val="18"/>
         </w:rPr>
-        <w:t>https://pubmed.ncbi.nlm.nih.gov/42674987/</w:t>
+        <w:t>https://pubmed.ncbi.nlm.nih.gov/42680198/</w:t>
       </w:r>
     </w:p>
     <w:p>
@@ -194,7 +194,7 @@
         <w:pStyle w:val="Heading2"/>
       </w:pPr>
       <w:r>
-        <w:t>Aufsuchende Psychologen in Spezialisierter Prävention reduzieren Stigma und öffnen Zugang</w:t>
+        <w:t>Online-Therapie für väterliche Wochenbettdepression wirksam</w:t>
       </w:r>
     </w:p>
     <w:p>
@@ -204,12 +204,12 @@
           <w:color w:val="666666"/>
           <w:sz w:val="18"/>
         </w:rPr>
-        <w:t>Niang PM  ·  Sante Publique  ·  2026  ·  PMID 42674985</w:t>
+        <w:t>Holt C et al.  ·  J Med Internet Res  ·  01.09.2026  ·  PMID 42678899</w:t>
       </w:r>
     </w:p>
     <w:p>
       <w:r>
-        <w:t>Qualitative Aktionsforschung 2024 mit 7 Straßenpsychologen in Nord-/Pas-de-Calais, Pilotprojekt seit 2018 zur Psychiatrisierung der Spezialisierten Prävention für Jugendliche.</w:t>
+        <w:t>Australisches RCT (n=50, Väter ≥18 Jahre, Baby &lt;12 Monate, diagnostizierte Depression, keine andere psychische Störung) mit Vergleich von DadBooster (online CBT) vs. Warteliste-Kontrolle über 12 Wochen; Ziel: erste wirksame Online-Behandlung für väterliche postnatale Depression.</w:t>
       </w:r>
     </w:p>
     <w:p>
@@ -220,7 +220,7 @@
         <w:t xml:space="preserve">Ergebnis: </w:t>
       </w:r>
       <w:r>
-        <w:t>Psychologen entwickeln neue Praxis des Aufsuchen-Gehens ohne Warteerwartung, deconstruieren negative Psychologie-Wahrnehmung in Vororten, bewirken Repositionierung zwischen Pädagogen/Psychologen (Transprofessionalität), Effekte auf junge Leute sichtbar aber durch Stellenprekariat bedroht.</w:t>
+        <w:t>Depression symptoms (DASS-21) signifikant niedriger bei DadBooster vs. Warteliste (adjustierte mittlere Differenz -7,26, 95% KI -11,34 bis -3,18; F1,47=12,81; p&lt;0,001; ηp2=0,21). Symptom-Reduktion 72 % unter DadBooster vs. 40 % Kontrolle; Werte normalisierten sich bei DadBooster. Remission: 2/23 (9 %) DadBooster vs. 7/24 (29 %) Kontrolle (n.s.). Signifikante Unterschiede auch bei Stress (d=0,16), parenting self-efficacy (d=0,14) und negativen automatischen Gedanken (d=0,17). Adherence: 80 % besuchten ≥4 Sitzungen, geringe Attrition, keine adverse events.</w:t>
       </w:r>
     </w:p>
     <w:p>
@@ -235,7 +235,7 @@
         <w:rPr>
           <w:sz w:val="19"/>
         </w:rPr>
-        <w:t>Frankreich, qualitative Aktionsforschung, spezifisches französisches Präventionssystem</w:t>
+        <w:t>Australien, ähnliche Sozialversicherung; Väterliche Wochenbettdepression ist deutschlandweit vernachlässigtes Versorgungs­problem.</w:t>
       </w:r>
     </w:p>
     <w:p>
@@ -244,7 +244,7 @@
           <w:color w:val="5A7D3A"/>
           <w:sz w:val="18"/>
         </w:rPr>
-        <w:t>https://pubmed.ncbi.nlm.nih.gov/42674985/</w:t>
+        <w:t>https://pubmed.ncbi.nlm.nih.gov/42678899/</w:t>
       </w:r>
     </w:p>
     <w:p>
@@ -252,7 +252,7 @@
         <w:pStyle w:val="Heading2"/>
       </w:pPr>
       <w:r>
-        <w:t>Schwerer psychischer Erkrankung: Koordinationsmängel und unzureichende Dokumentation von Modellen</w:t>
+        <w:t>Stigmatisierung in Psychiatrie – Zentrales Versorgungshindernis in Europa</w:t>
       </w:r>
     </w:p>
     <w:p>
@@ -262,12 +262,12 @@
           <w:color w:val="666666"/>
           <w:sz w:val="18"/>
         </w:rPr>
-        <w:t>Touitou-Burckard E et al.  ·  Sante Publique  ·  2026  ·  PMID 42674984</w:t>
+        <w:t>Fond-Harmant L et al.  ·  Sante Publique  ·  2026  ·  PMID 42674996</w:t>
       </w:r>
     </w:p>
     <w:p>
       <w:r>
-        <w:t>Narrative Synthesereview französisch- und englischsprachiger Literatur zu Barrieren und Lösungen für ambulante Gesamtversorgung (inklusive somatisch) bei schwerem psychischen Leiden.</w:t>
+        <w:t>Narrative kritische Übersicht (2015-2025, 86 Studien) über Stigmatisierung als Barriere für Zugang und Recovery; untersucht Mechanismen, Folgen und schützende Faktoren in Frankreich und Europa.</w:t>
       </w:r>
     </w:p>
     <w:p>
@@ -278,7 +278,7 @@
         <w:t xml:space="preserve">Ergebnis: </w:t>
       </w:r>
       <w:r>
-        <w:t>Menschen mit schwerem psychischem Leiden scheitern an allen Versorgungsphasen (Primär- bis Palliativ); Ursachen: Sektordenken, soziale Determinanten vergessen. Integrierte Modelle entstehen, aber langfristige reale Effekte untererforscht. Koordiation Sanitär-Sozial schwach, Nutzerpräferenzen zu wenig berücksichtigt.</w:t>
+        <w:t>Stigmatisierung (Etikettierung, Stereotypisierung, Diskriminierung, Selbststigmatisierung) verzögert Hilfezugang, verschärft psychische Belastung, führt zu sozialer Ausgrenzung und hohen Kosten. Zentrale Hebel: öffentliche Politiken, Medien, Peer Support. Befund: Harmonisierung von Messinstrumenten, Langzeitbewertungen und koordinierte Mobilisierung erforderlich. Innovativ: Strategien aus gelebter Erfahrung, Peer Support und Co-Konstruktion von Politiken.</w:t>
       </w:r>
     </w:p>
     <w:p>
@@ -293,7 +293,7 @@
         <w:rPr>
           <w:sz w:val="19"/>
         </w:rPr>
-        <w:t>Frankreich, Narrative Synthesereview mit französischem Fokus, vergleichbar deutsches System</w:t>
+        <w:t>Frankreich und europäische Länder; Stigmatisierung ist deutschland-relevantem Versorgungsproblem.</w:t>
       </w:r>
     </w:p>
     <w:p>
@@ -302,7 +302,7 @@
           <w:color w:val="5A7D3A"/>
           <w:sz w:val="18"/>
         </w:rPr>
-        <w:t>https://pubmed.ncbi.nlm.nih.gov/42674984/</w:t>
+        <w:t>https://pubmed.ncbi.nlm.nih.gov/42674996/</w:t>
       </w:r>
     </w:p>
     <w:p>
@@ -310,7 +310,7 @@
         <w:pStyle w:val="Heading2"/>
       </w:pPr>
       <w:r>
-        <w:t>Politiken zur psychischen Gesundheit ignorieren strukturelle Ungleichheit bei universellen Angeboten</w:t>
+        <w:t>Psychische Gesundheit fördern durch lokale Kooperation: SISM-Wochen als Modell</w:t>
       </w:r>
     </w:p>
     <w:p>
@@ -320,12 +320,12 @@
           <w:color w:val="666666"/>
           <w:sz w:val="18"/>
         </w:rPr>
-        <w:t>Gabet M et al.  ·  Sante Publique  ·  2026  ·  PMID 42674981</w:t>
+        <w:t>Pierre-François A et al.  ·  Sante Publique  ·  2026  ·  PMID 42674992</w:t>
       </w:r>
     </w:p>
     <w:p>
       <w:r>
-        <w:t>Kanada/Québec: Normative Evaluierung von 3 Politiken mit EquiFrame-Tool (21 Equity-Konzepte), um zu prüfen, ob Ungleichheit adressiert wird.</w:t>
+        <w:t>Quantitative Studie über Kooperationspraktiken in lokalen französischen Kollektiven der "Wochen der Psychischen Gesundheit" (SISM); 143 Befragte aus Selbsthilfeorganisationen und Behörden.</w:t>
       </w:r>
     </w:p>
     <w:p>
@@ -336,7 +336,7 @@
         <w:t xml:space="preserve">Ergebnis: </w:t>
       </w:r>
       <w:r>
-        <w:t>Strategische Politiken decken mehr Equity-Konzepte ab als operative; aber Qualität (geplante Maßnahmen/Evaluation) schwach; Equity-deserving groups kaum genannt. Politiken behandeln Interventionen als universell, ohne unterschiedliche Zugangsfähigkeit berücksichtigen. Fragliche politische Absicht hinter Equity-Rhetorik.</w:t>
+        <w:t>Erfolgreiche Zusammenarbeit beruht auf regelmäßigen Treffen, Koordinierungsinstrumenten und Vertrauensklima zwischen Mitgliedern. Interne Koordination durch Verantwortungsteilung und adaptive Governance gekennzeichnet. Diese Elemente fördern Gefühl kollektiver Wirksamkeit und Zufriedenheit mit Veranstaltungen. Konkrete Facilitators: flexible Führung, persönliche Treffen, formale und informale Austauschgelegenheiten, Charta/Action Plans. Freiwilliges Engagement ist verbreitet, Co-Konstruktion mit Betroffenen reduziert berufliche Silos territorial.</w:t>
       </w:r>
     </w:p>
     <w:p>
@@ -351,7 +351,7 @@
         <w:rPr>
           <w:sz w:val="19"/>
         </w:rPr>
-        <w:t>Kanada, aber Framework auf Deutschland übertragbar: zeigt systematische Blindheit gegenüber Ungleichheit</w:t>
+        <w:t>Frankreich; Modell lokaler Gesundheitsförderung in Nachbarländern mit ähnlichen Strukturen anwendbar.</w:t>
       </w:r>
     </w:p>
     <w:p>
@@ -360,7 +360,7 @@
           <w:color w:val="5A7D3A"/>
           <w:sz w:val="18"/>
         </w:rPr>
-        <w:t>https://pubmed.ncbi.nlm.nih.gov/42674981/</w:t>
+        <w:t>https://pubmed.ncbi.nlm.nih.gov/42674992/</w:t>
       </w:r>
     </w:p>
     <w:p>
@@ -368,7 +368,7 @@
         <w:pStyle w:val="Heading2"/>
       </w:pPr>
       <w:r>
-        <w:t>Stigma und Krankheitseinsicht erschweren Forschung zu Bedürfnissen bei Psychose erheblich</w:t>
+        <w:t>Internet-gestützte CBT für Angststörungen bei Kindern: verzögerter Therapieeffekt anhaltend</w:t>
       </w:r>
     </w:p>
     <w:p>
@@ -378,12 +378,12 @@
           <w:color w:val="666666"/>
           <w:sz w:val="18"/>
         </w:rPr>
-        <w:t>Claessens Z et al.  ·  Health Expect  ·  Okt. 2026  ·  PMID 42670826</w:t>
+        <w:t>Sourander A et al.  ·  JAMA Netw Open  ·  03.08.2026  ·  PMID 42599708</w:t>
       </w:r>
     </w:p>
     <w:p>
       <w:r>
-        <w:t>Belgien: Methodologische Pilotierung des NEED-Frameworks (Bedürfnisforschung) bei Psychosen; Beschreibung von Adaptationen für Population mit Stigmatisierung, diagnostischer Unsicherheit und kognitiven Einschränkungen.</w:t>
+        <w:t>Finnische Kohorte des RCT "Master Your Worries" (2017-2020) mit 2-Jahres-Follow-up; 465 Kinder (10-13 Jahre) mit erhöhter Angst, randomisiert zu Internet-CBT (10 Module + Telefoncoaching) vs. Psychoedukation.</w:t>
       </w:r>
     </w:p>
     <w:p>
@@ -394,7 +394,7 @@
         <w:t xml:space="preserve">Ergebnis: </w:t>
       </w:r>
       <w:r>
-        <w:t>Psychose-spezifische Herausforderungen: Stigma-Lücke zwischen klinischer Diagnose und Selbstidentifikation, begrenzte Krankheitseinsicht, Konzentrationsprobleme, Misstrauen. Adaptionen: breitere Kriterien, nicht-stigmatisierende Sprache, sensible Fragung, Proxy-Option, breite Rekrutierungskanäle mit Vor-Ort-Unterstützung.</w:t>
+        <w:t>Primary outcome (SCARED-C/P total scores) zeigt statistisch signifikante Unterschiede zugunsten iCBT bei 12 Monaten (SCARED-C: Differenz 4,5 Punkte, p&lt;0,001, Cohen d=0,35; SCARED-P: 3,4 Punkte, p&lt;0,001, d=0,36) und 24 Monaten (SCARED-C: 4,4 Punkte, p=0,001, d=0,29; SCARED-P: 2,3 Punkte, p=0,04, d=0,19). Effektgröße nahm von 6 zu 12 Monaten zu und blieb durch 24 Monate erhalten. Besonderheit: verzögerter Anstieg der Effektivität von 6 auf 12 Monate, dann Stabilisierung.</w:t>
       </w:r>
     </w:p>
     <w:p>
@@ -409,7 +409,7 @@
         <w:rPr>
           <w:sz w:val="19"/>
         </w:rPr>
-        <w:t>Belgien/Niederlande, vergleichbares europäisches System, methodische Lernpunkte für Deutschland</w:t>
+        <w:t>Schweden (nordeuropäisches Sozialversicherungssystem); Telemedizin für Kinderpsychiatrie mit deutschen Parallelen.</w:t>
       </w:r>
     </w:p>
     <w:p>
@@ -418,7 +418,7 @@
           <w:color w:val="5A7D3A"/>
           <w:sz w:val="18"/>
         </w:rPr>
-        <w:t>https://pubmed.ncbi.nlm.nih.gov/42670826/</w:t>
+        <w:t>https://pubmed.ncbi.nlm.nih.gov/42599708/</w:t>
       </w:r>
     </w:p>
     <w:sectPr>

--- a/download/studien-aktuell.docx
+++ b/download/studien-aktuell.docx
@@ -62,7 +62,7 @@
           <w:color w:val="666666"/>
           <w:sz w:val="18"/>
         </w:rPr>
-        <w:t>Stand: 02.09.2026  |  6 Studien  |  mental.m-vf.de</w:t>
+        <w:t>Stand: 03.09.2026  |  6 Studien  |  mental.m-vf.de</w:t>
       </w:r>
     </w:p>
     <w:p>
@@ -70,7 +70,7 @@
         <w:pStyle w:val="Heading1"/>
       </w:pPr>
       <w:r>
-        <w:t>Aufgenommen am 02.09.2026</w:t>
+        <w:t>Aufgenommen am 03.09.2026</w:t>
       </w:r>
     </w:p>
     <w:p>
@@ -78,7 +78,7 @@
         <w:pStyle w:val="Heading2"/>
       </w:pPr>
       <w:r>
-        <w:t>Persönlichkeitsstörungen in forensischer Ambulanz unterdiagnostiziert</w:t>
+        <w:t>Psychisch erkrankte Schwarze Immigranten: Versorgungsbarrieren und Chancen nach COVID-19</w:t>
       </w:r>
     </w:p>
     <w:p>
@@ -88,12 +88,12 @@
           <w:color w:val="666666"/>
           <w:sz w:val="18"/>
         </w:rPr>
-        <w:t>Van Reijswoud BE et al.  ·  Personal Ment Health  ·  Nov. 2026  ·  PMID 42680701</w:t>
+        <w:t>Bilal O et al.  ·  Sante Publique  ·  2026  ·  PMID 42675004</w:t>
       </w:r>
     </w:p>
     <w:p>
       <w:r>
-        <w:t>Niederländische Prävalenzstudie der Persönlichkeitsstörungsdiagnosen in ambulanten forensisch-psychiatrischen Einrichtungen (2023); 10.560 Personen aus 15 Institutionen, Analyse demografischer und klinischer Charakteristika.</w:t>
+        <w:t>Scoping Review über 19 Studien (2021-2024) zu psychischer Gesundheit schwarzer afrikanischer Immigranten in Kanada und UK; untersucht Zugang zu Versorgung und Determinanten der Behandlungslücke.</w:t>
       </w:r>
     </w:p>
     <w:p>
@@ -104,7 +104,7 @@
         <w:t xml:space="preserve">Ergebnis: </w:t>
       </w:r>
       <w:r>
-        <w:t>19,3 % aller Patienten mit Persönlichkeitsstörungsdiagnose, davon 12 % als Hauptdiagnose und 7,3 % als Nebendiagnose – deutet auf Untererfassung hin. Höhere Prävalenz bei Frauen, mittlerem Alter, freiwilliger Behandlung und schwerer Gewalt. Befund: systematische Diagnostik wird nicht ausreichend durchgeführt.</w:t>
+        <w:t>Hohe Raten von Depression, Angststörung und Psychosen bei schwarzen Immigranten; Hauptbarrieren: Misstrauen gegenüber eurozentrischem System, fehlendes kulturell kompetentes Fachpersonal, finanzielle Hürden, Sprachbarrieren; Schutzfaktoren: Gemeinschaftsanbindung, religiöse Unterstützung, kulturell sensible Fachkräfte. Unterstreicht kritischen Bedarf für kulturell angepasste Dienste.</w:t>
       </w:r>
     </w:p>
     <w:p>
@@ -119,7 +119,7 @@
         <w:rPr>
           <w:sz w:val="19"/>
         </w:rPr>
-        <w:t>Niederlande, vergleichbares Versicherungssystem; forensisches System mit Ähnlichkeiten zur DACH-Region.</w:t>
+        <w:t>Kanada/UK, Fokus auf Versorgungsgerechtigkeit auch für Deutschland relevant.</w:t>
       </w:r>
     </w:p>
     <w:p>
@@ -128,7 +128,7 @@
           <w:color w:val="5A7D3A"/>
           <w:sz w:val="18"/>
         </w:rPr>
-        <w:t>https://pubmed.ncbi.nlm.nih.gov/42680701/</w:t>
+        <w:t>https://pubmed.ncbi.nlm.nih.gov/42675004/</w:t>
       </w:r>
     </w:p>
     <w:p>
@@ -136,7 +136,7 @@
         <w:pStyle w:val="Heading2"/>
       </w:pPr>
       <w:r>
-        <w:t>Alkoholabhängigkeit: Übergang von Allgemeinkliniken zur Spezialversorgung scheitert</w:t>
+        <w:t>Psychische Gesundheit von Landwirten: Geschlechter- und Ungleichheitsgradienten</w:t>
       </w:r>
     </w:p>
     <w:p>
@@ -146,12 +146,12 @@
           <w:color w:val="666666"/>
           <w:sz w:val="18"/>
         </w:rPr>
-        <w:t>Inokuchi K et al.  ·  Alcohol Alcohol  ·  20.07.2026  ·  PMID 42680198</w:t>
+        <w:t>Manneville F et al.  ·  Sante Publique  ·  2026  ·  PMID 42675000</w:t>
       </w:r>
     </w:p>
     <w:p>
       <w:r>
-        <w:t>Qualitative Studie über die Erfahrungen von Patienten mit Alkoholabhängigkeit und deren Familien in japanischen Allgemeinkliniken; untersucht, welche Faktoren den Übergang zur Spezialbehandlung behindern.</w:t>
+        <w:t>Querschnittstudie mit 1.084 französischen Landwirten (CAGRIMENT-Kohorte); misst psychisches Wohlbefinden und psychologische Belastung am Arbeitsplatz nach Soziodemografie und Lebensereignissen.</w:t>
       </w:r>
     </w:p>
     <w:p>
@@ -162,7 +162,7 @@
         <w:t xml:space="preserve">Ergebnis: </w:t>
       </w:r>
       <w:r>
-        <w:t>Fehlerhafte Kommunikation durch Nichtspezialisten verstärkt Stigma und Widerstand gegen spezialisierte Behandlung; zentral sind mangelndes Wissen des Fachpersonals über Alkoholabhängigkeit, unangemessene Ratschläge wie "weniger trinken" und fehlende Zusammenarbeit mit Familien. Empfehlung: Non-stigmatizing approach, Zusammenarbeit mit Familien, proaktive Vermittlung von Ressourcen.</w:t>
+        <w:t>Durchschnittliches Wohlbefindensscore 66,6±14,2 Punkte; Belastungsscore 27,1±15,3 Punkte. Schlechtere Werte bei Frauen (β=-2,3; p=0,04), sozial vulnerablen Personen (β=-8,0; p&lt;0,01) und nach kritischen Lebensereignissen (β=-6,5; p&lt;0,01). Unterstreicht Bedarf für Interventionen bei gefährdeten Untergruppen.</w:t>
       </w:r>
     </w:p>
     <w:p>
@@ -177,7 +177,7 @@
         <w:rPr>
           <w:sz w:val="19"/>
         </w:rPr>
-        <w:t>Japan, qualitative Perspektive; Probleme der Schnittstellen zwischen Sektoren sind international.</w:t>
+        <w:t>Frankreich; comparable Landwirtschaft und vulnerable Bevölkerungsgruppen auch in Deutschland.</w:t>
       </w:r>
     </w:p>
     <w:p>
@@ -186,7 +186,7 @@
           <w:color w:val="5A7D3A"/>
           <w:sz w:val="18"/>
         </w:rPr>
-        <w:t>https://pubmed.ncbi.nlm.nih.gov/42680198/</w:t>
+        <w:t>https://pubmed.ncbi.nlm.nih.gov/42675000/</w:t>
       </w:r>
     </w:p>
     <w:p>
@@ -194,7 +194,7 @@
         <w:pStyle w:val="Heading2"/>
       </w:pPr>
       <w:r>
-        <w:t>Online-Therapie für väterliche Wochenbettdepression wirksam</w:t>
+        <w:t>Posttraumatische Belastung und Suizidwiederholung: Co-Konstruktion der Prävention im VigilanS-Programm</w:t>
       </w:r>
     </w:p>
     <w:p>
@@ -204,12 +204,12 @@
           <w:color w:val="666666"/>
           <w:sz w:val="18"/>
         </w:rPr>
-        <w:t>Holt C et al.  ·  J Med Internet Res  ·  01.09.2026  ·  PMID 42678899</w:t>
+        <w:t>Creupelandt C et al.  ·  Sante Publique  ·  2026  ·  PMID 42674994</w:t>
       </w:r>
     </w:p>
     <w:p>
       <w:r>
-        <w:t>Australisches RCT (n=50, Väter ≥18 Jahre, Baby &lt;12 Monate, diagnostizierte Depression, keine andere psychische Störung) mit Vergleich von DadBooster (online CBT) vs. Warteliste-Kontrolle über 12 Wochen; Ziel: erste wirksame Online-Behandlung für väterliche postnatale Depression.</w:t>
+        <w:t>Frankreich: Conceptual Paper über das nationale VigilanS-Suizidpräventionsprogramm; analysiert, wie PTBS die Responsivität auf Nachsorge nach Suizidversuch beeinflusst; schlägt Patientenbeteiligung zur Programmverfassung vor.</w:t>
       </w:r>
     </w:p>
     <w:p>
@@ -220,7 +220,7 @@
         <w:t xml:space="preserve">Ergebnis: </w:t>
       </w:r>
       <w:r>
-        <w:t>Depression symptoms (DASS-21) signifikant niedriger bei DadBooster vs. Warteliste (adjustierte mittlere Differenz -7,26, 95% KI -11,34 bis -3,18; F1,47=12,81; p&lt;0,001; ηp2=0,21). Symptom-Reduktion 72 % unter DadBooster vs. 40 % Kontrolle; Werte normalisierten sich bei DadBooster. Remission: 2/23 (9 %) DadBooster vs. 7/24 (29 %) Kontrolle (n.s.). Signifikante Unterschiede auch bei Stress (d=0,16), parenting self-efficacy (d=0,14) und negativen automatischen Gedanken (d=0,17). Adherence: 80 % besuchten ≥4 Sitzungen, geringe Attrition, keine adverse events.</w:t>
+        <w:t>PTBS-assoziiert mit Suizidwiederholungen; unterrepräsentiert in bisherigen Präventionsstrategien. VigilanS fokussiert auf Aufrechterhalt des Kontakts, aber PTBS-Patienten weniger responsiv. Empfehlung: Erfahrungswissen von betroffenen Patienten mit PTBS und Suizidversuch in die Interventionsgestaltung integrieren für bessere Anpassung an individuelle Bedürfnisse.</w:t>
       </w:r>
     </w:p>
     <w:p>
@@ -235,7 +235,7 @@
         <w:rPr>
           <w:sz w:val="19"/>
         </w:rPr>
-        <w:t>Australien, ähnliche Sozialversicherung; Väterliche Wochenbettdepression ist deutschlandweit vernachlässigtes Versorgungs­problem.</w:t>
+        <w:t>Frankreich; Suizidprävention und PTBS-Besonderheiten auch im deutschen System (VigilanS-Analogien) relevant.</w:t>
       </w:r>
     </w:p>
     <w:p>
@@ -244,7 +244,7 @@
           <w:color w:val="5A7D3A"/>
           <w:sz w:val="18"/>
         </w:rPr>
-        <w:t>https://pubmed.ncbi.nlm.nih.gov/42678899/</w:t>
+        <w:t>https://pubmed.ncbi.nlm.nih.gov/42674994/</w:t>
       </w:r>
     </w:p>
     <w:p>
@@ -252,7 +252,7 @@
         <w:pStyle w:val="Heading2"/>
       </w:pPr>
       <w:r>
-        <w:t>Stigmatisierung in Psychiatrie – Zentrales Versorgungshindernis in Europa</w:t>
+        <w:t>Rechtsstandards für Zwangsunterbringung in Dänemark 2024: Prozessuale Defizite</w:t>
       </w:r>
     </w:p>
     <w:p>
@@ -262,12 +262,12 @@
           <w:color w:val="666666"/>
           <w:sz w:val="18"/>
         </w:rPr>
-        <w:t>Fond-Harmant L et al.  ·  Sante Publique  ·  2026  ·  PMID 42674996</w:t>
+        <w:t>Munk-Poulsen M et al.  ·  Ugeskr Laeger  ·  10.08.2026  ·  PMID 42671048</w:t>
       </w:r>
     </w:p>
     <w:p>
       <w:r>
-        <w:t>Narrative kritische Übersicht (2015-2025, 86 Studien) über Stigmatisierung als Barriere für Zugang und Recovery; untersucht Mechanismen, Folgen und schützende Faktoren in Frankreich und Europa.</w:t>
+        <w:t>Dänemark: Review der rechtlichen Anforderungen für psychiatrische Zwangsunterbringung; 2024 wurden 4.985 Zwangsaufnahmen durchgeführt; analysiert Anforderungen an ärztliche Bewertung und psychopathologische Dokumentation.</w:t>
       </w:r>
     </w:p>
     <w:p>
@@ -278,7 +278,7 @@
         <w:t xml:space="preserve">Ergebnis: </w:t>
       </w:r>
       <w:r>
-        <w:t>Stigmatisierung (Etikettierung, Stereotypisierung, Diskriminierung, Selbststigmatisierung) verzögert Hilfezugang, verschärft psychische Belastung, führt zu sozialer Ausgrenzung und hohen Kosten. Zentrale Hebel: öffentliche Politiken, Medien, Peer Support. Befund: Harmonisierung von Messinstrumenten, Langzeitbewertungen und koordinierte Mobilisierung erforderlich. Innovativ: Strategien aus gelebter Erfahrung, Peer Support und Co-Konstruktion von Politiken.</w:t>
+        <w:t>4.985 Zwangsaufnahmen in Dänemark 2024. Standardproblem: Aufnahmeärzte dürfen nicht in der aufnehmenden Klinik tätig sein, daher meist Nichtpsychiater; schafft Unsicherheit über korrekte Verfahrensschritte, Dokumentation von Symptomen und Motivation zur freiwilligen Aufnahme.</w:t>
       </w:r>
     </w:p>
     <w:p>
@@ -293,7 +293,7 @@
         <w:rPr>
           <w:sz w:val="19"/>
         </w:rPr>
-        <w:t>Frankreich und europäische Länder; Stigmatisierung ist deutschland-relevantem Versorgungsproblem.</w:t>
+        <w:t>Dänemark/Nordeuropa; PsychKG-Verfahren in Deutschland strukturell anders, aber Problematik der Dokumentation übertragbar.</w:t>
       </w:r>
     </w:p>
     <w:p>
@@ -302,7 +302,7 @@
           <w:color w:val="5A7D3A"/>
           <w:sz w:val="18"/>
         </w:rPr>
-        <w:t>https://pubmed.ncbi.nlm.nih.gov/42674996/</w:t>
+        <w:t>https://pubmed.ncbi.nlm.nih.gov/42671048/</w:t>
       </w:r>
     </w:p>
     <w:p>
@@ -310,7 +310,7 @@
         <w:pStyle w:val="Heading2"/>
       </w:pPr>
       <w:r>
-        <w:t>Psychische Gesundheit fördern durch lokale Kooperation: SISM-Wochen als Modell</w:t>
+        <w:t>Anstrengungsvergütungs-Unausgeglichenheit und Psyche bei Polizisten: Zusammenhang unabhängig von Berufsgruppe</w:t>
       </w:r>
     </w:p>
     <w:p>
@@ -320,12 +320,12 @@
           <w:color w:val="666666"/>
           <w:sz w:val="18"/>
         </w:rPr>
-        <w:t>Pierre-François A et al.  ·  Sante Publique  ·  2026  ·  PMID 42674992</w:t>
+        <w:t>Lau B et al.  ·  Int Arch Occup Environ Health  ·  29.08.2026  ·  PMID 42667430</w:t>
       </w:r>
     </w:p>
     <w:p>
       <w:r>
-        <w:t>Quantitative Studie über Kooperationspraktiken in lokalen französischen Kollektiven der "Wochen der Psychischen Gesundheit" (SISM); 143 Befragte aus Selbsthilfeorganisationen und Behörden.</w:t>
+        <w:t>Norwegen: Cross-sectional-Studie mit 560 Polizeiangehörigen (Ermittler und zivile Mitarbeiter); testet Effort-Reward-Imbalance-Modell gegen Angst-, Depressionsymptome und berufliche Leistungsfähigkeit.</w:t>
       </w:r>
     </w:p>
     <w:p>
@@ -336,7 +336,7 @@
         <w:t xml:space="preserve">Ergebnis: </w:t>
       </w:r>
       <w:r>
-        <w:t>Erfolgreiche Zusammenarbeit beruht auf regelmäßigen Treffen, Koordinierungsinstrumenten und Vertrauensklima zwischen Mitgliedern. Interne Koordination durch Verantwortungsteilung und adaptive Governance gekennzeichnet. Diese Elemente fördern Gefühl kollektiver Wirksamkeit und Zufriedenheit mit Veranstaltungen. Konkrete Facilitators: flexible Führung, persönliche Treffen, formale und informale Austauschgelegenheiten, Charta/Action Plans. Freiwilliges Engagement ist verbreitet, Co-Konstruktion mit Betroffenen reduziert berufliche Silos territorial.</w:t>
+        <w:t>Höheres ERI-Verhältnis assoziiert mit höherer Angst (β=0,28), höherer Depression (β=0,33), niedrigerem Engagement (β=-0,27), schlechterer Selbstwirksamkeit (β=-0,16). Übercommitment stärker assoziiert mit Angst (β=0,50) und Depression (β=0,46). Keine signifikanten Unterschiede zwischen Berufsgruppen; Muster gelten über Kategorien hinweg.</w:t>
       </w:r>
     </w:p>
     <w:p>
@@ -351,7 +351,7 @@
         <w:rPr>
           <w:sz w:val="19"/>
         </w:rPr>
-        <w:t>Frankreich; Modell lokaler Gesundheitsförderung in Nachbarländern mit ähnlichen Strukturen anwendbar.</w:t>
+        <w:t>Norwegen, Wohlfahrtsstaat; Befunde zur Stress-Psyche-Gesundheit auch auf deutsche Arbeitskontexte übertragbar.</w:t>
       </w:r>
     </w:p>
     <w:p>
@@ -360,7 +360,7 @@
           <w:color w:val="5A7D3A"/>
           <w:sz w:val="18"/>
         </w:rPr>
-        <w:t>https://pubmed.ncbi.nlm.nih.gov/42674992/</w:t>
+        <w:t>https://pubmed.ncbi.nlm.nih.gov/42667430/</w:t>
       </w:r>
     </w:p>
     <w:p>
@@ -368,7 +368,7 @@
         <w:pStyle w:val="Heading2"/>
       </w:pPr>
       <w:r>
-        <w:t>Internet-gestützte CBT für Angststörungen bei Kindern: verzögerter Therapieeffekt anhaltend</w:t>
+        <w:t>Nichtadherenzen und Selbstmord-Rehospitalisierung bei Schizophrenie: Bosniische Kohorte</w:t>
       </w:r>
     </w:p>
     <w:p>
@@ -378,12 +378,12 @@
           <w:color w:val="666666"/>
           <w:sz w:val="18"/>
         </w:rPr>
-        <w:t>Sourander A et al.  ·  JAMA Netw Open  ·  03.08.2026  ·  PMID 42599708</w:t>
+        <w:t>Osmanovic S et al.  ·  Med Glas (Zenica)  ·  21.07.2026  ·  PMID 42592977</w:t>
       </w:r>
     </w:p>
     <w:p>
       <w:r>
-        <w:t>Finnische Kohorte des RCT "Master Your Worries" (2017-2020) mit 2-Jahres-Follow-up; 465 Kinder (10-13 Jahre) mit erhöhter Angst, randomisiert zu Internet-CBT (10 Module + Telefoncoaching) vs. Psychoedukation.</w:t>
+        <w:t>Retrospektive Kohorte aus Bosnien, 87 Patienten mit Schizophrenie hospitalisiert 2014-2018, 12-Monats-Nachverfolgung; Rehospitalisierung als Outcome, Adhärenz und Nichtkooperativität als Prädiktoren.</w:t>
       </w:r>
     </w:p>
     <w:p>
@@ -394,7 +394,7 @@
         <w:t xml:space="preserve">Ergebnis: </w:t>
       </w:r>
       <w:r>
-        <w:t>Primary outcome (SCARED-C/P total scores) zeigt statistisch signifikante Unterschiede zugunsten iCBT bei 12 Monaten (SCARED-C: Differenz 4,5 Punkte, p&lt;0,001, Cohen d=0,35; SCARED-P: 3,4 Punkte, p&lt;0,001, d=0,36) und 24 Monaten (SCARED-C: 4,4 Punkte, p=0,001, d=0,29; SCARED-P: 2,3 Punkte, p=0,04, d=0,19). Effektgröße nahm von 6 zu 12 Monaten zu und blieb durch 24 Monate erhalten. Besonderheit: verzögerter Anstieg der Effektivität von 6 auf 12 Monate, dann Stabilisierung.</w:t>
+        <w:t>Rehospitalisierungsquote 36,8% (32/87) innerhalb 12 Monaten. Medikamentöse Nichtadherenzen (OR 11,33; 95% CI 3,58-35,87; p&lt;0,001) und dokumentierte Nichtkooperativität (OR 10,00; 95% CI 3,16-31,62; p&lt;0,001) stark mit Wiederaufnahme assoziiert. Antipsychotikaklasse und Polypharmacie nicht signifikant; Depot-Formulierungen in 32,8% dokumentiert.</w:t>
       </w:r>
     </w:p>
     <w:p>
@@ -409,7 +409,7 @@
         <w:rPr>
           <w:sz w:val="19"/>
         </w:rPr>
-        <w:t>Schweden (nordeuropäisches Sozialversicherungssystem); Telemedizin für Kinderpsychiatrie mit deutschen Parallelen.</w:t>
+        <w:t>Südosteuropa; Adhärenzherausforderungen und Nachsorgedefizite strukturell mit Deutschland vergleichbar.</w:t>
       </w:r>
     </w:p>
     <w:p>
@@ -418,7 +418,7 @@
           <w:color w:val="5A7D3A"/>
           <w:sz w:val="18"/>
         </w:rPr>
-        <w:t>https://pubmed.ncbi.nlm.nih.gov/42599708/</w:t>
+        <w:t>https://pubmed.ncbi.nlm.nih.gov/42592977/</w:t>
       </w:r>
     </w:p>
     <w:sectPr>

--- a/download/studien-aktuell.docx
+++ b/download/studien-aktuell.docx
@@ -62,7 +62,7 @@
           <w:color w:val="666666"/>
           <w:sz w:val="18"/>
         </w:rPr>
-        <w:t>Stand: 03.09.2026  |  6 Studien  |  mental.m-vf.de</w:t>
+        <w:t>Stand: 04.09.2026  |  6 Studien  |  mental.m-vf.de</w:t>
       </w:r>
     </w:p>
     <w:p>
@@ -70,7 +70,7 @@
         <w:pStyle w:val="Heading1"/>
       </w:pPr>
       <w:r>
-        <w:t>Aufgenommen am 03.09.2026</w:t>
+        <w:t>Aufgenommen am 04.09.2026</w:t>
       </w:r>
     </w:p>
     <w:p>
@@ -78,7 +78,7 @@
         <w:pStyle w:val="Heading2"/>
       </w:pPr>
       <w:r>
-        <w:t>Psychisch erkrankte Schwarze Immigranten: Versorgungsbarrieren und Chancen nach COVID-19</w:t>
+        <w:t>Hepatitis-C-Screening bei psychisch Erkrankten – Protokoll für aktualisierte Metaanalyse</w:t>
       </w:r>
     </w:p>
     <w:p>
@@ -88,12 +88,12 @@
           <w:color w:val="666666"/>
           <w:sz w:val="18"/>
         </w:rPr>
-        <w:t>Bilal O et al.  ·  Sante Publique  ·  2026  ·  PMID 42675004</w:t>
+        <w:t>Maryam S et al.  ·  BMJ Open  ·  03.09.2026  ·  PMID 42692522</w:t>
       </w:r>
     </w:p>
     <w:p>
       <w:r>
-        <w:t>Scoping Review über 19 Studien (2021-2024) zu psychischer Gesundheit schwarzer afrikanischer Immigranten in Kanada und UK; untersucht Zugang zu Versorgung und Determinanten der Behandlungslücke.</w:t>
+        <w:t>Protokoll für systematische Übersicht und Metaanalyse zur HCV-Prävalenz, Risikofaktoren und Versorgungsbarrieren bei Menschen mit ernsthafte psychische Erkrankungen (SMI) nach COVID-19.</w:t>
       </w:r>
     </w:p>
     <w:p>
@@ -104,7 +104,7 @@
         <w:t xml:space="preserve">Ergebnis: </w:t>
       </w:r>
       <w:r>
-        <w:t>Hohe Raten von Depression, Angststörung und Psychosen bei schwarzen Immigranten; Hauptbarrieren: Misstrauen gegenüber eurozentrischem System, fehlendes kulturell kompetentes Fachpersonal, finanzielle Hürden, Sprachbarrieren; Schutzfaktoren: Gemeinschaftsanbindung, religiöse Unterstützung, kulturell sensible Fachkräfte. Unterstreicht kritischen Bedarf für kulturell angepasste Dienste.</w:t>
+        <w:t>Weder Ergebnis noch Zahlen verfügbar (Protokoll-Publikation vor Studiendurchführung, geplante Suche bis Juni 2026, bisherige Metaanalyse zeigte 8% HCV-Prävalenz bei SMI vs. niedrigere Allgemeinbevölkerung).</w:t>
       </w:r>
     </w:p>
     <w:p>
@@ -119,7 +119,7 @@
         <w:rPr>
           <w:sz w:val="19"/>
         </w:rPr>
-        <w:t>Kanada/UK, Fokus auf Versorgungsgerechtigkeit auch für Deutschland relevant.</w:t>
+        <w:t>Systematische Übersicht geplant, Barrieren und Facilitatoren zur Versorgung sind Schwerpunkt</w:t>
       </w:r>
     </w:p>
     <w:p>
@@ -128,7 +128,7 @@
           <w:color w:val="5A7D3A"/>
           <w:sz w:val="18"/>
         </w:rPr>
-        <w:t>https://pubmed.ncbi.nlm.nih.gov/42675004/</w:t>
+        <w:t>https://pubmed.ncbi.nlm.nih.gov/42692522/</w:t>
       </w:r>
     </w:p>
     <w:p>
@@ -136,7 +136,7 @@
         <w:pStyle w:val="Heading2"/>
       </w:pPr>
       <w:r>
-        <w:t>Psychische Gesundheit von Landwirten: Geschlechter- und Ungleichheitsgradienten</w:t>
+        <w:t>Geschulte Gesundheitshelfer verbesserten Mentale-Health-Kompetenz und Leistungserbringung in Indien – aber Evidenz bleibt begrenzt</w:t>
       </w:r>
     </w:p>
     <w:p>
@@ -146,12 +146,12 @@
           <w:color w:val="666666"/>
           <w:sz w:val="18"/>
         </w:rPr>
-        <w:t>Manneville F et al.  ·  Sante Publique  ·  2026  ·  PMID 42675000</w:t>
+        <w:t>Ruben JP et al.  ·  Indian J Med Res  ·  Sept. 2026  ·  PMID 42690870</w:t>
       </w:r>
     </w:p>
     <w:p>
       <w:r>
-        <w:t>Querschnittstudie mit 1.084 französischen Landwirten (CAGRIMENT-Kohorte); misst psychisches Wohlbefinden und psychologische Belastung am Arbeitsplatz nach Soziodemografie und Lebensereignissen.</w:t>
+        <w:t>Systematische Übersicht von 13 Studien (2000–2025) zu Mental-Health-Schulungsinterventionen für akkreditierte Gesundheitshelfer (ASHAs) in Karnataka, Indien.</w:t>
       </w:r>
     </w:p>
     <w:p>
@@ -162,7 +162,7 @@
         <w:t xml:space="preserve">Ergebnis: </w:t>
       </w:r>
       <w:r>
-        <w:t>Durchschnittliches Wohlbefindensscore 66,6±14,2 Punkte; Belastungsscore 27,1±15,3 Punkte. Schlechtere Werte bei Frauen (β=-2,3; p=0,04), sozial vulnerablen Personen (β=-8,0; p&lt;0,01) und nach kritischen Lebensereignissen (β=-6,5; p&lt;0,01). Unterstreicht Bedarf für Interventionen bei gefährdeten Untergruppen.</w:t>
+        <w:t>Narrative Synthese zeigt verbesserte Anbieter-Kompetenzen und Serviceerbringung in quantitativen Studien (mäßiges Vertrauen in qualitative Studien). Digitale und Hybrid-Modelle zeigten nachhaltigere Gewinne als reine Präsenz-Schulungen. Begrenzte Evidenz wegen Vor-Nach-Designs, kleiner Stichproben und Heterogenität.</w:t>
       </w:r>
     </w:p>
     <w:p>
@@ -177,7 +177,7 @@
         <w:rPr>
           <w:sz w:val="19"/>
         </w:rPr>
-        <w:t>Frankreich; comparable Landwirtschaft und vulnerable Bevölkerungsgruppen auch in Deutschland.</w:t>
+        <w:t>Indien – Low-Income-Setting, aber Aufbau niedrigschwelliger Kapazitäten für Deutschland lehrreich</w:t>
       </w:r>
     </w:p>
     <w:p>
@@ -186,7 +186,7 @@
           <w:color w:val="5A7D3A"/>
           <w:sz w:val="18"/>
         </w:rPr>
-        <w:t>https://pubmed.ncbi.nlm.nih.gov/42675000/</w:t>
+        <w:t>https://pubmed.ncbi.nlm.nih.gov/42690870/</w:t>
       </w:r>
     </w:p>
     <w:p>
@@ -194,7 +194,7 @@
         <w:pStyle w:val="Heading2"/>
       </w:pPr>
       <w:r>
-        <w:t>Posttraumatische Belastung und Suizidwiederholung: Co-Konstruktion der Prävention im VigilanS-Programm</w:t>
+        <w:t>Online-Resilienzintervention für Studierende verbesserte psychisches Wohlbefinden nur mit guter Adhärenz</w:t>
       </w:r>
     </w:p>
     <w:p>
@@ -204,12 +204,12 @@
           <w:color w:val="666666"/>
           <w:sz w:val="18"/>
         </w:rPr>
-        <w:t>Creupelandt C et al.  ·  Sante Publique  ·  2026  ·  PMID 42674994</w:t>
+        <w:t>Bartelt S et al.  ·  Sci Rep  ·  02.09.2026  ·  PMID 42686878</w:t>
       </w:r>
     </w:p>
     <w:p>
       <w:r>
-        <w:t>Frankreich: Conceptual Paper über das nationale VigilanS-Suizidpräventionsprogramm; analysiert, wie PTBS die Responsivität auf Nachsorge nach Suizidversuch beeinflusst; schlägt Patientenbeteiligung zur Programmverfassung vor.</w:t>
+        <w:t>Randomisierte Studie mit 216 Studierenden zur Wirksamkeit eines internetgestützten Resilienztrainings via Lernplattform.</w:t>
       </w:r>
     </w:p>
     <w:p>
@@ -220,7 +220,7 @@
         <w:t xml:space="preserve">Ergebnis: </w:t>
       </w:r>
       <w:r>
-        <w:t>PTBS-assoziiert mit Suizidwiederholungen; unterrepräsentiert in bisherigen Präventionsstrategien. VigilanS fokussiert auf Aufrechterhalt des Kontakts, aber PTBS-Patienten weniger responsiv. Empfehlung: Erfahrungswissen von betroffenen Patienten mit PTBS und Suizidversuch in die Interventionsgestaltung integrieren für bessere Anpassung an individuelle Bedürfnisse.</w:t>
+        <w:t>Unter Einhaltung des Protokolls (n=150) signifikante Verbesserung der psychischen Belastung und Selbstmitgefühl (p&lt;0,05), bei Mitnahme aller Teilnehmenden (ITT-Analyse, n=216) keine signifikanten Effekte. Adhärenz war niedrig. Mit hoher Einhaltung könnte das Angebot wertvoll für studentische Mental-Health-Services sein.</w:t>
       </w:r>
     </w:p>
     <w:p>
@@ -235,7 +235,7 @@
         <w:rPr>
           <w:sz w:val="19"/>
         </w:rPr>
-        <w:t>Frankreich; Suizidprävention und PTBS-Besonderheiten auch im deutschen System (VigilanS-Analogien) relevant.</w:t>
+        <w:t>Deutschland – Versorgung von Studierenden an einer Universitätsmedizin</w:t>
       </w:r>
     </w:p>
     <w:p>
@@ -244,7 +244,7 @@
           <w:color w:val="5A7D3A"/>
           <w:sz w:val="18"/>
         </w:rPr>
-        <w:t>https://pubmed.ncbi.nlm.nih.gov/42674994/</w:t>
+        <w:t>https://pubmed.ncbi.nlm.nih.gov/42686878/</w:t>
       </w:r>
     </w:p>
     <w:p>
@@ -252,7 +252,7 @@
         <w:pStyle w:val="Heading2"/>
       </w:pPr>
       <w:r>
-        <w:t>Rechtsstandards für Zwangsunterbringung in Dänemark 2024: Prozessuale Defizite</w:t>
+        <w:t>Care Navigation für Methamphetaminabhängigkeit erreichte Behandlung nicht häufiger</w:t>
       </w:r>
     </w:p>
     <w:p>
@@ -262,12 +262,12 @@
           <w:color w:val="666666"/>
           <w:sz w:val="18"/>
         </w:rPr>
-        <w:t>Munk-Poulsen M et al.  ·  Ugeskr Laeger  ·  10.08.2026  ·  PMID 42671048</w:t>
+        <w:t>Al-Tayyib A et al.  ·  JAMA Netw Open  ·  01.09.2026  ·  PMID 42684700</w:t>
       </w:r>
     </w:p>
     <w:p>
       <w:r>
-        <w:t>Dänemark: Review der rechtlichen Anforderungen für psychiatrische Zwangsunterbringung; 2024 wurden 4.985 Zwangsaufnahmen durchgeführt; analysiert Anforderungen an ärztliche Bewertung und psychopathologische Dokumentation.</w:t>
+        <w:t>Randomisiert-kontrollierte Studie (n=192 Teilnehmer) zu Wirkung von dedizierter Care Navigation mit Contingency-Management-Elementen auf Verknüpfung zur Suchtbehandlung.</w:t>
       </w:r>
     </w:p>
     <w:p>
@@ -278,7 +278,7 @@
         <w:t xml:space="preserve">Ergebnis: </w:t>
       </w:r>
       <w:r>
-        <w:t>4.985 Zwangsaufnahmen in Dänemark 2024. Standardproblem: Aufnahmeärzte dürfen nicht in der aufnehmenden Klinik tätig sein, daher meist Nichtpsychiater; schafft Unsicherheit über korrekte Verfahrensschritte, Dokumentation von Symptomen und Motivation zur freiwilligen Aufnahme.</w:t>
+        <w:t>Linkage zur Behandlung nach 30 Tagen: Intervention 25,0% (24/96) vs. Kontrolle 25,0% (24/96), RR 1,00 (95%-KI 0,61–1,63). Nach 90 Tagen: Intervention 33,3% (32/96) vs. Kontrolle 25,0% (24/96), RR 1,33 (95%-KI 0,85–2,09), beide nicht signifikant. Engagement mit Navigator war höher (62,5%), aber führte nicht zu besserer Linkage.</w:t>
       </w:r>
     </w:p>
     <w:p>
@@ -293,7 +293,7 @@
         <w:rPr>
           <w:sz w:val="19"/>
         </w:rPr>
-        <w:t>Dänemark/Nordeuropa; PsychKG-Verfahren in Deutschland strukturell anders, aber Problematik der Dokumentation übertragbar.</w:t>
+        <w:t>USA – Sicherheits-Netzwerk, instabile Wohnverhältnisse (84,9%), aber Kontakt-Befund relevant</w:t>
       </w:r>
     </w:p>
     <w:p>
@@ -302,7 +302,7 @@
           <w:color w:val="5A7D3A"/>
           <w:sz w:val="18"/>
         </w:rPr>
-        <w:t>https://pubmed.ncbi.nlm.nih.gov/42671048/</w:t>
+        <w:t>https://pubmed.ncbi.nlm.nih.gov/42684700/</w:t>
       </w:r>
     </w:p>
     <w:p>
@@ -310,7 +310,7 @@
         <w:pStyle w:val="Heading2"/>
       </w:pPr>
       <w:r>
-        <w:t>Anstrengungsvergütungs-Unausgeglichenheit und Psyche bei Polizisten: Zusammenhang unabhängig von Berufsgruppe</w:t>
+        <w:t>Schlafstörungen in der hausärztlichen Versorgung verdoppelten sich – Psychotherapie bleibt untergenutzt</w:t>
       </w:r>
     </w:p>
     <w:p>
@@ -320,12 +320,12 @@
           <w:color w:val="666666"/>
           <w:sz w:val="18"/>
         </w:rPr>
-        <w:t>Lau B et al.  ·  Int Arch Occup Environ Health  ·  29.08.2026  ·  PMID 42667430</w:t>
+        <w:t>Bertrans Vilaró B et al.  ·  Fam Med Community Health  ·  31.08.2026  ·  PMID 42674672</w:t>
       </w:r>
     </w:p>
     <w:p>
       <w:r>
-        <w:t>Norwegen: Cross-sectional-Studie mit 560 Polizeiangehörigen (Ermittler und zivile Mitarbeiter); testet Effort-Reward-Imbalance-Modell gegen Angst-, Depressionsymptome und berufliche Leistungsfähigkeit.</w:t>
+        <w:t>Retrospektive Primärversorgungsstudie in Katalonien 2018–2024 zu Prävalenz und Verschreibungspraxis bei Insomnie (n=elektronische Patientenakten).</w:t>
       </w:r>
     </w:p>
     <w:p>
@@ -336,7 +336,7 @@
         <w:t xml:space="preserve">Ergebnis: </w:t>
       </w:r>
       <w:r>
-        <w:t>Höheres ERI-Verhältnis assoziiert mit höherer Angst (β=0,28), höherer Depression (β=0,33), niedrigerem Engagement (β=-0,27), schlechterer Selbstwirksamkeit (β=-0,16). Übercommitment stärker assoziiert mit Angst (β=0,50) und Depression (β=0,46). Keine signifikanten Unterschiede zwischen Berufsgruppen; Muster gelten über Kategorien hinweg.</w:t>
+        <w:t>Insomnie-Prävalenz stieg um 43,4% auf 11,17% (95%-KI 11,05–11,28) im Jahr 2024. Psychopharmaka-Einsatz nahm von 47,88% (2018) auf 55,11% (2024) zu, davon Anxiolytika 36,68% (2018) bis 39,44% (2024). Kognitiv-behaviorale Therapie (CBT), die Erstlinientherapie, wurde untergenutzt.</w:t>
       </w:r>
     </w:p>
     <w:p>
@@ -351,7 +351,7 @@
         <w:rPr>
           <w:sz w:val="19"/>
         </w:rPr>
-        <w:t>Norwegen, Wohlfahrtsstaat; Befunde zur Stress-Psyche-Gesundheit auch auf deutsche Arbeitskontexte übertragbar.</w:t>
+        <w:t>Spanien – europäisches Sozialversicherungssystem, vergleichbar mit Deutschland</w:t>
       </w:r>
     </w:p>
     <w:p>
@@ -360,7 +360,7 @@
           <w:color w:val="5A7D3A"/>
           <w:sz w:val="18"/>
         </w:rPr>
-        <w:t>https://pubmed.ncbi.nlm.nih.gov/42667430/</w:t>
+        <w:t>https://pubmed.ncbi.nlm.nih.gov/42674672/</w:t>
       </w:r>
     </w:p>
     <w:p>
@@ -368,7 +368,7 @@
         <w:pStyle w:val="Heading2"/>
       </w:pPr>
       <w:r>
-        <w:t>Nichtadherenzen und Selbstmord-Rehospitalisierung bei Schizophrenie: Bosniische Kohorte</w:t>
+        <w:t>Delirium-Prävention in australischen Krankenhäusern: Nicht-medikamentöse Strategien verbreitet, Antipsychotika-Einsatz bleibt hoch</w:t>
       </w:r>
     </w:p>
     <w:p>
@@ -378,12 +378,12 @@
           <w:color w:val="666666"/>
           <w:sz w:val="18"/>
         </w:rPr>
-        <w:t>Osmanovic S et al.  ·  Med Glas (Zenica)  ·  21.07.2026  ·  PMID 42592977</w:t>
+        <w:t>Huang S et al.  ·  Australas J Ageing  ·  Sept. 2026  ·  PMID 42656048</w:t>
       </w:r>
     </w:p>
     <w:p>
       <w:r>
-        <w:t>Retrospektive Kohorte aus Bosnien, 87 Patienten mit Schizophrenie hospitalisiert 2014-2018, 12-Monats-Nachverfolgung; Rehospitalisierung als Outcome, Adhärenz und Nichtkooperativität als Prädiktoren.</w:t>
+        <w:t>Querschnittserhebung an 257 Stationen in Australien und Neuseeland am World Delirium Awareness Day 2023 zu Erfassung und Management von Delirium.</w:t>
       </w:r>
     </w:p>
     <w:p>
@@ -394,7 +394,7 @@
         <w:t xml:space="preserve">Ergebnis: </w:t>
       </w:r>
       <w:r>
-        <w:t>Rehospitalisierungsquote 36,8% (32/87) innerhalb 12 Monaten. Medikamentöse Nichtadherenzen (OR 11,33; 95% CI 3,58-35,87; p&lt;0,001) und dokumentierte Nichtkooperativität (OR 10,00; 95% CI 3,16-31,62; p&lt;0,001) stark mit Wiederaufnahme assoziiert. Antipsychotikaklasse und Polypharmacie nicht signifikant; Depot-Formulierungen in 32,8% dokumentiert.</w:t>
+        <w:t>Erfassungsquote 63% (n=4033/6369 um 8:00 Uhr), detektierte Prävalenz 16% (n=637/4033). Nicht-medikamentöse Maßnahmen (Flüssigkeitsversorgung 87%, Mobilisierung 84%, Schmerzmanagement 84%) sind weit verbreitet. Antipsychotika dennoch häufig genutzt (Risperidon 36%, Haloperidol 35%, Quetiapin 31%). Fachkräftemangel (70%), Zeitmangel zur Fortbildung (53%) sind Barrieren.</w:t>
       </w:r>
     </w:p>
     <w:p>
@@ -409,7 +409,7 @@
         <w:rPr>
           <w:sz w:val="19"/>
         </w:rPr>
-        <w:t>Südosteuropa; Adhärenzherausforderungen und Nachsorgedefizite strukturell mit Deutschland vergleichbar.</w:t>
+        <w:t>Australien/Neuseeland – Krankenhaus-Systematiken teilweise vergleichbar, aber anderer Organisationsrahmen</w:t>
       </w:r>
     </w:p>
     <w:p>
@@ -418,7 +418,7 @@
           <w:color w:val="5A7D3A"/>
           <w:sz w:val="18"/>
         </w:rPr>
-        <w:t>https://pubmed.ncbi.nlm.nih.gov/42592977/</w:t>
+        <w:t>https://pubmed.ncbi.nlm.nih.gov/42656048/</w:t>
       </w:r>
     </w:p>
     <w:sectPr>

--- a/download/studien-aktuell.docx
+++ b/download/studien-aktuell.docx
@@ -62,7 +62,7 @@
           <w:color w:val="666666"/>
           <w:sz w:val="18"/>
         </w:rPr>
-        <w:t>Stand: 04.09.2026  |  6 Studien  |  mental.m-vf.de</w:t>
+        <w:t>Stand: 05.09.2026  |  7 Studien  |  mental.m-vf.de</w:t>
       </w:r>
     </w:p>
     <w:p>
@@ -70,7 +70,7 @@
         <w:pStyle w:val="Heading1"/>
       </w:pPr>
       <w:r>
-        <w:t>Aufgenommen am 04.09.2026</w:t>
+        <w:t>Aufgenommen am 05.09.2026</w:t>
       </w:r>
     </w:p>
     <w:p>
@@ -78,7 +78,7 @@
         <w:pStyle w:val="Heading2"/>
       </w:pPr>
       <w:r>
-        <w:t>Hepatitis-C-Screening bei psychisch Erkrankten – Protokoll für aktualisierte Metaanalyse</w:t>
+        <w:t>Social Prescribing verringerte Angst und Stress bei Kindern und Jugendlichen</w:t>
       </w:r>
     </w:p>
     <w:p>
@@ -88,12 +88,12 @@
           <w:color w:val="666666"/>
           <w:sz w:val="18"/>
         </w:rPr>
-        <w:t>Maryam S et al.  ·  BMJ Open  ·  03.09.2026  ·  PMID 42692522</w:t>
+        <w:t>Thomson J et al.  ·  BMJ Open  ·  04.09.2026  ·  PMID 42697576</w:t>
       </w:r>
     </w:p>
     <w:p>
       <w:r>
-        <w:t>Protokoll für systematische Übersicht und Metaanalyse zur HCV-Prävalenz, Risikofaktoren und Versorgungsbarrieren bei Menschen mit ernsthafte psychische Erkrankungen (SMI) nach COVID-19.</w:t>
+        <w:t>Qualitative Studie zu Erfahrungen von 15 Kindern und 27 Betreuungspersonen mit einem Social-Prescribing-Dienst zur frühzeitigen psychischen Unterstützung in Nordengland.</w:t>
       </w:r>
     </w:p>
     <w:p>
@@ -104,7 +104,7 @@
         <w:t xml:space="preserve">Ergebnis: </w:t>
       </w:r>
       <w:r>
-        <w:t>Weder Ergebnis noch Zahlen verfügbar (Protokoll-Publikation vor Studiendurchführung, geplante Suche bis Juni 2026, bisherige Metaanalyse zeigte 8% HCV-Prävalenz bei SMI vs. niedrigere Allgemeinbevölkerung).</w:t>
+        <w:t>Kinder und Jugendliche berichteten weniger emotionales Unbehagen, niedrigere Angststufen und erhöhtes Selbstvertrauen; Eltern zeigten reduzierte Belastung und verbesserte Familieninteraktion. Die Wirkung erfolgte durch vertrauensvolle Beziehungen zu Fallmanagern und erlernte Bewältigungsstrategien.</w:t>
       </w:r>
     </w:p>
     <w:p>
@@ -119,7 +119,7 @@
         <w:rPr>
           <w:sz w:val="19"/>
         </w:rPr>
-        <w:t>Systematische Übersicht geplant, Barrieren und Facilitatoren zur Versorgung sind Schwerpunkt</w:t>
+        <w:t>England, nicht-spezialisierte ambulante Früherkennung, Vergleichbarkeit mit gemeindenahen Lotsenmodellen in Deutschland</w:t>
       </w:r>
     </w:p>
     <w:p>
@@ -128,7 +128,7 @@
           <w:color w:val="5A7D3A"/>
           <w:sz w:val="18"/>
         </w:rPr>
-        <w:t>https://pubmed.ncbi.nlm.nih.gov/42692522/</w:t>
+        <w:t>https://pubmed.ncbi.nlm.nih.gov/42697576/</w:t>
       </w:r>
     </w:p>
     <w:p>
@@ -136,7 +136,7 @@
         <w:pStyle w:val="Heading2"/>
       </w:pPr>
       <w:r>
-        <w:t>Geschulte Gesundheitshelfer verbesserten Mentale-Health-Kompetenz und Leistungserbringung in Indien – aber Evidenz bleibt begrenzt</w:t>
+        <w:t>Väter in der Perinatalzeit erleben Isolation und Ausschluss von Unterstützung</w:t>
       </w:r>
     </w:p>
     <w:p>
@@ -146,12 +146,12 @@
           <w:color w:val="666666"/>
           <w:sz w:val="18"/>
         </w:rPr>
-        <w:t>Ruben JP et al.  ·  Indian J Med Res  ·  Sept. 2026  ·  PMID 42690870</w:t>
+        <w:t>Watkins AE et al.  ·  BMJ Open  ·  04.09.2026  ·  PMID 42697571</w:t>
       </w:r>
     </w:p>
     <w:p>
       <w:r>
-        <w:t>Systematische Übersicht von 13 Studien (2000–2025) zu Mental-Health-Schulungsinterventionen für akkreditierte Gesundheitshelfer (ASHAs) in Karnataka, Indien.</w:t>
+        <w:t>Qualitative Studie mit Interviews und Fokusgruppen von 21 Vätern und 9 Fachleuten (Freiwilligensektor, Soziales) in Nordostengland zu perinatalpsychischen Unterstützungsbedarfen von Vätern.</w:t>
       </w:r>
     </w:p>
     <w:p>
@@ -162,7 +162,7 @@
         <w:t xml:space="preserve">Ergebnis: </w:t>
       </w:r>
       <w:r>
-        <w:t>Narrative Synthese zeigt verbesserte Anbieter-Kompetenzen und Serviceerbringung in quantitativen Studien (mäßiges Vertrauen in qualitative Studien). Digitale und Hybrid-Modelle zeigten nachhaltigere Gewinne als reine Präsenz-Schulungen. Begrenzte Evidenz wegen Vor-Nach-Designs, kleiner Stichproben und Heterogenität.</w:t>
+        <w:t>Väter berichten von Isolation, eingeschränkter emotionaler Unterstützung und Ausschluss aus perinatalen Diensten; Fachleute bestätigen begrenzte Vatereinbindung. Empfehlungen: Stärkere Vatereinbindung in Antenatalkurse, Elternrichtlinien und Gesamtfamilienansätze zur emotionalen Unterstützung.</w:t>
       </w:r>
     </w:p>
     <w:p>
@@ -177,7 +177,7 @@
         <w:rPr>
           <w:sz w:val="19"/>
         </w:rPr>
-        <w:t>Indien – Low-Income-Setting, aber Aufbau niedrigschwelliger Kapazitäten für Deutschland lehrreich</w:t>
+        <w:t>England/Deutschland, Primärversorgung und Frühförderung, Zugang und Geschlechtergerechtigkeit</w:t>
       </w:r>
     </w:p>
     <w:p>
@@ -186,7 +186,7 @@
           <w:color w:val="5A7D3A"/>
           <w:sz w:val="18"/>
         </w:rPr>
-        <w:t>https://pubmed.ncbi.nlm.nih.gov/42690870/</w:t>
+        <w:t>https://pubmed.ncbi.nlm.nih.gov/42697571/</w:t>
       </w:r>
     </w:p>
     <w:p>
@@ -194,7 +194,7 @@
         <w:pStyle w:val="Heading2"/>
       </w:pPr>
       <w:r>
-        <w:t>Online-Resilienzintervention für Studierende verbesserte psychisches Wohlbefinden nur mit guter Adhärenz</w:t>
+        <w:t>Psychisch erkrankte Herzinfarktpatienten erhalten weniger Spezialistenpflege</w:t>
       </w:r>
     </w:p>
     <w:p>
@@ -204,12 +204,12 @@
           <w:color w:val="666666"/>
           <w:sz w:val="18"/>
         </w:rPr>
-        <w:t>Bartelt S et al.  ·  Sci Rep  ·  02.09.2026  ·  PMID 42686878</w:t>
+        <w:t>Fleetwood K et al.  ·  BMJ Open  ·  04.09.2026  ·  PMID 42697570</w:t>
       </w:r>
     </w:p>
     <w:p>
       <w:r>
-        <w:t>Randomisierte Studie mit 216 Studierenden zur Wirksamkeit eines internetgestützten Resilienztrainings via Lernplattform.</w:t>
+        <w:t>Kohortenstudie mit 131.075 NSTEMI- und 79.045 STEMI-Patienten aus englischen Registerdaten (2019–2023) zur Vergleichbarkeit der kardiologischen Standardversorgung nach psychischer Erkrankung.</w:t>
       </w:r>
     </w:p>
     <w:p>
@@ -220,7 +220,7 @@
         <w:t xml:space="preserve">Ergebnis: </w:t>
       </w:r>
       <w:r>
-        <w:t>Unter Einhaltung des Protokolls (n=150) signifikante Verbesserung der psychischen Belastung und Selbstmitgefühl (p&lt;0,05), bei Mitnahme aller Teilnehmenden (ITT-Analyse, n=216) keine signifikanten Effekte. Adhärenz war niedrig. Mit hoher Einhaltung könnte das Angebot wertvoll für studentische Mental-Health-Services sein.</w:t>
+        <w:t>Patienten mit Schizophrenie, Bipolarer Störung oder Depression erhielten seltener Angiografie (OR 0,25–0,92 je nach Diagnose), Intensivbetreuung und kardiologische Rehabilitation. Disparitäten waren größer nach NSTEMI; COVID-19 hatte keinen signifikanten Moderatoreffekt.</w:t>
       </w:r>
     </w:p>
     <w:p>
@@ -235,7 +235,7 @@
         <w:rPr>
           <w:sz w:val="19"/>
         </w:rPr>
-        <w:t>Deutschland – Versorgung von Studierenden an einer Universitätsmedizin</w:t>
+        <w:t>England, elektronische Gesundheitsakten, vergleichbar mit deutschen Klinikabrechnungsdaten und sektorialer Kooperation</w:t>
       </w:r>
     </w:p>
     <w:p>
@@ -244,7 +244,7 @@
           <w:color w:val="5A7D3A"/>
           <w:sz w:val="18"/>
         </w:rPr>
-        <w:t>https://pubmed.ncbi.nlm.nih.gov/42686878/</w:t>
+        <w:t>https://pubmed.ncbi.nlm.nih.gov/42697570/</w:t>
       </w:r>
     </w:p>
     <w:p>
@@ -252,7 +252,7 @@
         <w:pStyle w:val="Heading2"/>
       </w:pPr>
       <w:r>
-        <w:t>Care Navigation für Methamphetaminabhängigkeit erreichte Behandlung nicht häufiger</w:t>
+        <w:t>App-basierte Achtsamkeit reduzierte Depressionen bei schwangeren Frauen mit affektiven Störungen</w:t>
       </w:r>
     </w:p>
     <w:p>
@@ -262,12 +262,12 @@
           <w:color w:val="666666"/>
           <w:sz w:val="18"/>
         </w:rPr>
-        <w:t>Al-Tayyib A et al.  ·  JAMA Netw Open  ·  01.09.2026  ·  PMID 42684700</w:t>
+        <w:t>Haßdenteufel K et al.  ·  J Med Internet Res  ·  02.09.2026  ·  PMID 42695336</w:t>
       </w:r>
     </w:p>
     <w:p>
       <w:r>
-        <w:t>Randomisiert-kontrollierte Studie (n=192 Teilnehmer) zu Wirkung von dedizierter Care Navigation mit Contingency-Management-Elementen auf Verknüpfung zur Suchtbehandlung.</w:t>
+        <w:t>Sekundäranalyse eines deutschen RCT (Baden-Württemberg) mit 147 schwangeren Frauen mit ICD-10-Angst- oder affektiven Störungen und erhöhten depressiven Symptomen (EPDS&gt;9), randomisiert zu 8-wöchiger digitaler Achtsamkeitsintervention oder Standardbehandlung.</w:t>
       </w:r>
     </w:p>
     <w:p>
@@ -278,7 +278,7 @@
         <w:t xml:space="preserve">Ergebnis: </w:t>
       </w:r>
       <w:r>
-        <w:t>Linkage zur Behandlung nach 30 Tagen: Intervention 25,0% (24/96) vs. Kontrolle 25,0% (24/96), RR 1,00 (95%-KI 0,61–1,63). Nach 90 Tagen: Intervention 33,3% (32/96) vs. Kontrolle 25,0% (24/96), RR 1,33 (95%-KI 0,85–2,09), beide nicht signifikant. Engagement mit Navigator war höher (62,5%), aber führte nicht zu besserer Linkage.</w:t>
+        <w:t>Die Interventionsgruppe zeigte signifikant stärkere EPDS-Reduktion in Schwangerschaftswoche 34 (Δ=-2,21, p=0,01) und postpartal (Δ=-4,81, p=0,007); 42,5% erreichten klinisch bedeutsame Verbesserung gegenüber 28,4% in der Kontrolle (aOR 1,56, 95% CI 1,19–2,05).</w:t>
       </w:r>
     </w:p>
     <w:p>
@@ -293,7 +293,7 @@
         <w:rPr>
           <w:sz w:val="19"/>
         </w:rPr>
-        <w:t>USA – Sicherheits-Netzwerk, instabile Wohnverhältnisse (84,9%), aber Kontakt-Befund relevant</w:t>
+        <w:t>Deutschland, ambulante Perinatalpsychiatrie, Krankenkassendatenlage, direkt anwendbar</w:t>
       </w:r>
     </w:p>
     <w:p>
@@ -302,7 +302,7 @@
           <w:color w:val="5A7D3A"/>
           <w:sz w:val="18"/>
         </w:rPr>
-        <w:t>https://pubmed.ncbi.nlm.nih.gov/42684700/</w:t>
+        <w:t>https://pubmed.ncbi.nlm.nih.gov/42695336/</w:t>
       </w:r>
     </w:p>
     <w:p>
@@ -310,7 +310,7 @@
         <w:pStyle w:val="Heading2"/>
       </w:pPr>
       <w:r>
-        <w:t>Schlafstörungen in der hausärztlichen Versorgung verdoppelten sich – Psychotherapie bleibt untergenutzt</w:t>
+        <w:t>Krebsscreening für Menschen mit Behinderung ist in Europa ungleich verteilt</w:t>
       </w:r>
     </w:p>
     <w:p>
@@ -320,12 +320,12 @@
           <w:color w:val="666666"/>
           <w:sz w:val="18"/>
         </w:rPr>
-        <w:t>Bertrans Vilaró B et al.  ·  Fam Med Community Health  ·  31.08.2026  ·  PMID 42674672</w:t>
+        <w:t>Vukovic V et al.  ·  Front Public Health  ·  20.08.2026  ·  PMID 42694833</w:t>
       </w:r>
     </w:p>
     <w:p>
       <w:r>
-        <w:t>Retrospektive Primärversorgungsstudie in Katalonien 2018–2024 zu Prävalenz und Verschreibungspraxis bei Insomnie (n=elektronische Patientenakten).</w:t>
+        <w:t>Systematische Literaturübersicht von 16 europäischen Richtlinien und Empfehlungen zum Krebsscreening und -prävention für Menschen mit intellektuellen Beeinträchtigungen, davon 15 zu Screening (Vereinigtes Königreich, Niederlande, Belgien, Dänemark, EU).</w:t>
       </w:r>
     </w:p>
     <w:p>
@@ -336,7 +336,7 @@
         <w:t xml:space="preserve">Ergebnis: </w:t>
       </w:r>
       <w:r>
-        <w:t>Insomnie-Prävalenz stieg um 43,4% auf 11,17% (95%-KI 11,05–11,28) im Jahr 2024. Psychopharmaka-Einsatz nahm von 47,88% (2018) auf 55,11% (2024) zu, davon Anxiolytika 36,68% (2018) bis 39,44% (2024). Kognitiv-behaviorale Therapie (CBT), die Erstlinientherapie, wurde untergenutzt.</w:t>
+        <w:t>Richtlinien konzentrieren sich auf Brust-, Gebärmutterhals- und Darmkrebs; Anpassungen umfassen barrierefreie Information, Terminvereinbarung, Begleitperson, Zustimmung und Schulung. Jedoch: Ungleiche Verteilung auf wenige wohlhabende Länder, keine Dokumente aus den meisten EU-Mitgliedstaaten.</w:t>
       </w:r>
     </w:p>
     <w:p>
@@ -351,7 +351,7 @@
         <w:rPr>
           <w:sz w:val="19"/>
         </w:rPr>
-        <w:t>Spanien – europäisches Sozialversicherungssystem, vergleichbar mit Deutschland</w:t>
+        <w:t>Europa (Niederlande, Belgien), Gesundheitssysteme ohne spezialisierte Leistungen, Ungleichheit und Versorgungslücken</w:t>
       </w:r>
     </w:p>
     <w:p>
@@ -360,7 +360,7 @@
           <w:color w:val="5A7D3A"/>
           <w:sz w:val="18"/>
         </w:rPr>
-        <w:t>https://pubmed.ncbi.nlm.nih.gov/42674672/</w:t>
+        <w:t>https://pubmed.ncbi.nlm.nih.gov/42694833/</w:t>
       </w:r>
     </w:p>
     <w:p>
@@ -368,7 +368,7 @@
         <w:pStyle w:val="Heading2"/>
       </w:pPr>
       <w:r>
-        <w:t>Delirium-Prävention in australischen Krankenhäusern: Nicht-medikamentöse Strategien verbreitet, Antipsychotika-Einsatz bleibt hoch</w:t>
+        <w:t>VR-Suchttherapie: Krankheitsschwere und Vortherapie-Craving vorhersagen Reaktion</w:t>
       </w:r>
     </w:p>
     <w:p>
@@ -378,12 +378,12 @@
           <w:color w:val="666666"/>
           <w:sz w:val="18"/>
         </w:rPr>
-        <w:t>Huang S et al.  ·  Australas J Ageing  ·  Sept. 2026  ·  PMID 42656048</w:t>
+        <w:t>Lütt A et al.  ·  BMC Psychiatry  ·  26.08.2026  ·  PMID 42693426</w:t>
       </w:r>
     </w:p>
     <w:p>
       <w:r>
-        <w:t>Querschnittserhebung an 257 Stationen in Australien und Neuseeland am World Delirium Awareness Day 2023 zu Erfassung und Management von Delirium.</w:t>
+        <w:t>Deutsche Single-Arm-Studie mit 61 Patienten mit Alkoholvergiftung während Virtual-Reality-Cue-Exposure; psychologische und physiologische Craving-Parameter wurden mit Patientenmerkmalen assoziiert.</w:t>
       </w:r>
     </w:p>
     <w:p>
@@ -394,7 +394,7 @@
         <w:t xml:space="preserve">Ergebnis: </w:t>
       </w:r>
       <w:r>
-        <w:t>Erfassungsquote 63% (n=4033/6369 um 8:00 Uhr), detektierte Prävalenz 16% (n=637/4033). Nicht-medikamentöse Maßnahmen (Flüssigkeitsversorgung 87%, Mobilisierung 84%, Schmerzmanagement 84%) sind weit verbreitet. Antipsychotika dennoch häufig genutzt (Risperidon 36%, Haloperidol 35%, Quetiapin 31%). Fachkräftemangel (70%), Zeitmangel zur Fortbildung (53%) sind Barrieren.</w:t>
+        <w:t>Alkoholsuchtausmaß (AUDIT, ADS) und Vor-VR-Craving (AUQ, OCDS) vorhersagten subjektive Craving-Reduktion stärker als VR-Faktoren; physiologische und subjektive Maße überlappten minimal. Komplexität des Craving-Konzepts erfordert multidimensionale Bewertung.</w:t>
       </w:r>
     </w:p>
     <w:p>
@@ -409,7 +409,7 @@
         <w:rPr>
           <w:sz w:val="19"/>
         </w:rPr>
-        <w:t>Australien/Neuseeland – Krankenhaus-Systematiken teilweise vergleichbar, aber anderer Organisationsrahmen</w:t>
+        <w:t>Deutschland, spezialisierte Suchtpsychiatrie, technologiegestützte Interventionsentwicklung</w:t>
       </w:r>
     </w:p>
     <w:p>
@@ -418,7 +418,65 @@
           <w:color w:val="5A7D3A"/>
           <w:sz w:val="18"/>
         </w:rPr>
-        <w:t>https://pubmed.ncbi.nlm.nih.gov/42656048/</w:t>
+        <w:t>https://pubmed.ncbi.nlm.nih.gov/42693426/</w:t>
+      </w:r>
+    </w:p>
+    <w:p>
+      <w:pPr>
+        <w:pStyle w:val="Heading2"/>
+      </w:pPr>
+      <w:r>
+        <w:t>Patientensuizid belastet Psychotherapeuten psychisch erheblich</w:t>
+      </w:r>
+    </w:p>
+    <w:p>
+      <w:r>
+        <w:rPr>
+          <w:i/>
+          <w:color w:val="666666"/>
+          <w:sz w:val="18"/>
+        </w:rPr>
+        <w:t>Siebert A et al.  ·  Sci Rep  ·  03.09.2026  ·  PMID 42693165</w:t>
+      </w:r>
+    </w:p>
+    <w:p>
+      <w:r>
+        <w:t>Deutsche Online-Umfrage bei Psychotherapeuten und Psychiatern zu psychischer Belastung nach Patientensuizid; gemischte Methoden (quantitativ: PTSD-Skala; qualitativ: Gefühle und Umstände).</w:t>
+      </w:r>
+    </w:p>
+    <w:p>
+      <w:r>
+        <w:rPr>
+          <w:b/>
+        </w:rPr>
+        <w:t xml:space="preserve">Ergebnis: </w:t>
+      </w:r>
+      <w:r>
+        <w:t>Ein Anteil zeigte klinisch signifikante Symptome einer Posttraumatischen Belastungsstörung; prominente Gefühle waren Trauer, Schock, Entsetzen; Einflussfaktoren: Therapeut-Patient-Beziehung, fehlende Unterstützung, wahrgenommene Gewalt des Suizids, Unvorhersehbarkeit. Postvention und kollegiale Unterstützung fehlen häufig.</w:t>
+      </w:r>
+    </w:p>
+    <w:p>
+      <w:r>
+        <w:rPr>
+          <w:b/>
+          <w:sz w:val="19"/>
+        </w:rPr>
+        <w:t xml:space="preserve">Übertragbarkeit: </w:t>
+      </w:r>
+      <w:r>
+        <w:rPr>
+          <w:sz w:val="19"/>
+        </w:rPr>
+        <w:t>Deutschland, psychotherapeutisches System, Burnout und Personalressourcen</w:t>
+      </w:r>
+    </w:p>
+    <w:p>
+      <w:r>
+        <w:rPr>
+          <w:color w:val="5A7D3A"/>
+          <w:sz w:val="18"/>
+        </w:rPr>
+        <w:t>https://pubmed.ncbi.nlm.nih.gov/42693165/</w:t>
       </w:r>
     </w:p>
     <w:sectPr>

--- a/download/studien-aktuell.docx
+++ b/download/studien-aktuell.docx
@@ -62,7 +62,7 @@
           <w:color w:val="666666"/>
           <w:sz w:val="18"/>
         </w:rPr>
-        <w:t>Stand: 05.09.2026  |  7 Studien  |  mental.m-vf.de</w:t>
+        <w:t>Stand: 06.09.2026  |  7 Studien  |  mental.m-vf.de</w:t>
       </w:r>
     </w:p>
     <w:p>
@@ -70,7 +70,7 @@
         <w:pStyle w:val="Heading1"/>
       </w:pPr>
       <w:r>
-        <w:t>Aufgenommen am 05.09.2026</w:t>
+        <w:t>Aufgenommen am 06.09.2026</w:t>
       </w:r>
     </w:p>
     <w:p>
@@ -78,7 +78,7 @@
         <w:pStyle w:val="Heading2"/>
       </w:pPr>
       <w:r>
-        <w:t>Social Prescribing verringerte Angst und Stress bei Kindern und Jugendlichen</w:t>
+        <w:t>Strukturierte Schulinterventionen reduzierten Angst und Depression ähnlich wie spezialisiertes Protokoll</w:t>
       </w:r>
     </w:p>
     <w:p>
@@ -88,12 +88,12 @@
           <w:color w:val="666666"/>
           <w:sz w:val="18"/>
         </w:rPr>
-        <w:t>Thomson J et al.  ·  BMJ Open  ·  04.09.2026  ·  PMID 42697576</w:t>
+        <w:t>Fonseca-Pedrero E et al.  ·  Psychol Med  ·  04.09.2026  ·  PMID 42695201</w:t>
       </w:r>
     </w:p>
     <w:p>
       <w:r>
-        <w:t>Qualitative Studie zu Erfahrungen von 15 Kindern und 27 Betreuungspersonen mit einem Social-Prescribing-Dienst zur frühzeitigen psychischen Unterstützung in Nordengland.</w:t>
+        <w:t>Randomisierte Studie mit 676 Schülern (12–18 Jahre, 72,6% weiblich) zum Vergleich des Unified Protocol for Adolescents mit progressiver Muskelentspannung bei subklinischen Symptomen.</w:t>
       </w:r>
     </w:p>
     <w:p>
@@ -104,7 +104,7 @@
         <w:t xml:space="preserve">Ergebnis: </w:t>
       </w:r>
       <w:r>
-        <w:t>Kinder und Jugendliche berichteten weniger emotionales Unbehagen, niedrigere Angststufen und erhöhtes Selbstvertrauen; Eltern zeigten reduzierte Belastung und verbesserte Familieninteraktion. Die Wirkung erfolgte durch vertrauensvolle Beziehungen zu Fallmanagern und erlernte Bewältigungsstrategien.</w:t>
+        <w:t>Beide Gruppen zeigten signifikante Reduktion depressiver (Cohen's d–Effekte) und Angststörungen ohne signifikante Unterschiede. Nach 12 Monaten UP-A-Gruppe marginal niedrigere Depression. Adhärenz circa 78% (&gt;70% Sitzungen besucht).</w:t>
       </w:r>
     </w:p>
     <w:p>
@@ -119,7 +119,7 @@
         <w:rPr>
           <w:sz w:val="19"/>
         </w:rPr>
-        <w:t>England, nicht-spezialisierte ambulante Früherkennung, Vergleichbarkeit mit gemeindenahen Lotsenmodellen in Deutschland</w:t>
+        <w:t>Spanien, Frankreich, vergleichbare europäische Schulstruktur und Versorgungsauftrag der Gesundheit.</w:t>
       </w:r>
     </w:p>
     <w:p>
@@ -128,7 +128,7 @@
           <w:color w:val="5A7D3A"/>
           <w:sz w:val="18"/>
         </w:rPr>
-        <w:t>https://pubmed.ncbi.nlm.nih.gov/42697576/</w:t>
+        <w:t>https://pubmed.ncbi.nlm.nih.gov/42695201/</w:t>
       </w:r>
     </w:p>
     <w:p>
@@ -136,7 +136,7 @@
         <w:pStyle w:val="Heading2"/>
       </w:pPr>
       <w:r>
-        <w:t>Väter in der Perinatalzeit erleben Isolation und Ausschluss von Unterstützung</w:t>
+        <w:t>Sexuelle Minoritäten zeigen niedrigere Hilfesuche trotz höherer Barrieren</w:t>
       </w:r>
     </w:p>
     <w:p>
@@ -146,12 +146,12 @@
           <w:color w:val="666666"/>
           <w:sz w:val="18"/>
         </w:rPr>
-        <w:t>Watkins AE et al.  ·  BMJ Open  ·  04.09.2026  ·  PMID 42697571</w:t>
+        <w:t>Gewirtz-Meydan A et al.  ·  Isr J Health Policy Res  ·  04.09.2026  ·  PMID 42693470</w:t>
       </w:r>
     </w:p>
     <w:p>
       <w:r>
-        <w:t>Qualitative Studie mit Interviews und Fokusgruppen von 21 Vätern und 9 Fachleuten (Freiwilligensektor, Soziales) in Nordostengland zu perinatalpsychischen Unterstützungsbedarfen von Vätern.</w:t>
+        <w:t>Querschnittsbefragung von 1.129 israelischen Jugendlichen (30% sexuelle Minderheiten) zu mentaler Gesundheit, Substanzkonsum und Zugangsbarrieren mittels Latent Profile Analysis.</w:t>
       </w:r>
     </w:p>
     <w:p>
@@ -162,7 +162,7 @@
         <w:t xml:space="preserve">Ergebnis: </w:t>
       </w:r>
       <w:r>
-        <w:t>Väter berichten von Isolation, eingeschränkter emotionaler Unterstützung und Ausschluss aus perinatalen Diensten; Fachleute bestätigen begrenzte Vatereinbindung. Empfehlungen: Stärkere Vatereinbindung in Antenatalkurse, Elternrichtlinien und Gesamtfamilienansätze zur emotionalen Unterstützung.</w:t>
+        <w:t>Vier mentale Gesundheitsprofile identifiziert; sexuelle Minderheiten berichteten signifikant mehr Barrieren und niedrigere Hilfesuche-Absicht (moderierende Effekte). Drei Barriere-Dimensionen: Identität, Struktur, emotionale Faktoren.</w:t>
       </w:r>
     </w:p>
     <w:p>
@@ -177,7 +177,7 @@
         <w:rPr>
           <w:sz w:val="19"/>
         </w:rPr>
-        <w:t>England/Deutschland, Primärversorgung und Frühförderung, Zugang und Geschlechtergerechtigkeit</w:t>
+        <w:t>Israel, ähnlich wie Deutschland strukturelle und identitätsbezogene Zugangsungleichheiten bei Jugendlichen.</w:t>
       </w:r>
     </w:p>
     <w:p>
@@ -186,7 +186,7 @@
           <w:color w:val="5A7D3A"/>
           <w:sz w:val="18"/>
         </w:rPr>
-        <w:t>https://pubmed.ncbi.nlm.nih.gov/42697571/</w:t>
+        <w:t>https://pubmed.ncbi.nlm.nih.gov/42693470/</w:t>
       </w:r>
     </w:p>
     <w:p>
@@ -194,7 +194,7 @@
         <w:pStyle w:val="Heading2"/>
       </w:pPr>
       <w:r>
-        <w:t>Psychisch erkrankte Herzinfarktpatienten erhalten weniger Spezialistenpflege</w:t>
+        <w:t>SMILE-Serious-Game für Jugendliche: Machbarkeit und vorläufige Wirksamkeit europaweit</w:t>
       </w:r>
     </w:p>
     <w:p>
@@ -204,12 +204,12 @@
           <w:color w:val="666666"/>
           <w:sz w:val="18"/>
         </w:rPr>
-        <w:t>Fleetwood K et al.  ·  BMJ Open  ·  04.09.2026  ·  PMID 42697570</w:t>
+        <w:t>Smoktunowicz E et al.  ·  JMIR Res Protoc  ·  03.09.2026  ·  PMID 42691342</w:t>
       </w:r>
     </w:p>
     <w:p>
       <w:r>
-        <w:t>Kohortenstudie mit 131.075 NSTEMI- und 79.045 STEMI-Patienten aus englischen Registerdaten (2019–2023) zur Vergleichbarkeit der kardiologischen Standardversorgung nach psychischer Erkrankung.</w:t>
+        <w:t>Cluster-randomisierte adaptive Studie (7 europäische Länder, N=1.438, 10–24 Jahre) zu CBT-basiertem Gamified Mental Health Intervention mit Experience Sampling und optionaler Rückmeldung.</w:t>
       </w:r>
     </w:p>
     <w:p>
@@ -220,7 +220,7 @@
         <w:t xml:space="preserve">Ergebnis: </w:t>
       </w:r>
       <w:r>
-        <w:t>Patienten mit Schizophrenie, Bipolarer Störung oder Depression erhielten seltener Angiografie (OR 0,25–0,92 je nach Diagnose), Intensivbetreuung und kardiologische Rehabilitation. Disparitäten waren größer nach NSTEMI; COVID-19 hatte keinen signifikanten Moderatoreffekt.</w:t>
+        <w:t>Hauptoutcomes Angst und Depression; sekundär Resilienz, Emotionsregulation. Bislang 2 Sequenzen abgeschlossen (März 2026); Rekrutierung läuft. Primäre Ergebnisse September 2026 erwartet. Feasibility, Akzeptanz und App-Nutzung werden gemessen.</w:t>
       </w:r>
     </w:p>
     <w:p>
@@ -235,7 +235,7 @@
         <w:rPr>
           <w:sz w:val="19"/>
         </w:rPr>
-        <w:t>England, elektronische Gesundheitsakten, vergleichbar mit deutschen Klinikabrechnungsdaten und sektorialer Kooperation</w:t>
+        <w:t>Sieben europäische Länder einschließlich Deutschland, direkt transferierbar auf dezentrale digitale Prävention.</w:t>
       </w:r>
     </w:p>
     <w:p>
@@ -244,7 +244,7 @@
           <w:color w:val="5A7D3A"/>
           <w:sz w:val="18"/>
         </w:rPr>
-        <w:t>https://pubmed.ncbi.nlm.nih.gov/42697570/</w:t>
+        <w:t>https://pubmed.ncbi.nlm.nih.gov/42691342/</w:t>
       </w:r>
     </w:p>
     <w:p>
@@ -252,7 +252,7 @@
         <w:pStyle w:val="Heading2"/>
       </w:pPr>
       <w:r>
-        <w:t>App-basierte Achtsamkeit reduzierte Depressionen bei schwangeren Frauen mit affektiven Störungen</w:t>
+        <w:t>Contingency management verdoppelte Aufnahmequote bei Suchtbehandlung von Gerichtsklienten</w:t>
       </w:r>
     </w:p>
     <w:p>
@@ -262,12 +262,12 @@
           <w:color w:val="666666"/>
           <w:sz w:val="18"/>
         </w:rPr>
-        <w:t>Haßdenteufel K et al.  ·  J Med Internet Res  ·  02.09.2026  ·  PMID 42695336</w:t>
+        <w:t>Hartzler B et al.  ·  Front Public Health  ·  19.08.2026  ·  PMID 42688237</w:t>
       </w:r>
     </w:p>
     <w:p>
       <w:r>
-        <w:t>Sekundäranalyse eines deutschen RCT (Baden-Württemberg) mit 147 schwangeren Frauen mit ICD-10-Angst- oder affektiven Störungen und erhöhten depressiven Symptomen (EPDS&gt;9), randomisiert zu 8-wöchiger digitaler Achtsamkeitsintervention oder Standardbehandlung.</w:t>
+        <w:t>Implementierungsstudie zur Anwendung von Contingency Management in einer Suchtbehandlungsorganisation für von Justiz überweisene Klienten mit Fachbegleitung und Training.</w:t>
       </w:r>
     </w:p>
     <w:p>
@@ -278,7 +278,7 @@
         <w:t xml:space="preserve">Ergebnis: </w:t>
       </w:r>
       <w:r>
-        <w:t>Die Interventionsgruppe zeigte signifikant stärkere EPDS-Reduktion in Schwangerschaftswoche 34 (Δ=-2,21, p=0,01) und postpartal (Δ=-4,81, p=0,007); 42,5% erreichten klinisch bedeutsame Verbesserung gegenüber 28,4% in der Kontrolle (aOR 1,56, 95% CI 1,19–2,05).</w:t>
+        <w:t>Aufnahmequoten stiegen um 108%, Gruppentherapie-Teilnahme um 11%, Erfüllung gerichtlicher Auflagen um 11%. Die Organization integrierte Contingency Management dauerhaft in Routineangebote.</w:t>
       </w:r>
     </w:p>
     <w:p>
@@ -293,7 +293,7 @@
         <w:rPr>
           <w:sz w:val="19"/>
         </w:rPr>
-        <w:t>Deutschland, ambulante Perinatalpsychiatrie, Krankenkassendatenlage, direkt anwendbar</w:t>
+        <w:t>USA, Vergleichbarkeit gering – Finanzierung und Justizsystem unterscheiden sich grundlegend.</w:t>
       </w:r>
     </w:p>
     <w:p>
@@ -302,7 +302,7 @@
           <w:color w:val="5A7D3A"/>
           <w:sz w:val="18"/>
         </w:rPr>
-        <w:t>https://pubmed.ncbi.nlm.nih.gov/42695336/</w:t>
+        <w:t>https://pubmed.ncbi.nlm.nih.gov/42688237/</w:t>
       </w:r>
     </w:p>
     <w:p>
@@ -310,7 +310,7 @@
         <w:pStyle w:val="Heading2"/>
       </w:pPr>
       <w:r>
-        <w:t>Krebsscreening für Menschen mit Behinderung ist in Europa ungleich verteilt</w:t>
+        <w:t>Diagnostische Wartezeiten für Kinder erreichen 15 Monate – Perspektiven von Stakeholdern</w:t>
       </w:r>
     </w:p>
     <w:p>
@@ -320,12 +320,12 @@
           <w:color w:val="666666"/>
           <w:sz w:val="18"/>
         </w:rPr>
-        <w:t>Vukovic V et al.  ·  Front Public Health  ·  20.08.2026  ·  PMID 42694833</w:t>
+        <w:t>Grundy S et al.  ·  Child Care Health Dev  ·  Sept. 2026  ·  PMID 42687475</w:t>
       </w:r>
     </w:p>
     <w:p>
       <w:r>
-        <w:t>Systematische Literaturübersicht von 16 europäischen Richtlinien und Empfehlungen zum Krebsscreening und -prävention für Menschen mit intellektuellen Beeinträchtigungen, davon 15 zu Screening (Vereinigtes Königreich, Niederlande, Belgien, Dänemark, EU).</w:t>
+        <w:t>Qualitative Studie zu Verzögerungen in Entwicklungsdiagnostik in Westaustralien mit Interviews von Eltern (n=17), Pädagogen (n=10) und Fachleuten (n=9).</w:t>
       </w:r>
     </w:p>
     <w:p>
@@ -336,7 +336,7 @@
         <w:t xml:space="preserve">Ergebnis: </w:t>
       </w:r>
       <w:r>
-        <w:t>Richtlinien konzentrieren sich auf Brust-, Gebärmutterhals- und Darmkrebs; Anpassungen umfassen barrierefreie Information, Terminvereinbarung, Begleitperson, Zustimmung und Schulung. Jedoch: Ungleiche Verteilung auf wenige wohlhabende Länder, keine Dokumente aus den meisten EU-Mitgliedstaaten.</w:t>
+        <w:t>Über 17.000 Kinder in Warteschlangen, Medianwartezeit 15,1 Monate. Hauptbarrieren: unzureichende Finanzierung (22 Nennungen), lange Wartezeiten (44), fehlende Unterstützung (110). Stakeholder forderten bessere Koordination und Kapazität.</w:t>
       </w:r>
     </w:p>
     <w:p>
@@ -351,7 +351,7 @@
         <w:rPr>
           <w:sz w:val="19"/>
         </w:rPr>
-        <w:t>Europa (Niederlande, Belgien), Gesundheitssysteme ohne spezialisierte Leistungen, Ungleichheit und Versorgungslücken</w:t>
+        <w:t>Australien, vergleichbare Wartzeitprobleme und Personalknappheit wie deutsche Versorgung; strukturelles Problem.</w:t>
       </w:r>
     </w:p>
     <w:p>
@@ -360,7 +360,7 @@
           <w:color w:val="5A7D3A"/>
           <w:sz w:val="18"/>
         </w:rPr>
-        <w:t>https://pubmed.ncbi.nlm.nih.gov/42694833/</w:t>
+        <w:t>https://pubmed.ncbi.nlm.nih.gov/42687475/</w:t>
       </w:r>
     </w:p>
     <w:p>
@@ -368,7 +368,7 @@
         <w:pStyle w:val="Heading2"/>
       </w:pPr>
       <w:r>
-        <w:t>VR-Suchttherapie: Krankheitsschwere und Vortherapie-Craving vorhersagen Reaktion</w:t>
+        <w:t>Lokale Räte für psychische Gesundheit (CLSM): Governance-Lücke trotz 30 Jahren Existenz</w:t>
       </w:r>
     </w:p>
     <w:p>
@@ -378,12 +378,12 @@
           <w:color w:val="666666"/>
           <w:sz w:val="18"/>
         </w:rPr>
-        <w:t>Lütt A et al.  ·  BMC Psychiatry  ·  26.08.2026  ·  PMID 42693426</w:t>
+        <w:t>Pastant F et al.  ·  Sante Publique  ·  2026  ·  PMID 42674980</w:t>
       </w:r>
     </w:p>
     <w:p>
       <w:r>
-        <w:t>Deutsche Single-Arm-Studie mit 61 Patienten mit Alkoholvergiftung während Virtual-Reality-Cue-Exposure; psychologische und physiologische Craving-Parameter wurden mit Patientenmerkmalen assoziiert.</w:t>
+        <w:t>Bestandsaufnahme und Positionspapier zu CLSM in Frankreich als Governance-Modell der Bürger- und Sektorbeteiligung in der Gesamtplanung mentaler Gesundheit.</w:t>
       </w:r>
     </w:p>
     <w:p>
@@ -394,7 +394,7 @@
         <w:t xml:space="preserve">Ergebnis: </w:t>
       </w:r>
       <w:r>
-        <w:t>Alkoholsuchtausmaß (AUDIT, ADS) und Vor-VR-Craving (AUQ, OCDS) vorhersagten subjektive Craving-Reduktion stärker als VR-Faktoren; physiologische und subjektive Maße überlappten minimal. Komplexität des Craving-Konzepts erfordert multidimensionale Bewertung.</w:t>
+        <w:t>CLSM in etwa 300 französischen Territorien verankert (2025), aber Einsatz ungleich, Mittel unzureichend, Stakeholder-Beteiligung schwach. Kernaussage: CLSM sind nicht nur Koordinationsmechanismus, sondern demokratisches Politikmodell – erfordern institutionelle und kulturelle Bedingungen zur Skalierung.</w:t>
       </w:r>
     </w:p>
     <w:p>
@@ -409,7 +409,7 @@
         <w:rPr>
           <w:sz w:val="19"/>
         </w:rPr>
-        <w:t>Deutschland, spezialisierte Suchtpsychiatrie, technologiegestützte Interventionsentwicklung</w:t>
+        <w:t>Frankreich, deutschsprachiger Raum – vergleichbare soziale Versicherungssysteme; CLSM-Modell zur Territorialisierung und Partizipation direkt übertragbar.</w:t>
       </w:r>
     </w:p>
     <w:p>
@@ -418,7 +418,7 @@
           <w:color w:val="5A7D3A"/>
           <w:sz w:val="18"/>
         </w:rPr>
-        <w:t>https://pubmed.ncbi.nlm.nih.gov/42693426/</w:t>
+        <w:t>https://pubmed.ncbi.nlm.nih.gov/42674980/</w:t>
       </w:r>
     </w:p>
     <w:p>
@@ -426,7 +426,7 @@
         <w:pStyle w:val="Heading2"/>
       </w:pPr>
       <w:r>
-        <w:t>Patientensuizid belastet Psychotherapeuten psychisch erheblich</w:t>
+        <w:t>Erhebung mentaler Gesundheit mit digitalem Triage an fünf italienischen Universitäten</w:t>
       </w:r>
     </w:p>
     <w:p>
@@ -436,12 +436,12 @@
           <w:color w:val="666666"/>
           <w:sz w:val="18"/>
         </w:rPr>
-        <w:t>Siebert A et al.  ·  Sci Rep  ·  03.09.2026  ·  PMID 42693165</w:t>
+        <w:t>Vigezzi GP et al.  ·  Front Public Health  ·  21.07.2026  ·  PMID 42553706</w:t>
       </w:r>
     </w:p>
     <w:p>
       <w:r>
-        <w:t>Deutsche Online-Umfrage bei Psychotherapeuten und Psychiatern zu psychischer Belastung nach Patientensuizid; gemischte Methoden (quantitativ: PTSD-Skala; qualitativ: Gefühle und Umstände).</w:t>
+        <w:t>Multisite Protokoll (Health Mode On Plus) zur Querschnittserhebung und Intervention mentaler Gesundheit bei italienischen Studierenden mit Stepped-Care-Modell und e-CBT für Angst.</w:t>
       </w:r>
     </w:p>
     <w:p>
@@ -452,7 +452,7 @@
         <w:t xml:space="preserve">Ergebnis: </w:t>
       </w:r>
       <w:r>
-        <w:t>Ein Anteil zeigte klinisch signifikante Symptome einer Posttraumatischen Belastungsstörung; prominente Gefühle waren Trauer, Schock, Entsetzen; Einflussfaktoren: Therapeut-Patient-Beziehung, fehlende Unterstützung, wahrgenommene Gewalt des Suizids, Unvorhersehbarkeit. Postvention und kollegiale Unterstützung fehlen häufig.</w:t>
+        <w:t>Geplant: 249.958 Teilnehmer; primäre Outcomes 12-Monats- und Lifetime-DSM-5-Störungen via CIDI; digitale CBT versus Beratung-as-usual in eingebetteter RCT. Starke digitale Plattform für Triage und Orientierung implementiert; erste Analysen folgen.</w:t>
       </w:r>
     </w:p>
     <w:p>
@@ -467,7 +467,7 @@
         <w:rPr>
           <w:sz w:val="19"/>
         </w:rPr>
-        <w:t>Deutschland, psychotherapeutisches System, Burnout und Personalressourcen</w:t>
+        <w:t>Italien, deutschsprachiger Raum – vergleichbares Hochschulsystem und Präventionsauftrag, Stepped-Care-Rahmen übertragbar.</w:t>
       </w:r>
     </w:p>
     <w:p>
@@ -476,7 +476,7 @@
           <w:color w:val="5A7D3A"/>
           <w:sz w:val="18"/>
         </w:rPr>
-        <w:t>https://pubmed.ncbi.nlm.nih.gov/42693165/</w:t>
+        <w:t>https://pubmed.ncbi.nlm.nih.gov/42553706/</w:t>
       </w:r>
     </w:p>
     <w:sectPr>

--- a/download/studien-aktuell.docx
+++ b/download/studien-aktuell.docx
@@ -62,7 +62,7 @@
           <w:color w:val="666666"/>
           <w:sz w:val="18"/>
         </w:rPr>
-        <w:t>Stand: 06.09.2026  |  7 Studien  |  mental.m-vf.de</w:t>
+        <w:t>Stand: 07.09.2026  |  7 Studien  |  mental.m-vf.de</w:t>
       </w:r>
     </w:p>
     <w:p>
@@ -70,7 +70,7 @@
         <w:pStyle w:val="Heading1"/>
       </w:pPr>
       <w:r>
-        <w:t>Aufgenommen am 06.09.2026</w:t>
+        <w:t>Aufgenommen am 07.09.2026</w:t>
       </w:r>
     </w:p>
     <w:p>
@@ -78,7 +78,7 @@
         <w:pStyle w:val="Heading2"/>
       </w:pPr>
       <w:r>
-        <w:t>Strukturierte Schulinterventionen reduzierten Angst und Depression ähnlich wie spezialisiertes Protokoll</w:t>
+        <w:t>Schlafmangel in Nachtschichten beeinträchtigt kognitive Kontrolle und Übergabekommunikation</w:t>
       </w:r>
     </w:p>
     <w:p>
@@ -88,12 +88,12 @@
           <w:color w:val="666666"/>
           <w:sz w:val="18"/>
         </w:rPr>
-        <w:t>Fonseca-Pedrero E et al.  ·  Psychol Med  ·  04.09.2026  ·  PMID 42695201</w:t>
+        <w:t>Kaplan A et al.  ·  Int Nurs Rev  ·  Sept. 2026  ·  PMID 42694001</w:t>
       </w:r>
     </w:p>
     <w:p>
       <w:r>
-        <w:t>Randomisierte Studie mit 676 Schülern (12–18 Jahre, 72,6% weiblich) zum Vergleich des Unified Protocol for Adolescents mit progressiver Muskelentspannung bei subklinischen Symptomen.</w:t>
+        <w:t>Türkische Querschnittsstudie zum Zusammenhang von Müdigkeit während Nachtschichten mit kognitiver Kontrolle, kognitiver Flexibilität und Übergabe-Effektivität bei 270 Pflegekräften.</w:t>
       </w:r>
     </w:p>
     <w:p>
@@ -104,7 +104,7 @@
         <w:t xml:space="preserve">Ergebnis: </w:t>
       </w:r>
       <w:r>
-        <w:t>Beide Gruppen zeigten signifikante Reduktion depressiver (Cohen's d–Effekte) und Angststörungen ohne signifikante Unterschiede. Nach 12 Monaten UP-A-Gruppe marginal niedrigere Depression. Adhärenz circa 78% (&gt;70% Sitzungen besucht).</w:t>
+        <w:t>Mittlere Müdigkeitsscore 6,41±1,81; höhere Müdigkeit war assoziiert mit niedrigerer kognitiver Kontrolle und Flexibilität (β=−0,510, p&lt;0,001) und niedrigerer Übergabe-Effektivität (β=−0,670, p&lt;0,001); indirekte Assoziation via kognitiver Kontrolle bestand (β=−0,107, 95% CI −0,257 to −0,023).</w:t>
       </w:r>
     </w:p>
     <w:p>
@@ -119,7 +119,7 @@
         <w:rPr>
           <w:sz w:val="19"/>
         </w:rPr>
-        <w:t>Spanien, Frankreich, vergleichbare europäische Schulstruktur und Versorgungsauftrag der Gesundheit.</w:t>
+        <w:t>Türkei, Universitätsklinik; relevante Schichtarbeitsprobleme europäischer Kliniken.</w:t>
       </w:r>
     </w:p>
     <w:p>
@@ -128,7 +128,7 @@
           <w:color w:val="5A7D3A"/>
           <w:sz w:val="18"/>
         </w:rPr>
-        <w:t>https://pubmed.ncbi.nlm.nih.gov/42695201/</w:t>
+        <w:t>https://pubmed.ncbi.nlm.nih.gov/42694001/</w:t>
       </w:r>
     </w:p>
     <w:p>
@@ -136,7 +136,7 @@
         <w:pStyle w:val="Heading2"/>
       </w:pPr>
       <w:r>
-        <w:t>Sexuelle Minoritäten zeigen niedrigere Hilfesuche trotz höherer Barrieren</w:t>
+        <w:t>Suchtprävention in saudischen Schulen: Sportlehrer unterqualifiziert</w:t>
       </w:r>
     </w:p>
     <w:p>
@@ -146,12 +146,12 @@
           <w:color w:val="666666"/>
           <w:sz w:val="18"/>
         </w:rPr>
-        <w:t>Gewirtz-Meydan A et al.  ·  Isr J Health Policy Res  ·  04.09.2026  ·  PMID 42693470</w:t>
+        <w:t>Alaqil AI  ·  Front Public Health  ·  19.08.2026  ·  PMID 42688041</w:t>
       </w:r>
     </w:p>
     <w:p>
       <w:r>
-        <w:t>Querschnittsbefragung von 1.129 israelischen Jugendlichen (30% sexuelle Minderheiten) zu mentaler Gesundheit, Substanzkonsum und Zugangsbarrieren mittels Latent Profile Analysis.</w:t>
+        <w:t>Querschnittserhebung zum Wissen und zu Praktiken von Sportlehrern (n=176) zu Drogenprävention in Saudi-arabischen Schulen.</w:t>
       </w:r>
     </w:p>
     <w:p>
@@ -162,7 +162,7 @@
         <w:t xml:space="preserve">Ergebnis: </w:t>
       </w:r>
       <w:r>
-        <w:t>Vier mentale Gesundheitsprofile identifiziert; sexuelle Minderheiten berichteten signifikant mehr Barrieren und niedrigere Hilfesuche-Absicht (moderierende Effekte). Drei Barriere-Dimensionen: Identität, Struktur, emotionale Faktoren.</w:t>
+        <w:t>Sportlehrer zeigten adequates Wissen (Mittel 5,47/7), aber Missverständnisse zu Gateway-Substanzen; 73% unterstützten Integration in Lehrplan; Wissensscores sagten Präventionspraxen voraus; jedoch fehlte formale Prävention-Schulung bei den meisten, und sie nutzten private Urteile statt evidenzbasierter Ansätze.</w:t>
       </w:r>
     </w:p>
     <w:p>
@@ -177,7 +177,7 @@
         <w:rPr>
           <w:sz w:val="19"/>
         </w:rPr>
-        <w:t>Israel, ähnlich wie Deutschland strukturelle und identitätsbezogene Zugangsungleichheiten bei Jugendlichen.</w:t>
+        <w:t>Saudi-Arabien; strukturelle Präventionslücke auch in anderen Ländern mit Schulperspektive.</w:t>
       </w:r>
     </w:p>
     <w:p>
@@ -186,7 +186,7 @@
           <w:color w:val="5A7D3A"/>
           <w:sz w:val="18"/>
         </w:rPr>
-        <w:t>https://pubmed.ncbi.nlm.nih.gov/42693470/</w:t>
+        <w:t>https://pubmed.ncbi.nlm.nih.gov/42688041/</w:t>
       </w:r>
     </w:p>
     <w:p>
@@ -194,7 +194,7 @@
         <w:pStyle w:val="Heading2"/>
       </w:pPr>
       <w:r>
-        <w:t>SMILE-Serious-Game für Jugendliche: Machbarkeit und vorläufige Wirksamkeit europaweit</w:t>
+        <w:t>Peer-Recovery-Coaches in südkoreanischer Suchtbehandlung: Qualitative Rollen-Analyse</w:t>
       </w:r>
     </w:p>
     <w:p>
@@ -204,12 +204,12 @@
           <w:color w:val="666666"/>
           <w:sz w:val="18"/>
         </w:rPr>
-        <w:t>Smoktunowicz E et al.  ·  JMIR Res Protoc  ·  03.09.2026  ·  PMID 42691342</w:t>
+        <w:t>Kang KI et al.  ·  Nurs Open  ·  Sept. 2026  ·  PMID 42685341</w:t>
       </w:r>
     </w:p>
     <w:p>
       <w:r>
-        <w:t>Cluster-randomisierte adaptive Studie (7 europäische Länder, N=1.438, 10–24 Jahre) zu CBT-basiertem Gamified Mental Health Intervention mit Experience Sampling und optionaler Rückmeldung.</w:t>
+        <w:t>Südkoreanische qualitative Studie zu Erfahrungen von Peer-Recovery-Coaches in Suchtbehandlungsprogrammen aus Caring-Perspektive.</w:t>
       </w:r>
     </w:p>
     <w:p>
@@ -220,7 +220,7 @@
         <w:t xml:space="preserve">Ergebnis: </w:t>
       </w:r>
       <w:r>
-        <w:t>Hauptoutcomes Angst und Depression; sekundär Resilienz, Emotionsregulation. Bislang 2 Sequenzen abgeschlossen (März 2026); Rekrutierung läuft. Primäre Ergebnisse September 2026 erwartet. Feasibility, Akzeptanz und App-Nutzung werden gemessen.</w:t>
+        <w:t>Fünf zentrale Rollen identifiziert: helfender Akteur mit objektiver Einsicht, Begleiter, erfahrungsbasierter Navigator, Facilitator des Wachstums und Betreuer mit positiven Werten; Peer Recovery Coaches fördern gegenseitige Genesung innerhalb des Caring-Prozesses.</w:t>
       </w:r>
     </w:p>
     <w:p>
@@ -235,7 +235,7 @@
         <w:rPr>
           <w:sz w:val="19"/>
         </w:rPr>
-        <w:t>Sieben europäische Länder einschließlich Deutschland, direkt transferierbar auf dezentrale digitale Prävention.</w:t>
+        <w:t>Südkorea, qualitativ; Peer-Ansätze in Sucht international, aber Suchtversorgung eigenständiges System.</w:t>
       </w:r>
     </w:p>
     <w:p>
@@ -244,7 +244,7 @@
           <w:color w:val="5A7D3A"/>
           <w:sz w:val="18"/>
         </w:rPr>
-        <w:t>https://pubmed.ncbi.nlm.nih.gov/42691342/</w:t>
+        <w:t>https://pubmed.ncbi.nlm.nih.gov/42685341/</w:t>
       </w:r>
     </w:p>
     <w:p>
@@ -252,7 +252,7 @@
         <w:pStyle w:val="Heading2"/>
       </w:pPr>
       <w:r>
-        <w:t>Contingency management verdoppelte Aufnahmequote bei Suchtbehandlung von Gerichtsklienten</w:t>
+        <w:t>Psychotische Depression: Hospitalisierung und Suizidrisiko in Schweden</w:t>
       </w:r>
     </w:p>
     <w:p>
@@ -262,12 +262,12 @@
           <w:color w:val="666666"/>
           <w:sz w:val="18"/>
         </w:rPr>
-        <w:t>Hartzler B et al.  ·  Front Public Health  ·  19.08.2026  ·  PMID 42688237</w:t>
+        <w:t>Al-Wandi A et al.  ·  J Affect Disord  ·  01.12.2026  ·  PMID 42624214</w:t>
       </w:r>
     </w:p>
     <w:p>
       <w:r>
-        <w:t>Implementierungsstudie zur Anwendung von Contingency Management in einer Suchtbehandlungsorganisation für von Justiz überweisene Klienten mit Fachbegleitung und Training.</w:t>
+        <w:t>Landesregister-Studie zu klinischen Ergebnissen nach Diagnose psychotischer Depression in Schweden 2012–2020.</w:t>
       </w:r>
     </w:p>
     <w:p>
@@ -278,7 +278,7 @@
         <w:t xml:space="preserve">Ergebnis: </w:t>
       </w:r>
       <w:r>
-        <w:t>Aufnahmequoten stiegen um 108%, Gruppentherapie-Teilnahme um 11%, Erfüllung gerichtlicher Auflagen um 11%. Die Organization integrierte Contingency Management dauerhaft in Routineangebote.</w:t>
+        <w:t>Von 8048 Patienten (54,8% Frauen, Median 47 Jahre) wurden 25,1% innerhalb von 36 Wochen hospitalisiert und 0,8% starben durch Suizid; jüngeres Alter (≤25 Jahre), inpatiente Diagnose, Antipsychotika-Behandlung und frühere Hospitalisierungen erhöhten Hospitalisierungsrisiko; unter ECT-Patienten erreichten 89,8% Response und 48,4% Remission.</w:t>
       </w:r>
     </w:p>
     <w:p>
@@ -293,7 +293,7 @@
         <w:rPr>
           <w:sz w:val="19"/>
         </w:rPr>
-        <w:t>USA, Vergleichbarkeit gering – Finanzierung und Justizsystem unterscheiden sich grundlegend.</w:t>
+        <w:t>Schweden, Routinedaten; vergleichbares öffentliches Versicherungssystem.</w:t>
       </w:r>
     </w:p>
     <w:p>
@@ -302,7 +302,7 @@
           <w:color w:val="5A7D3A"/>
           <w:sz w:val="18"/>
         </w:rPr>
-        <w:t>https://pubmed.ncbi.nlm.nih.gov/42688237/</w:t>
+        <w:t>https://pubmed.ncbi.nlm.nih.gov/42624214/</w:t>
       </w:r>
     </w:p>
     <w:p>
@@ -310,7 +310,7 @@
         <w:pStyle w:val="Heading2"/>
       </w:pPr>
       <w:r>
-        <w:t>Diagnostische Wartezeiten für Kinder erreichen 15 Monate – Perspektiven von Stakeholdern</w:t>
+        <w:t>Elternbelastung nach extremer Frühgeburt: Psychische Symptome vom NICU bis zum Term</w:t>
       </w:r>
     </w:p>
     <w:p>
@@ -320,12 +320,12 @@
           <w:color w:val="666666"/>
           <w:sz w:val="18"/>
         </w:rPr>
-        <w:t>Grundy S et al.  ·  Child Care Health Dev  ·  Sept. 2026  ·  PMID 42687475</w:t>
+        <w:t>Muller KS et al.  ·  Pediatrics  ·  01.09.2026  ·  PMID 42608027</w:t>
       </w:r>
     </w:p>
     <w:p>
       <w:r>
-        <w:t>Qualitative Studie zu Verzögerungen in Entwicklungsdiagnostik in Westaustralien mit Interviews von Eltern (n=17), Pädagogen (n=10) und Fachleuten (n=9).</w:t>
+        <w:t>Niederländische Prospektivstudie zur Trajektorie mütterlicher und väterlicher psychischer Belastung nach Frühgeburt &lt;29. Woche über Term-Äquivalentalter.</w:t>
       </w:r>
     </w:p>
     <w:p>
@@ -336,7 +336,7 @@
         <w:t xml:space="preserve">Ergebnis: </w:t>
       </w:r>
       <w:r>
-        <w:t>Über 17.000 Kinder in Warteschlangen, Medianwartezeit 15,1 Monate. Hauptbarrieren: unzureichende Finanzierung (22 Nennungen), lange Wartezeiten (44), fehlende Unterstützung (110). Stakeholder forderten bessere Koordination und Kapazität.</w:t>
+        <w:t>Bei 217 Familien (259/446 Kinder) waren 35,1% der Mütter und 16,4% der Väter bei Term-Äquivalentalter klinisch erhöhte Posttraumatische Belastungssymptome, 39,5% der Mütter und 24,3% der Väter klinisch erhöhte Depression; pränatale psychosoziale Geschichte und NICU-bezogene elterliche Stressoren waren für beide Elternteile signifikant.</w:t>
       </w:r>
     </w:p>
     <w:p>
@@ -351,7 +351,7 @@
         <w:rPr>
           <w:sz w:val="19"/>
         </w:rPr>
-        <w:t>Australien, vergleichbare Wartzeitprobleme und Personalknappheit wie deutsche Versorgung; strukturelles Problem.</w:t>
+        <w:t>Niederlande, NICU-Netzwerk; vergleichbares Versorgungssystem.</w:t>
       </w:r>
     </w:p>
     <w:p>
@@ -360,7 +360,7 @@
           <w:color w:val="5A7D3A"/>
           <w:sz w:val="18"/>
         </w:rPr>
-        <w:t>https://pubmed.ncbi.nlm.nih.gov/42687475/</w:t>
+        <w:t>https://pubmed.ncbi.nlm.nih.gov/42608027/</w:t>
       </w:r>
     </w:p>
     <w:p>
@@ -368,7 +368,7 @@
         <w:pStyle w:val="Heading2"/>
       </w:pPr>
       <w:r>
-        <w:t>Lokale Räte für psychische Gesundheit (CLSM): Governance-Lücke trotz 30 Jahren Existenz</w:t>
+        <w:t>Psychisches Wohlbefinden von Jugendlichen mit belasteter Familie: Substanzmissbrauch ist Risikofaktor</w:t>
       </w:r>
     </w:p>
     <w:p>
@@ -378,12 +378,12 @@
           <w:color w:val="666666"/>
           <w:sz w:val="18"/>
         </w:rPr>
-        <w:t>Pastant F et al.  ·  Sante Publique  ·  2026  ·  PMID 42674980</w:t>
+        <w:t>Van Geerenstein E et al.  ·  BMJ Paediatr Open  ·  13.08.2026  ·  PMID 42595438</w:t>
       </w:r>
     </w:p>
     <w:p>
       <w:r>
-        <w:t>Bestandsaufnahme und Positionspapier zu CLSM in Frankreich als Governance-Modell der Bürger- und Sektorbeteiligung in der Gesamtplanung mentaler Gesundheit.</w:t>
+        <w:t>Schwedische Schulquerschnittsstudie zu Prävalenz und Assoziationen von psychischem Wohlbefinden bei Jugendlichen mit Verwandten mit schwerwiegenden Gesundheitsproblemen.</w:t>
       </w:r>
     </w:p>
     <w:p>
@@ -394,7 +394,7 @@
         <w:t xml:space="preserve">Ergebnis: </w:t>
       </w:r>
       <w:r>
-        <w:t>CLSM in etwa 300 französischen Territorien verankert (2025), aber Einsatz ungleich, Mittel unzureichend, Stakeholder-Beteiligung schwach. Kernaussage: CLSM sind nicht nur Koordinationsmechanismus, sondern demokratisches Politikmodell – erfordern institutionelle und kulturelle Bedingungen zur Skalierung.</w:t>
+        <w:t>50% der 4140 Jugendlichen hatten mindestens eine Verwandte mit schwerer Erkrankung; Substanzmissbrauch in enger Verwandtschaft blieb nach Adjustment assoziiert mit niedrigerem Wohlbefinden, während andere Erkrankungen attenuierten; allgemeiner Stress und wahrgenommene Vertrauensperson waren stark protektiv.</w:t>
       </w:r>
     </w:p>
     <w:p>
@@ -409,7 +409,7 @@
         <w:rPr>
           <w:sz w:val="19"/>
         </w:rPr>
-        <w:t>Frankreich, deutschsprachiger Raum – vergleichbare soziale Versicherungssysteme; CLSM-Modell zur Territorialisierung und Partizipation direkt übertragbar.</w:t>
+        <w:t>Schweden, bevölkerungsbasierte Schulstichprobe; europäischer Kontext.</w:t>
       </w:r>
     </w:p>
     <w:p>
@@ -418,7 +418,7 @@
           <w:color w:val="5A7D3A"/>
           <w:sz w:val="18"/>
         </w:rPr>
-        <w:t>https://pubmed.ncbi.nlm.nih.gov/42674980/</w:t>
+        <w:t>https://pubmed.ncbi.nlm.nih.gov/42595438/</w:t>
       </w:r>
     </w:p>
     <w:p>
@@ -426,7 +426,7 @@
         <w:pStyle w:val="Heading2"/>
       </w:pPr>
       <w:r>
-        <w:t>Erhebung mentaler Gesundheit mit digitalem Triage an fünf italienischen Universitäten</w:t>
+        <w:t>Aberrante Insula-Aktivität bei Depression: Negative Rückmeldungen und beeinträchtigtes Lernen</w:t>
       </w:r>
     </w:p>
     <w:p>
@@ -436,12 +436,12 @@
           <w:color w:val="666666"/>
           <w:sz w:val="18"/>
         </w:rPr>
-        <w:t>Vigezzi GP et al.  ·  Front Public Health  ·  21.07.2026  ·  PMID 42553706</w:t>
+        <w:t>Czekalla N et al.  ·  Transl Psychiatry  ·  06.08.2026  ·  PMID 42562807</w:t>
       </w:r>
     </w:p>
     <w:p>
       <w:r>
-        <w:t>Multisite Protokoll (Health Mode On Plus) zur Querschnittserhebung und Intervention mentaler Gesundheit bei italienischen Studierenden mit Stepped-Care-Modell und e-CBT für Angst.</w:t>
+        <w:t>Neuroimaging-Studie zur Neurokomputationalen Basis maladaptiver Selbstüberzeugungen bei depressiven Patienten</w:t>
       </w:r>
     </w:p>
     <w:p>
@@ -452,7 +452,7 @@
         <w:t xml:space="preserve">Ergebnis: </w:t>
       </w:r>
       <w:r>
-        <w:t>Geplant: 249.958 Teilnehmer; primäre Outcomes 12-Monats- und Lifetime-DSM-5-Störungen via CIDI; digitale CBT versus Beratung-as-usual in eingebetteter RCT. Starke digitale Plattform für Triage und Orientierung implementiert; erste Analysen folgen.</w:t>
+        <w:t>Erhöhte Insula-Reaktivität auf negative Rückmeldungen und reduziertes Lernen von positiver Rückmeldung waren mit symptombelasteter Depression assoziiert; diese Mechanismen tragen zu kognitiven Verzerrungen und Persistenz maladaptiver Überzeugungen bei.</w:t>
       </w:r>
     </w:p>
     <w:p>
@@ -467,7 +467,7 @@
         <w:rPr>
           <w:sz w:val="19"/>
         </w:rPr>
-        <w:t>Italien, deutschsprachiger Raum – vergleichbares Hochschulsystem und Präventionsauftrag, Stepped-Care-Rahmen übertragbar.</w:t>
+        <w:t>Deutschland, Universitätsklinik Lübeck; Neurobiologie, nicht Versorgung.</w:t>
       </w:r>
     </w:p>
     <w:p>
@@ -476,7 +476,7 @@
           <w:color w:val="5A7D3A"/>
           <w:sz w:val="18"/>
         </w:rPr>
-        <w:t>https://pubmed.ncbi.nlm.nih.gov/42553706/</w:t>
+        <w:t>https://pubmed.ncbi.nlm.nih.gov/42562807/</w:t>
       </w:r>
     </w:p>
     <w:sectPr>

--- a/download/studien-aktuell.docx
+++ b/download/studien-aktuell.docx
@@ -62,7 +62,7 @@
           <w:color w:val="666666"/>
           <w:sz w:val="18"/>
         </w:rPr>
-        <w:t>Stand: 07.09.2026  |  7 Studien  |  mental.m-vf.de</w:t>
+        <w:t>Stand: 08.09.2026  |  6 Studien  |  mental.m-vf.de</w:t>
       </w:r>
     </w:p>
     <w:p>
@@ -70,7 +70,7 @@
         <w:pStyle w:val="Heading1"/>
       </w:pPr>
       <w:r>
-        <w:t>Aufgenommen am 07.09.2026</w:t>
+        <w:t>Aufgenommen am 08.09.2026</w:t>
       </w:r>
     </w:p>
     <w:p>
@@ -78,7 +78,7 @@
         <w:pStyle w:val="Heading2"/>
       </w:pPr>
       <w:r>
-        <w:t>Schlafmangel in Nachtschichten beeinträchtigt kognitive Kontrolle und Übergabekommunikation</w:t>
+        <w:t>Governance-Strukturen sind zentral für integrierte Jugendversorgung mit Sucht- und Psychomorbidität</w:t>
       </w:r>
     </w:p>
     <w:p>
@@ -88,12 +88,12 @@
           <w:color w:val="666666"/>
           <w:sz w:val="18"/>
         </w:rPr>
-        <w:t>Kaplan A et al.  ·  Int Nurs Rev  ·  Sept. 2026  ·  PMID 42694001</w:t>
+        <w:t>Kihlström J et al.  ·  Int J Ment Health Nurs  ·  Okt. 2026  ·  PMID 42703970</w:t>
       </w:r>
     </w:p>
     <w:p>
       <w:r>
-        <w:t>Türkische Querschnittsstudie zum Zusammenhang von Müdigkeit während Nachtschichten mit kognitiver Kontrolle, kognitiver Flexibilität und Übergabe-Effektivität bei 270 Pflegekräften.</w:t>
+        <w:t>Eine qualitative Fallstudie am schwedischen MiniMaria-Behandlungszentrum untersuchte, wie Schnittstellen zwischen Gesundheit und Sozialhilfe bei der Betreuung von Jugendlichen mit Mental-Health- und Suchtproblemen funktionieren.</w:t>
       </w:r>
     </w:p>
     <w:p>
@@ -104,7 +104,7 @@
         <w:t xml:space="preserve">Ergebnis: </w:t>
       </w:r>
       <w:r>
-        <w:t>Mittlere Müdigkeitsscore 6,41±1,81; höhere Müdigkeit war assoziiert mit niedrigerer kognitiver Kontrolle und Flexibilität (β=−0,510, p&lt;0,001) und niedrigerer Übergabe-Effektivität (β=−0,670, p&lt;0,001); indirekte Assoziation via kognitiver Kontrolle bestand (β=−0,107, 95% CI −0,257 to −0,023).</w:t>
+        <w:t>Vier zentrale Themen: (1) divergente Organisationskulturen und Machtfragen, (2) fragmentiertes Zielmanagement auf strategischer Ebene, (3) wechselndes Vertrauen und Leadership, (4) operative Auswirkungen auf das Team. Middle-Management-Pragmatismus stabilisierte die Leistung trotz unzureichender strategischer Abstimmung, aber der Erfolg hing von expliziten Merkzetteln, gemeinsamen IT-Systemen und kontinuierlicher Kulturüberwachung ab.</w:t>
       </w:r>
     </w:p>
     <w:p>
@@ -119,7 +119,7 @@
         <w:rPr>
           <w:sz w:val="19"/>
         </w:rPr>
-        <w:t>Türkei, Universitätsklinik; relevante Schichtarbeitsprobleme europäischer Kliniken.</w:t>
+        <w:t>Schweden, vergleichbares Versicherungssystem; transferierbare Befunde zu Schnittstellen-Governance</w:t>
       </w:r>
     </w:p>
     <w:p>
@@ -128,7 +128,7 @@
           <w:color w:val="5A7D3A"/>
           <w:sz w:val="18"/>
         </w:rPr>
-        <w:t>https://pubmed.ncbi.nlm.nih.gov/42694001/</w:t>
+        <w:t>https://pubmed.ncbi.nlm.nih.gov/42703970/</w:t>
       </w:r>
     </w:p>
     <w:p>
@@ -136,7 +136,7 @@
         <w:pStyle w:val="Heading2"/>
       </w:pPr>
       <w:r>
-        <w:t>Suchtprävention in saudischen Schulen: Sportlehrer unterqualifiziert</w:t>
+        <w:t>Peer-geführte Dementia-Versorgungsdienste zeigen positive Outcomes, benötigen aber eigene Messinstrumente</w:t>
       </w:r>
     </w:p>
     <w:p>
@@ -146,12 +146,12 @@
           <w:color w:val="666666"/>
           <w:sz w:val="18"/>
         </w:rPr>
-        <w:t>Alaqil AI  ·  Front Public Health  ·  19.08.2026  ·  PMID 42688041</w:t>
+        <w:t>Roennfeldt H et al.  ·  Health Expect  ·  Okt. 2026  ·  PMID 42703949</w:t>
       </w:r>
     </w:p>
     <w:p>
       <w:r>
-        <w:t>Querschnittserhebung zum Wissen und zu Praktiken von Sportlehrern (n=176) zu Drogenprävention in Saudi-arabischen Schulen.</w:t>
+        <w:t>Ein Scoping Review (13 Studien) identifizierte, welche Outcome-Messinstrumente in von Genesungsbegleitern geführten psychischen Versorgungsdiensten verwendet werden und ob diese Dienste als Alternativen zu klinischen Angeboten evaluiert werden können.</w:t>
       </w:r>
     </w:p>
     <w:p>
@@ -162,7 +162,7 @@
         <w:t xml:space="preserve">Ergebnis: </w:t>
       </w:r>
       <w:r>
-        <w:t>Sportlehrer zeigten adequates Wissen (Mittel 5,47/7), aber Missverständnisse zu Gateway-Substanzen; 73% unterstützten Integration in Lehrplan; Wissensscores sagten Präventionspraxen voraus; jedoch fehlte formale Prävention-Schulung bei den meisten, und sie nutzten private Urteile statt evidenzbasierter Ansätze.</w:t>
+        <w:t>Alle 13 Studien berichteten positive Outcomes bei Peer-Respite- oder Peer-Support-Angeboten. Messungen waren heterogen: Gemischte Nutzung von klinischen, adaptieren und explorativen Skalen; 0 (null) Studien nutzten von Genesungsbegleitern entwickelte Messinstrumente. Kritische Erkenntnis: Fehlende, von der Lived-Experience-Workforce mitentwickelte Outcome-Messinstrumente, die mit Werten und Praxis dieser Dienste übereinstimmen.</w:t>
       </w:r>
     </w:p>
     <w:p>
@@ -177,7 +177,7 @@
         <w:rPr>
           <w:sz w:val="19"/>
         </w:rPr>
-        <w:t>Saudi-Arabien; strukturelle Präventionslücke auch in anderen Ländern mit Schulperspektive.</w:t>
+        <w:t>Australien; internationale Best-Practice-Synthese zu Peer-Versorgung, relevant für Genesungsbegleiter-Programme im deutschen System</w:t>
       </w:r>
     </w:p>
     <w:p>
@@ -186,7 +186,7 @@
           <w:color w:val="5A7D3A"/>
           <w:sz w:val="18"/>
         </w:rPr>
-        <w:t>https://pubmed.ncbi.nlm.nih.gov/42688041/</w:t>
+        <w:t>https://pubmed.ncbi.nlm.nih.gov/42703949/</w:t>
       </w:r>
     </w:p>
     <w:p>
@@ -194,7 +194,7 @@
         <w:pStyle w:val="Heading2"/>
       </w:pPr>
       <w:r>
-        <w:t>Peer-Recovery-Coaches in südkoreanischer Suchtbehandlung: Qualitative Rollen-Analyse</w:t>
+        <w:t>Kognitive Verhaltenstherapie für Psychose ist auch bei Intelligenzminderung machbar</w:t>
       </w:r>
     </w:p>
     <w:p>
@@ -204,12 +204,12 @@
           <w:color w:val="666666"/>
           <w:sz w:val="18"/>
         </w:rPr>
-        <w:t>Kang KI et al.  ·  Nurs Open  ·  Sept. 2026  ·  PMID 42685341</w:t>
+        <w:t>Vogels SR et al.  ·  Schizophr Bull  ·  20.08.2026  ·  PMID 42700400</w:t>
       </w:r>
     </w:p>
     <w:p>
       <w:r>
-        <w:t>Südkoreanische qualitative Studie zu Erfahrungen von Peer-Recovery-Coaches in Suchtbehandlungsprogrammen aus Caring-Perspektive.</w:t>
+        <w:t>Ein Scoping Review (18 Studien, davon 4 Fallserien mit n=9 Patienten) untersuchte, ob CBT für Psychose (CBTp) bei Menschen mit Psychose und Intelligenzminderung effektiv und machbar ist.</w:t>
       </w:r>
     </w:p>
     <w:p>
@@ -220,7 +220,7 @@
         <w:t xml:space="preserve">Ergebnis: </w:t>
       </w:r>
       <w:r>
-        <w:t>Fünf zentrale Rollen identifiziert: helfender Akteur mit objektiver Einsicht, Begleiter, erfahrungsbasierter Navigator, Facilitator des Wachstums und Betreuer mit positiven Werten; Peer Recovery Coaches fördern gegenseitige Genesung innerhalb des Caring-Prozesses.</w:t>
+        <w:t>Neun Patienten aus Fallserien: vorläufige Evidenz für CBTp-Effektivität trotz Intelligenzminderung; alle konnten Schlüsselelemente verstehen. Sechs RCT-Moderator-Analysen zeigten: kognitiv beeinträchtigte Patienten profitierten nicht weniger von CBTp als andere. Notwendige praktische Anpassungen: Vereinfachte Sprache, längere Sitzungen, schriftliche Hilfsmittel – aber Kern-CBTp-Elemente blieben unangetastet. Fazit: CBTp ist für diese Population machbar; RCTs sind erforderlich.</w:t>
       </w:r>
     </w:p>
     <w:p>
@@ -235,7 +235,7 @@
         <w:rPr>
           <w:sz w:val="19"/>
         </w:rPr>
-        <w:t>Südkorea, qualitativ; Peer-Ansätze in Sucht international, aber Suchtversorgung eigenständiges System.</w:t>
+        <w:t>Niederländische Forschung; transferierbar auf deutsches Gesundheitssystem mit vergleichbaren Psychose-Services</w:t>
       </w:r>
     </w:p>
     <w:p>
@@ -244,7 +244,7 @@
           <w:color w:val="5A7D3A"/>
           <w:sz w:val="18"/>
         </w:rPr>
-        <w:t>https://pubmed.ncbi.nlm.nih.gov/42685341/</w:t>
+        <w:t>https://pubmed.ncbi.nlm.nih.gov/42700400/</w:t>
       </w:r>
     </w:p>
     <w:p>
@@ -252,7 +252,7 @@
         <w:pStyle w:val="Heading2"/>
       </w:pPr>
       <w:r>
-        <w:t>Psychotische Depression: Hospitalisierung und Suizidrisiko in Schweden</w:t>
+        <w:t>Systemische Inflammationsindizes bei psychisch erkrankten Patienten mit Drogenkonsum: assoziiert mit Immunstörung</w:t>
       </w:r>
     </w:p>
     <w:p>
@@ -262,12 +262,12 @@
           <w:color w:val="666666"/>
           <w:sz w:val="18"/>
         </w:rPr>
-        <w:t>Al-Wandi A et al.  ·  J Affect Disord  ·  01.12.2026  ·  PMID 42624214</w:t>
+        <w:t>Yildiz A et al.  ·  BMC Psychiatry  ·  03.09.2026  ·  PMID 42693429</w:t>
       </w:r>
     </w:p>
     <w:p>
       <w:r>
-        <w:t>Landesregister-Studie zu klinischen Ergebnissen nach Diagnose psychotischer Depression in Schweden 2012–2020.</w:t>
+        <w:t>Eine retrospektive Vergleichsstudie (760 Psychiater-Inpatients mit positiven Drogen-Urinscreenings, 171 ohne, 151 Kontrollen) untersuchte, ob der Systemic Inflammation Response Index (SIRI), Systemic Immune-Inflammation Index (SII) und Prognostic Nutritional Index (PNI) zwischen Gruppen variieren.</w:t>
       </w:r>
     </w:p>
     <w:p>
@@ -278,7 +278,7 @@
         <w:t xml:space="preserve">Ergebnis: </w:t>
       </w:r>
       <w:r>
-        <w:t>Von 8048 Patienten (54,8% Frauen, Median 47 Jahre) wurden 25,1% innerhalb von 36 Wochen hospitalisiert und 0,8% starben durch Suizid; jüngeres Alter (≤25 Jahre), inpatiente Diagnose, Antipsychotika-Behandlung und frühere Hospitalisierungen erhöhten Hospitalisierungsrisiko; unter ECT-Patienten erreichten 89,8% Response und 48,4% Remission.</w:t>
+        <w:t>Patienten mit Drogennachweisen hatten höheres SIRI (Median 1,24 vs. 0,98, p&lt;0,001) und niedriges PNI (56,0 vs. 58,8, p&lt;0,001) als Kontrollen; SII unterschied sich nicht (p=0,108). SIRI war positiv mit Erkrankung assoziiert (OR=1,847, p&lt;0,001); PNI invers (OR=0,917, p&lt;0,001). ROC-Analysen in der Schizophrenie-Subgruppe: AUC 0,727 (SIRI), 0,804 (PNI). Substanz-spezifische Unterschiede waren heterogen; Assoziation schwächten sich nach Alters-/Geschlechtsanpassung ab.</w:t>
       </w:r>
     </w:p>
     <w:p>
@@ -293,7 +293,7 @@
         <w:rPr>
           <w:sz w:val="19"/>
         </w:rPr>
-        <w:t>Schweden, Routinedaten; vergleichbares öffentliches Versicherungssystem.</w:t>
+        <w:t>Türkei; methodisch umsetzbar, aber Replikation in deutschem Kontext erforderlich</w:t>
       </w:r>
     </w:p>
     <w:p>
@@ -302,7 +302,7 @@
           <w:color w:val="5A7D3A"/>
           <w:sz w:val="18"/>
         </w:rPr>
-        <w:t>https://pubmed.ncbi.nlm.nih.gov/42624214/</w:t>
+        <w:t>https://pubmed.ncbi.nlm.nih.gov/42693429/</w:t>
       </w:r>
     </w:p>
     <w:p>
@@ -310,7 +310,7 @@
         <w:pStyle w:val="Heading2"/>
       </w:pPr>
       <w:r>
-        <w:t>Elternbelastung nach extremer Frühgeburt: Psychische Symptome vom NICU bis zum Term</w:t>
+        <w:t>Impulsivität vorhersagt schlechtere Outcomes bei PTBS mit Borderline-Persönlichkeitszügen nach CPT</w:t>
       </w:r>
     </w:p>
     <w:p>
@@ -320,12 +320,12 @@
           <w:color w:val="666666"/>
           <w:sz w:val="18"/>
         </w:rPr>
-        <w:t>Muller KS et al.  ·  Pediatrics  ·  01.09.2026  ·  PMID 42608027</w:t>
+        <w:t>Enning F et al.  ·  J Psychiatr Res  ·  13.08.2026  ·  PMID 42617371</w:t>
       </w:r>
     </w:p>
     <w:p>
       <w:r>
-        <w:t>Niederländische Prospektivstudie zur Trajektorie mütterlicher und väterlicher psychischer Belastung nach Frühgeburt &lt;29. Woche über Term-Äquivalentalter.</w:t>
+        <w:t>Eine Sekundäranalyse einer Randomisierten Klinischen Studie (n=193 Frauen mit PTBS aus Kindesmissbrauch und Borderline-Zügen) untersuchte, ob Impulsivität die Therapieergebnisse bei Dialectical Behavior Therapy für PTBS (DBT-PTSD) versus Cognitive Processing Therapy (CPT) vorhersagt.</w:t>
       </w:r>
     </w:p>
     <w:p>
@@ -336,7 +336,7 @@
         <w:t xml:space="preserve">Ergebnis: </w:t>
       </w:r>
       <w:r>
-        <w:t>Bei 217 Familien (259/446 Kinder) waren 35,1% der Mütter und 16,4% der Väter bei Term-Äquivalentalter klinisch erhöhte Posttraumatische Belastungssymptome, 39,5% der Mütter und 24,3% der Väter klinisch erhöhte Depression; pränatale psychosoziale Geschichte und NICU-bezogene elterliche Stressoren waren für beide Elternteile signifikant.</w:t>
+        <w:t>Höhere Baseline-Impulsivität war mit erhöhtem Dropout (p=0,049) assoziiert, besonders Non-Planning-Impulsivität (p=0,012). Bei CPT-Teilnehmern: Höhere Impulsivität korrelierte mit schlechterer PTBS-Symptomreduktion (ΔCAPS, p=0,021); dieser Zusammenhang bestand bei DBT-PTSD nicht (n.s.). Die Befunde unterstützen Personalisierung: Hochimpulsive Patienten könnten von DBT-PTSD besser profitieren als von CPT.</w:t>
       </w:r>
     </w:p>
     <w:p>
@@ -351,7 +351,7 @@
         <w:rPr>
           <w:sz w:val="19"/>
         </w:rPr>
-        <w:t>Niederlande, NICU-Netzwerk; vergleichbares Versorgungssystem.</w:t>
+        <w:t>Deutschland, deutsche RCT-Zentren; direkt übertragbar auf deutsches Gesundheitssystem</w:t>
       </w:r>
     </w:p>
     <w:p>
@@ -360,7 +360,7 @@
           <w:color w:val="5A7D3A"/>
           <w:sz w:val="18"/>
         </w:rPr>
-        <w:t>https://pubmed.ncbi.nlm.nih.gov/42608027/</w:t>
+        <w:t>https://pubmed.ncbi.nlm.nih.gov/42617371/</w:t>
       </w:r>
     </w:p>
     <w:p>
@@ -368,7 +368,7 @@
         <w:pStyle w:val="Heading2"/>
       </w:pPr>
       <w:r>
-        <w:t>Psychisches Wohlbefinden von Jugendlichen mit belasteter Familie: Substanzmissbrauch ist Risikofaktor</w:t>
+        <w:t>Waldverbesserungen reduzierten Antidepressiva-Verordnungen in schottischen Stadtgebieten</w:t>
       </w:r>
     </w:p>
     <w:p>
@@ -378,12 +378,12 @@
           <w:color w:val="666666"/>
           <w:sz w:val="18"/>
         </w:rPr>
-        <w:t>Van Geerenstein E et al.  ·  BMJ Paediatr Open  ·  13.08.2026  ·  PMID 42595438</w:t>
+        <w:t>Ogletree S et al.  ·  Lancet Planet Health  ·  13.08.2026  ·  PMID 42594933</w:t>
       </w:r>
     </w:p>
     <w:p>
       <w:r>
-        <w:t>Schwedische Schulquerschnittsstudie zu Prävalenz und Assoziationen von psychischem Wohlbefinden bei Jugendlichen mit Verwandten mit schwerwiegenden Gesundheitsproblemen.</w:t>
+        <w:t>Eine Langzeitkohorte mit 129.335 Erwachsenen in Schottland untersuchte, ob verbesserte Stadtwaldflächen die Verschreibung von Antidepressiva und Anxiolytika senkt.</w:t>
       </w:r>
     </w:p>
     <w:p>
@@ -394,7 +394,7 @@
         <w:t xml:space="preserve">Ergebnis: </w:t>
       </w:r>
       <w:r>
-        <w:t>50% der 4140 Jugendlichen hatten mindestens eine Verwandte mit schwerer Erkrankung; Substanzmissbrauch in enger Verwandtschaft blieb nach Adjustment assoziiert mit niedrigerem Wohlbefinden, während andere Erkrankungen attenuierten; allgemeiner Stress und wahrgenommene Vertrauensperson waren stark protektiv.</w:t>
+        <w:t>Im Längsschnitt (within-individual): Personen, die in die Nähe verbesserter Waldflächen (≤800 m) zogen, zeigten eine reduzierte Verschreibungsrate für Antidepressiva (aOR 0,90, 95% CI 0,87–0,93) und Anxiolytika (aOR 0,94, 95% CI 0,90–0,99) im Vergleich zu Zeiträumen außerhalb dieser Gebiete. Die Umweltintervention hatte einen präventiven Effekt auf die Bevölkerungsmenge.</w:t>
       </w:r>
     </w:p>
     <w:p>
@@ -409,7 +409,7 @@
         <w:rPr>
           <w:sz w:val="19"/>
         </w:rPr>
-        <w:t>Schweden, bevölkerungsbasierte Schulstichprobe; europäischer Kontext.</w:t>
+        <w:t>Schottische NHS-Daten, vergleichbares Sozialversicherungssystem; EU-Finanzierung</w:t>
       </w:r>
     </w:p>
     <w:p>
@@ -418,65 +418,7 @@
           <w:color w:val="5A7D3A"/>
           <w:sz w:val="18"/>
         </w:rPr>
-        <w:t>https://pubmed.ncbi.nlm.nih.gov/42595438/</w:t>
-      </w:r>
-    </w:p>
-    <w:p>
-      <w:pPr>
-        <w:pStyle w:val="Heading2"/>
-      </w:pPr>
-      <w:r>
-        <w:t>Aberrante Insula-Aktivität bei Depression: Negative Rückmeldungen und beeinträchtigtes Lernen</w:t>
-      </w:r>
-    </w:p>
-    <w:p>
-      <w:r>
-        <w:rPr>
-          <w:i/>
-          <w:color w:val="666666"/>
-          <w:sz w:val="18"/>
-        </w:rPr>
-        <w:t>Czekalla N et al.  ·  Transl Psychiatry  ·  06.08.2026  ·  PMID 42562807</w:t>
-      </w:r>
-    </w:p>
-    <w:p>
-      <w:r>
-        <w:t>Neuroimaging-Studie zur Neurokomputationalen Basis maladaptiver Selbstüberzeugungen bei depressiven Patienten</w:t>
-      </w:r>
-    </w:p>
-    <w:p>
-      <w:r>
-        <w:rPr>
-          <w:b/>
-        </w:rPr>
-        <w:t xml:space="preserve">Ergebnis: </w:t>
-      </w:r>
-      <w:r>
-        <w:t>Erhöhte Insula-Reaktivität auf negative Rückmeldungen und reduziertes Lernen von positiver Rückmeldung waren mit symptombelasteter Depression assoziiert; diese Mechanismen tragen zu kognitiven Verzerrungen und Persistenz maladaptiver Überzeugungen bei.</w:t>
-      </w:r>
-    </w:p>
-    <w:p>
-      <w:r>
-        <w:rPr>
-          <w:b/>
-          <w:sz w:val="19"/>
-        </w:rPr>
-        <w:t xml:space="preserve">Übertragbarkeit: </w:t>
-      </w:r>
-      <w:r>
-        <w:rPr>
-          <w:sz w:val="19"/>
-        </w:rPr>
-        <w:t>Deutschland, Universitätsklinik Lübeck; Neurobiologie, nicht Versorgung.</w:t>
-      </w:r>
-    </w:p>
-    <w:p>
-      <w:r>
-        <w:rPr>
-          <w:color w:val="5A7D3A"/>
-          <w:sz w:val="18"/>
-        </w:rPr>
-        <w:t>https://pubmed.ncbi.nlm.nih.gov/42562807/</w:t>
+        <w:t>https://pubmed.ncbi.nlm.nih.gov/42594933/</w:t>
       </w:r>
     </w:p>
     <w:sectPr>

--- a/download/studien-aktuell.docx
+++ b/download/studien-aktuell.docx
@@ -62,7 +62,7 @@
           <w:color w:val="666666"/>
           <w:sz w:val="18"/>
         </w:rPr>
-        <w:t>Stand: 08.09.2026  |  6 Studien  |  mental.m-vf.de</w:t>
+        <w:t>Stand: 09.09.2026  |  5 Studien  |  mental.m-vf.de</w:t>
       </w:r>
     </w:p>
     <w:p>
@@ -70,7 +70,7 @@
         <w:pStyle w:val="Heading1"/>
       </w:pPr>
       <w:r>
-        <w:t>Aufgenommen am 08.09.2026</w:t>
+        <w:t>Aufgenommen am 09.09.2026</w:t>
       </w:r>
     </w:p>
     <w:p>
@@ -78,7 +78,7 @@
         <w:pStyle w:val="Heading2"/>
       </w:pPr>
       <w:r>
-        <w:t>Governance-Strukturen sind zentral für integrierte Jugendversorgung mit Sucht- und Psychomorbidität</w:t>
+        <w:t>Long-Acting-Antipsychotika bei Menschen mit Behinderung: geringere Notfall- und Psychiatrie-Aufnahmen</w:t>
       </w:r>
     </w:p>
     <w:p>
@@ -88,12 +88,12 @@
           <w:color w:val="666666"/>
           <w:sz w:val="18"/>
         </w:rPr>
-        <w:t>Kihlström J et al.  ·  Int J Ment Health Nurs  ·  Okt. 2026  ·  PMID 42703970</w:t>
+        <w:t>Leung SM et al.  ·  BMJ Ment Health  ·  08.09.2026  ·  PMID 42711066</w:t>
       </w:r>
     </w:p>
     <w:p>
       <w:r>
-        <w:t>Eine qualitative Fallstudie am schwedischen MiniMaria-Behandlungszentrum untersuchte, wie Schnittstellen zwischen Gesundheit und Sozialhilfe bei der Betreuung von Jugendlichen mit Mental-Health- und Suchtproblemen funktionieren.</w:t>
+        <w:t>Selbstkontrollierte Fallserie von 1675 Patienten mit intellektueller Behinderung in Hong Kong, vergleichend LAIA (Long-Acting Injectable Antipsychotika) versus orale Antipsychotika über Zeiträume 2004-2023.</w:t>
       </w:r>
     </w:p>
     <w:p>
@@ -104,7 +104,7 @@
         <w:t xml:space="preserve">Ergebnis: </w:t>
       </w:r>
       <w:r>
-        <w:t>Vier zentrale Themen: (1) divergente Organisationskulturen und Machtfragen, (2) fragmentiertes Zielmanagement auf strategischer Ebene, (3) wechselndes Vertrauen und Leadership, (4) operative Auswirkungen auf das Team. Middle-Management-Pragmatismus stabilisierte die Leistung trotz unzureichender strategischer Abstimmung, aber der Erfolg hing von expliziten Merkzetteln, gemeinsamen IT-Systemen und kontinuierlicher Kulturüberwachung ab.</w:t>
+        <w:t>LAIA assoziiert mit 29% niedrigerem Risiko für Notfallabteilung-Visits (IRR 0,71, 95%-CI 0,51-0,98) und 9% niedrigerem Hospitalisierungsrisiko (IRR 0,91). Bei Patienten mit Schizophrenie/bipolarer Störung niedriger für psychiatrische Hospitalierungen und extrapyramidale Symptome (34% Reduktion). Warnung: Bei Patienten ohne diese Diagnosen höheres Risiko – Off-Label-Gebrauch sollte hinterfragt werden.</w:t>
       </w:r>
     </w:p>
     <w:p>
@@ -119,7 +119,7 @@
         <w:rPr>
           <w:sz w:val="19"/>
         </w:rPr>
-        <w:t>Schweden, vergleichbares Versicherungssystem; transferierbare Befunde zu Schnittstellen-Governance</w:t>
+        <w:t>Hong Kong, aber Befund zu Hospitalisierungsreduktion relevant für deutsche Versorgungspraxis bei Behinderung</w:t>
       </w:r>
     </w:p>
     <w:p>
@@ -128,7 +128,7 @@
           <w:color w:val="5A7D3A"/>
           <w:sz w:val="18"/>
         </w:rPr>
-        <w:t>https://pubmed.ncbi.nlm.nih.gov/42703970/</w:t>
+        <w:t>https://pubmed.ncbi.nlm.nih.gov/42711066/</w:t>
       </w:r>
     </w:p>
     <w:p>
@@ -136,7 +136,7 @@
         <w:pStyle w:val="Heading2"/>
       </w:pPr>
       <w:r>
-        <w:t>Peer-geführte Dementia-Versorgungsdienste zeigen positive Outcomes, benötigen aber eigene Messinstrumente</w:t>
+        <w:t>Nach 20 Jahren: 42% der Patienten mit Schizophrenie zeigen keine funktionale Besserung</w:t>
       </w:r>
     </w:p>
     <w:p>
@@ -146,12 +146,12 @@
           <w:color w:val="666666"/>
           <w:sz w:val="18"/>
         </w:rPr>
-        <w:t>Roennfeldt H et al.  ·  Health Expect  ·  Okt. 2026  ·  PMID 42703949</w:t>
+        <w:t>Abella M et al.  ·  Schizophr Bull  ·  20.08.2026  ·  PMID 42710093</w:t>
       </w:r>
     </w:p>
     <w:p>
       <w:r>
-        <w:t>Ein Scoping Review (13 Studien) identifizierte, welche Outcome-Messinstrumente in von Genesungsbegleitern geführten psychischen Versorgungsdiensten verwendet werden und ob diese Dienste als Alternativen zu klinischen Angeboten evaluiert werden können.</w:t>
+        <w:t>376 dänische Patienten mit Erstpsychose wurden über 20 Jahre verfolgt. Latente Wachstumsmischmodelle identifizierten unterschiedliche Funktionsverlaufsgruppen.</w:t>
       </w:r>
     </w:p>
     <w:p>
@@ -162,7 +162,7 @@
         <w:t xml:space="preserve">Ergebnis: </w:t>
       </w:r>
       <w:r>
-        <w:t>Alle 13 Studien berichteten positive Outcomes bei Peer-Respite- oder Peer-Support-Angeboten. Messungen waren heterogen: Gemischte Nutzung von klinischen, adaptieren und explorativen Skalen; 0 (null) Studien nutzten von Genesungsbegleitern entwickelte Messinstrumente. Kritische Erkenntnis: Fehlende, von der Lived-Experience-Workforce mitentwickelte Outcome-Messinstrumente, die mit Werten und Praxis dieser Dienste übereinstimmen.</w:t>
+        <w:t>Drei Trajektorien: Funktionale Erholung (21%), moderate Besserung mit späterem Rückgang (37%), anhaltende Behinderung (42%). Schlechte Prädiktoren für Verlauf: männliches Geschlecht, höhere Negativsymptome, keine Schulabschluss. Nach 20 Jahren zeigten beeinträchtigte Gruppe schlechteste Remissionsraten, kognitive Funktion, Lebensqualität und höchstes Suizidrisiko.</w:t>
       </w:r>
     </w:p>
     <w:p>
@@ -177,7 +177,7 @@
         <w:rPr>
           <w:sz w:val="19"/>
         </w:rPr>
-        <w:t>Australien; internationale Best-Practice-Synthese zu Peer-Versorgung, relevant für Genesungsbegleiter-Programme im deutschen System</w:t>
+        <w:t>Dänemark, vergleichbares System, zeigt Versorgungslücken auch in gutversorgten Ländern</w:t>
       </w:r>
     </w:p>
     <w:p>
@@ -186,7 +186,7 @@
           <w:color w:val="5A7D3A"/>
           <w:sz w:val="18"/>
         </w:rPr>
-        <w:t>https://pubmed.ncbi.nlm.nih.gov/42703949/</w:t>
+        <w:t>https://pubmed.ncbi.nlm.nih.gov/42710093/</w:t>
       </w:r>
     </w:p>
     <w:p>
@@ -194,7 +194,7 @@
         <w:pStyle w:val="Heading2"/>
       </w:pPr>
       <w:r>
-        <w:t>Kognitive Verhaltenstherapie für Psychose ist auch bei Intelligenzminderung machbar</w:t>
+        <w:t>Coordinated Specialty Care reduzierte Krankenhausaufenthalte bei Erstpsychose</w:t>
       </w:r>
     </w:p>
     <w:p>
@@ -204,12 +204,12 @@
           <w:color w:val="666666"/>
           <w:sz w:val="18"/>
         </w:rPr>
-        <w:t>Vogels SR et al.  ·  Schizophr Bull  ·  20.08.2026  ·  PMID 42700400</w:t>
+        <w:t>Tayfur SN et al.  ·  Schizophr Bull  ·  20.08.2026  ·  PMID 42710092</w:t>
       </w:r>
     </w:p>
     <w:p>
       <w:r>
-        <w:t>Ein Scoping Review (18 Studien, davon 4 Fallserien mit n=9 Patienten) untersuchte, ob CBT für Psychose (CBTp) bei Menschen mit Psychose und Intelligenzminderung effektiv und machbar ist.</w:t>
+        <w:t>2951 Patienten mit Erstpsychose aus 87 Kliniken der USA wurden über 2 Jahre in Coordinated Specialty Care verfolgt (CSC: spezialisierte, integrierte ambulante Teams für Erstpsychose).</w:t>
       </w:r>
     </w:p>
     <w:p>
@@ -220,7 +220,7 @@
         <w:t xml:space="preserve">Ergebnis: </w:t>
       </w:r>
       <w:r>
-        <w:t>Neun Patienten aus Fallserien: vorläufige Evidenz für CBTp-Effektivität trotz Intelligenzminderung; alle konnten Schlüsselelemente verstehen. Sechs RCT-Moderator-Analysen zeigten: kognitiv beeinträchtigte Patienten profitierten nicht weniger von CBTp als andere. Notwendige praktische Anpassungen: Vereinfachte Sprache, längere Sitzungen, schriftliche Hilfsmittel – aber Kern-CBTp-Elemente blieben unangetastet. Fazit: CBTp ist für diese Population machbar; RCTs sind erforderlich.</w:t>
+        <w:t>Bei Aufnahme waren 71,2% in den vorherigen 6 Monaten hospitalisiert. Nach CSC-Aufnahme sanken Hospitalisierungen deutlich und blieben über 2 Jahre niedrig. Frühere Hospitalisierung präsagte höheres Risiko (OR 1,52), kürzere Dauer der unbehandelten Psychose korrelierte paradox mit mehr Aufnahmen – Marker für schwere frühe Erkrankung.</w:t>
       </w:r>
     </w:p>
     <w:p>
@@ -235,7 +235,7 @@
         <w:rPr>
           <w:sz w:val="19"/>
         </w:rPr>
-        <w:t>Niederländische Forschung; transferierbar auf deutsches Gesundheitssystem mit vergleichbaren Psychose-Services</w:t>
+        <w:t>USA-System, aber Kernbefund (CSC reduziert stationäre Tage) übertragbar auf deutsche frühzeitige Intervention</w:t>
       </w:r>
     </w:p>
     <w:p>
@@ -244,7 +244,7 @@
           <w:color w:val="5A7D3A"/>
           <w:sz w:val="18"/>
         </w:rPr>
-        <w:t>https://pubmed.ncbi.nlm.nih.gov/42700400/</w:t>
+        <w:t>https://pubmed.ncbi.nlm.nih.gov/42710092/</w:t>
       </w:r>
     </w:p>
     <w:p>
@@ -252,7 +252,7 @@
         <w:pStyle w:val="Heading2"/>
       </w:pPr>
       <w:r>
-        <w:t>Systemische Inflammationsindizes bei psychisch erkrankten Patienten mit Drogenkonsum: assoziiert mit Immunstörung</w:t>
+        <w:t>Primary Care Behavioral Health reduzierte Wartezeiten um 30-39 %</w:t>
       </w:r>
     </w:p>
     <w:p>
@@ -262,12 +262,12 @@
           <w:color w:val="666666"/>
           <w:sz w:val="18"/>
         </w:rPr>
-        <w:t>Yildiz A et al.  ·  BMC Psychiatry  ·  03.09.2026  ·  PMID 42693429</w:t>
+        <w:t>Nordgren LB et al.  ·  BMC Health Serv Res  ·  03.09.2026  ·  PMID 42706525</w:t>
       </w:r>
     </w:p>
     <w:p>
       <w:r>
-        <w:t>Eine retrospektive Vergleichsstudie (760 Psychiater-Inpatients mit positiven Drogen-Urinscreenings, 171 ohne, 151 Kontrollen) untersuchte, ob der Systemic Inflammation Response Index (SIRI), Systemic Immune-Inflammation Index (SII) und Prognostic Nutritional Index (PNI) zwischen Gruppen variieren.</w:t>
+        <w:t>In vier schwedischen Praxen wurde das PCBH-Modell (Primary Care Behavioral Health) implementiert, um die Verfügbarkeit von psychischer Versorgung in der Grundversorgung zu verbessern.</w:t>
       </w:r>
     </w:p>
     <w:p>
@@ -278,7 +278,7 @@
         <w:t xml:space="preserve">Ergebnis: </w:t>
       </w:r>
       <w:r>
-        <w:t>Patienten mit Drogennachweisen hatten höheres SIRI (Median 1,24 vs. 0,98, p&lt;0,001) und niedriges PNI (56,0 vs. 58,8, p&lt;0,001) als Kontrollen; SII unterschied sich nicht (p=0,108). SIRI war positiv mit Erkrankung assoziiert (OR=1,847, p&lt;0,001); PNI invers (OR=0,917, p&lt;0,001). ROC-Analysen in der Schizophrenie-Subgruppe: AUC 0,727 (SIRI), 0,804 (PNI). Substanz-spezifische Unterschiede waren heterogen; Assoziation schwächten sich nach Alters-/Geschlechtsanpassung ab.</w:t>
+        <w:t>Wartezeiten für die erste Sprechstunde mit Behavioral Health Consultant sanken von 16 auf 10-11 Tage (30-39% Reduktion, p &lt; 0,001). Alle BHC-Termine reduzierten sich von 18 auf 13,7-14,2 Tage (21-24% Reduktion, p &lt; 0,001). BHC-Termine insgesamt stiegen um 21-34%, Patienten, die BHC-Leistungen erhielten, um 16-42%. Psychotrope Verschreibungen sanken um 14-18%.</w:t>
       </w:r>
     </w:p>
     <w:p>
@@ -293,7 +293,7 @@
         <w:rPr>
           <w:sz w:val="19"/>
         </w:rPr>
-        <w:t>Türkei; methodisch umsetzbar, aber Replikation in deutschem Kontext erforderlich</w:t>
+        <w:t>Schweden, ähnliches Versicherungssystem, vergleichbare Dokumentation</w:t>
       </w:r>
     </w:p>
     <w:p>
@@ -302,7 +302,7 @@
           <w:color w:val="5A7D3A"/>
           <w:sz w:val="18"/>
         </w:rPr>
-        <w:t>https://pubmed.ncbi.nlm.nih.gov/42693429/</w:t>
+        <w:t>https://pubmed.ncbi.nlm.nih.gov/42706525/</w:t>
       </w:r>
     </w:p>
     <w:p>
@@ -310,7 +310,7 @@
         <w:pStyle w:val="Heading2"/>
       </w:pPr>
       <w:r>
-        <w:t>Impulsivität vorhersagt schlechtere Outcomes bei PTBS mit Borderline-Persönlichkeitszügen nach CPT</w:t>
+        <w:t>Resilienz in Trauma-Therapie: Therapeuten finden keine klare Operationalisierung</w:t>
       </w:r>
     </w:p>
     <w:p>
@@ -320,12 +320,12 @@
           <w:color w:val="666666"/>
           <w:sz w:val="18"/>
         </w:rPr>
-        <w:t>Enning F et al.  ·  J Psychiatr Res  ·  13.08.2026  ·  PMID 42617371</w:t>
+        <w:t>Visser I et al.  ·  Eur J Psychotraumatol  ·  07.09.2026  ·  PMID 42704002</w:t>
       </w:r>
     </w:p>
     <w:p>
       <w:r>
-        <w:t>Eine Sekundäranalyse einer Randomisierten Klinischen Studie (n=193 Frauen mit PTBS aus Kindesmissbrauch und Borderline-Zügen) untersuchte, ob Impulsivität die Therapieergebnisse bei Dialectical Behavior Therapy für PTBS (DBT-PTSD) versus Cognitive Processing Therapy (CPT) vorhersagt.</w:t>
+        <w:t>23 Traumatherapeuten aus vier niederländischen akademischen Zentren für Kinder- und Jugendpsychiatrie wurden zu ihrer Operationalisierung von Resilienz in der klinischen Praxis befragt.</w:t>
       </w:r>
     </w:p>
     <w:p>
@@ -336,7 +336,7 @@
         <w:t xml:space="preserve">Ergebnis: </w:t>
       </w:r>
       <w:r>
-        <w:t>Höhere Baseline-Impulsivität war mit erhöhtem Dropout (p=0,049) assoziiert, besonders Non-Planning-Impulsivität (p=0,012). Bei CPT-Teilnehmern: Höhere Impulsivität korrelierte mit schlechterer PTBS-Symptomreduktion (ΔCAPS, p=0,021); dieser Zusammenhang bestand bei DBT-PTSD nicht (n.s.). Die Befunde unterstützen Personalisierung: Hochimpulsive Patienten könnten von DBT-PTSD besser profitieren als von CPT.</w:t>
+        <w:t>Therapeuten beschreiben Resilienz als multidimensionales und multifaktorielles Konstrukt, das schwer in konkrete therapeutische Ziele übersetzbar ist. Schlüsselbefund: Klinische Ambiguität erschwert die Integration von Resilienz in alltägliche Behandlung, weshalb praktische Leitfäden und gemeinsame Definitionen mit Therapeuten erforderlich sind.</w:t>
       </w:r>
     </w:p>
     <w:p>
@@ -351,7 +351,7 @@
         <w:rPr>
           <w:sz w:val="19"/>
         </w:rPr>
-        <w:t>Deutschland, deutsche RCT-Zentren; direkt übertragbar auf deutsches Gesundheitssystem</w:t>
+        <w:t>Niederlande, ähnliches Versicherungssystem und Ausbildungsstandards</w:t>
       </w:r>
     </w:p>
     <w:p>
@@ -360,65 +360,7 @@
           <w:color w:val="5A7D3A"/>
           <w:sz w:val="18"/>
         </w:rPr>
-        <w:t>https://pubmed.ncbi.nlm.nih.gov/42617371/</w:t>
-      </w:r>
-    </w:p>
-    <w:p>
-      <w:pPr>
-        <w:pStyle w:val="Heading2"/>
-      </w:pPr>
-      <w:r>
-        <w:t>Waldverbesserungen reduzierten Antidepressiva-Verordnungen in schottischen Stadtgebieten</w:t>
-      </w:r>
-    </w:p>
-    <w:p>
-      <w:r>
-        <w:rPr>
-          <w:i/>
-          <w:color w:val="666666"/>
-          <w:sz w:val="18"/>
-        </w:rPr>
-        <w:t>Ogletree S et al.  ·  Lancet Planet Health  ·  13.08.2026  ·  PMID 42594933</w:t>
-      </w:r>
-    </w:p>
-    <w:p>
-      <w:r>
-        <w:t>Eine Langzeitkohorte mit 129.335 Erwachsenen in Schottland untersuchte, ob verbesserte Stadtwaldflächen die Verschreibung von Antidepressiva und Anxiolytika senkt.</w:t>
-      </w:r>
-    </w:p>
-    <w:p>
-      <w:r>
-        <w:rPr>
-          <w:b/>
-        </w:rPr>
-        <w:t xml:space="preserve">Ergebnis: </w:t>
-      </w:r>
-      <w:r>
-        <w:t>Im Längsschnitt (within-individual): Personen, die in die Nähe verbesserter Waldflächen (≤800 m) zogen, zeigten eine reduzierte Verschreibungsrate für Antidepressiva (aOR 0,90, 95% CI 0,87–0,93) und Anxiolytika (aOR 0,94, 95% CI 0,90–0,99) im Vergleich zu Zeiträumen außerhalb dieser Gebiete. Die Umweltintervention hatte einen präventiven Effekt auf die Bevölkerungsmenge.</w:t>
-      </w:r>
-    </w:p>
-    <w:p>
-      <w:r>
-        <w:rPr>
-          <w:b/>
-          <w:sz w:val="19"/>
-        </w:rPr>
-        <w:t xml:space="preserve">Übertragbarkeit: </w:t>
-      </w:r>
-      <w:r>
-        <w:rPr>
-          <w:sz w:val="19"/>
-        </w:rPr>
-        <w:t>Schottische NHS-Daten, vergleichbares Sozialversicherungssystem; EU-Finanzierung</w:t>
-      </w:r>
-    </w:p>
-    <w:p>
-      <w:r>
-        <w:rPr>
-          <w:color w:val="5A7D3A"/>
-          <w:sz w:val="18"/>
-        </w:rPr>
-        <w:t>https://pubmed.ncbi.nlm.nih.gov/42594933/</w:t>
+        <w:t>https://pubmed.ncbi.nlm.nih.gov/42704002/</w:t>
       </w:r>
     </w:p>
     <w:sectPr>

--- a/download/studien-aktuell.docx
+++ b/download/studien-aktuell.docx
@@ -62,7 +62,7 @@
           <w:color w:val="666666"/>
           <w:sz w:val="18"/>
         </w:rPr>
-        <w:t>Stand: 09.09.2026  |  5 Studien  |  mental.m-vf.de</w:t>
+        <w:t>Stand: 10.09.2026  |  6 Studien  |  mental.m-vf.de</w:t>
       </w:r>
     </w:p>
     <w:p>
@@ -70,7 +70,7 @@
         <w:pStyle w:val="Heading1"/>
       </w:pPr>
       <w:r>
-        <w:t>Aufgenommen am 09.09.2026</w:t>
+        <w:t>Aufgenommen am 10.09.2026</w:t>
       </w:r>
     </w:p>
     <w:p>
@@ -78,7 +78,7 @@
         <w:pStyle w:val="Heading2"/>
       </w:pPr>
       <w:r>
-        <w:t>Long-Acting-Antipsychotika bei Menschen mit Behinderung: geringere Notfall- und Psychiatrie-Aufnahmen</w:t>
+        <w:t>Frühe Psychosebehandlung braucht Beziehungsarbeit, Toleranz von Unsicherheit und Recovery-Hoffnung als Treue-Marker</w:t>
       </w:r>
     </w:p>
     <w:p>
@@ -88,12 +88,12 @@
           <w:color w:val="666666"/>
           <w:sz w:val="18"/>
         </w:rPr>
-        <w:t>Leung SM et al.  ·  BMJ Ment Health  ·  08.09.2026  ·  PMID 42711066</w:t>
+        <w:t>O' Connor K MD, MSc (Leadership), MRCPsych et al.  ·  BMJ Ment Health  ·  09.09.2026  ·  PMID 42716695</w:t>
       </w:r>
     </w:p>
     <w:p>
       <w:r>
-        <w:t>Selbstkontrollierte Fallserie von 1675 Patienten mit intellektueller Behinderung in Hong Kong, vergleichend LAIA (Long-Acting Injectable Antipsychotika) versus orale Antipsychotika über Zeiträume 2004-2023.</w:t>
+        <w:t>Perspektiv-Paper zu Early Intervention in Psychosis (EIP): konzeptuelle Analyse der relationalen Arbeit in EIP-Programmen (Vereinigtes Königreich, Irland); keine primäre Studiendaten.</w:t>
       </w:r>
     </w:p>
     <w:p>
@@ -104,7 +104,7 @@
         <w:t xml:space="preserve">Ergebnis: </w:t>
       </w:r>
       <w:r>
-        <w:t>LAIA assoziiert mit 29% niedrigerem Risiko für Notfallabteilung-Visits (IRR 0,71, 95%-CI 0,51-0,98) und 9% niedrigerem Hospitalisierungsrisiko (IRR 0,91). Bei Patienten mit Schizophrenie/bipolarer Störung niedriger für psychiatrische Hospitalierungen und extrapyramidale Symptome (34% Reduktion). Warnung: Bei Patienten ohne diese Diagnosen höheres Risiko – Off-Label-Gebrauch sollte hinterfragt werden.</w:t>
+        <w:t>EIP erfordert nachhaltige Beziehung, Mentalitätswechsel zur Mehrperspektivität, Stigma-Navigation; zentral: Toleranz von Unsicherheit, Hoffnungspflege. Organisatorische Risiken: Burnout, Grenzverletzungen, Ressourcenknappheit. "Relationale Fidelität" (Bewahrung der Bedingungen für Vertrauensbeziehung, Kontinuität) als Fidelity-Kriterium nötig; Caseload-Größe und Supervision entscheidend.</w:t>
       </w:r>
     </w:p>
     <w:p>
@@ -119,7 +119,7 @@
         <w:rPr>
           <w:sz w:val="19"/>
         </w:rPr>
-        <w:t>Hong Kong, aber Befund zu Hospitalisierungsreduktion relevant für deutsche Versorgungspraxis bei Behinderung</w:t>
+        <w:t>UK/Irland, EIP-Perspektive; Deutschland hat EIP-Strukturen – Empfehlung zu Beteiligung, Supervision, angemessene Ausstattung direkt übertragbar.</w:t>
       </w:r>
     </w:p>
     <w:p>
@@ -128,7 +128,7 @@
           <w:color w:val="5A7D3A"/>
           <w:sz w:val="18"/>
         </w:rPr>
-        <w:t>https://pubmed.ncbi.nlm.nih.gov/42711066/</w:t>
+        <w:t>https://pubmed.ncbi.nlm.nih.gov/42716695/</w:t>
       </w:r>
     </w:p>
     <w:p>
@@ -136,7 +136,7 @@
         <w:pStyle w:val="Heading2"/>
       </w:pPr>
       <w:r>
-        <w:t>Nach 20 Jahren: 42% der Patienten mit Schizophrenie zeigen keine funktionale Besserung</w:t>
+        <w:t>Psychodynamische Psychotherapie verbessert Psychosoziale Funktionen bei Schizophrenie um 3–4 Skalenpunkte</w:t>
       </w:r>
     </w:p>
     <w:p>
@@ -146,12 +146,12 @@
           <w:color w:val="666666"/>
           <w:sz w:val="18"/>
         </w:rPr>
-        <w:t>Abella M et al.  ·  Schizophr Bull  ·  20.08.2026  ·  PMID 42710093</w:t>
+        <w:t>Montag C et al.  ·  Lancet Psychiatry  ·  Okt. 2026  ·  PMID 42716057</w:t>
       </w:r>
     </w:p>
     <w:p>
       <w:r>
-        <w:t>376 dänische Patienten mit Erstpsychose wurden über 20 Jahre verfolgt. Latente Wachstumsmischmodelle identifizierten unterschiedliche Funktionsverlaufsgruppen.</w:t>
+        <w:t>Randomisierte Studie in Berlin (130 Patienten mit Schizophrenie/Schizoaffektiver Störung): Modified Psychodynamic Psychotherapy for Schizophrenia (MPP-S, mind. 30 Sitzungen) + Treatment as Usual vs. TAU allein über 36 Monate.</w:t>
       </w:r>
     </w:p>
     <w:p>
@@ -162,7 +162,7 @@
         <w:t xml:space="preserve">Ergebnis: </w:t>
       </w:r>
       <w:r>
-        <w:t>Drei Trajektorien: Funktionale Erholung (21%), moderate Besserung mit späterem Rückgang (37%), anhaltende Behinderung (42%). Schlechte Prädiktoren für Verlauf: männliches Geschlecht, höhere Negativsymptome, keine Schulabschluss. Nach 20 Jahren zeigten beeinträchtigte Gruppe schlechteste Remissionsraten, kognitive Funktion, Lebensqualität und höchstes Suizidrisiko.</w:t>
+        <w:t>Signifikante Verbesserung der psychosozialen Funktionen (Mini-ICF-APP): Gruppendifferenz bei 24 Monaten -3,45 (95% KI -5,51 bis -1,40; p=0,0011), bei 36 Monaten -4,07 (-6,19 bis -1,94; p=0,0002); keine Unterschiede in unerwünschten Ereignissen; 2 Suizide in beiden Gruppen, 1 Überstellung in forensische Psychiatrie (MPP-S Gruppe, kein Therapiestart).</w:t>
       </w:r>
     </w:p>
     <w:p>
@@ -177,7 +177,7 @@
         <w:rPr>
           <w:sz w:val="19"/>
         </w:rPr>
-        <w:t>Dänemark, vergleichbares System, zeigt Versorgungslücken auch in gutversorgten Ländern</w:t>
+        <w:t>Deutschland, Berlin: Deutsche Kliniken, Kassenfinanzierung, Richtlinienpsychotherapie anwendbar.</w:t>
       </w:r>
     </w:p>
     <w:p>
@@ -186,7 +186,7 @@
           <w:color w:val="5A7D3A"/>
           <w:sz w:val="18"/>
         </w:rPr>
-        <w:t>https://pubmed.ncbi.nlm.nih.gov/42710093/</w:t>
+        <w:t>https://pubmed.ncbi.nlm.nih.gov/42716057/</w:t>
       </w:r>
     </w:p>
     <w:p>
@@ -194,7 +194,7 @@
         <w:pStyle w:val="Heading2"/>
       </w:pPr>
       <w:r>
-        <w:t>Coordinated Specialty Care reduzierte Krankenhausaufenthalte bei Erstpsychose</w:t>
+        <w:t>Intensive aufsuchende Gemeindebehandlung für junge Menschen: Vertrauensarbeit schlägt Symptom-Fokus</w:t>
       </w:r>
     </w:p>
     <w:p>
@@ -204,12 +204,12 @@
           <w:color w:val="666666"/>
           <w:sz w:val="18"/>
         </w:rPr>
-        <w:t>Tayfur SN et al.  ·  Schizophr Bull  ·  20.08.2026  ·  PMID 42710092</w:t>
+        <w:t>Atanda O et al.  ·  PLoS One  ·  09.09.2026  ·  PMID 42715183</w:t>
       </w:r>
     </w:p>
     <w:p>
       <w:r>
-        <w:t>2951 Patienten mit Erstpsychose aus 87 Kliniken der USA wurden über 2 Jahre in Coordinated Specialty Care verfolgt (CSC: spezialisierte, integrierte ambulante Teams für Erstpsychose).</w:t>
+        <w:t>Prozess-Evaluierung einer RCT zu Intensive Community Care Services (ICCS) vs. TAU für Kinder/Jugendliche: 34 halbstrukturierte Interviews mit Fachpersonen (20 ICCS, 14 TAU) in englischen Diensten; thematische Analyse.</w:t>
       </w:r>
     </w:p>
     <w:p>
@@ -220,7 +220,7 @@
         <w:t xml:space="preserve">Ergebnis: </w:t>
       </w:r>
       <w:r>
-        <w:t>Bei Aufnahme waren 71,2% in den vorherigen 6 Monaten hospitalisiert. Nach CSC-Aufnahme sanken Hospitalisierungen deutlich und blieben über 2 Jahre niedrig. Frühere Hospitalisierung präsagte höheres Risiko (OR 1,52), kürzere Dauer der unbehandelten Psychose korrelierte paradox mit mehr Aufnahmen – Marker für schwere frühe Erkrankung.</w:t>
+        <w:t>Drei Themen: (1) Beziehungs-Ökologien (Barrieren/Enablers für Engagement), (2) Flexibilität trotz Systemdruck, (3) Vertrauensnetz in Beziehungsaufbau. Zentral: nicht-klinische Engagement-Strategien (informelle Besuche, personalisierte Interaktionen) nötig für Vertrauen; ohne Vertrauen sinkt Behandlungseffektivität; Flexibilität bei Dauer + Methoden essentiell; ICCS zeigte bessere Ergebnisse durch Anpassung an Bedarf statt Standardmodell.</w:t>
       </w:r>
     </w:p>
     <w:p>
@@ -235,7 +235,7 @@
         <w:rPr>
           <w:sz w:val="19"/>
         </w:rPr>
-        <w:t>USA-System, aber Kernbefund (CSC reduziert stationäre Tage) übertragbar auf deutsche frühzeitige Intervention</w:t>
+        <w:t>England, NHS CAMHS: Kinder/Jugendliche, aufsuchend; Prinzipien auf deutsche KJHP-Dienste übertragbar.</w:t>
       </w:r>
     </w:p>
     <w:p>
@@ -244,7 +244,7 @@
           <w:color w:val="5A7D3A"/>
           <w:sz w:val="18"/>
         </w:rPr>
-        <w:t>https://pubmed.ncbi.nlm.nih.gov/42710092/</w:t>
+        <w:t>https://pubmed.ncbi.nlm.nih.gov/42715183/</w:t>
       </w:r>
     </w:p>
     <w:p>
@@ -252,7 +252,7 @@
         <w:pStyle w:val="Heading2"/>
       </w:pPr>
       <w:r>
-        <w:t>Primary Care Behavioral Health reduzierte Wartezeiten um 30-39 %</w:t>
+        <w:t>Peer Support wirkt über Hoffnung und soziale Einbindung, nicht direkt auf Genesung</w:t>
       </w:r>
     </w:p>
     <w:p>
@@ -262,12 +262,12 @@
           <w:color w:val="666666"/>
           <w:sz w:val="18"/>
         </w:rPr>
-        <w:t>Nordgren LB et al.  ·  BMC Health Serv Res  ·  03.09.2026  ·  PMID 42706525</w:t>
+        <w:t>Hiltensperger R et al.  ·  Epidemiol Psychiatr Sci  ·  09.09.2026  ·  PMID 42713678</w:t>
       </w:r>
     </w:p>
     <w:p>
       <w:r>
-        <w:t>In vier schwedischen Praxen wurde das PCBH-Modell (Primary Care Behavioral Health) implementiert, um die Verfügbarkeit von psychischer Versorgung in der Grundversorgung zu verbessern.</w:t>
+        <w:t>Multinationale UPSIDES-RCT (565 Schwer-Erkrankte in Deutschland, Uganda, Tansania, Indien, Israel): strukturiertes Peer Support (6–8 Monate) vs. Kontrolle; Wirkmechanismen via Mediationsanalyse untersucht.</w:t>
       </w:r>
     </w:p>
     <w:p>
@@ -278,7 +278,7 @@
         <w:t xml:space="preserve">Ergebnis: </w:t>
       </w:r>
       <w:r>
-        <w:t>Wartezeiten für die erste Sprechstunde mit Behavioral Health Consultant sanken von 16 auf 10-11 Tage (30-39% Reduktion, p &lt; 0,001). Alle BHC-Termine reduzierten sich von 18 auf 13,7-14,2 Tage (21-24% Reduktion, p &lt; 0,001). BHC-Termine insgesamt stiegen um 21-34%, Patienten, die BHC-Leistungen erhielten, um 16-42%. Psychotrope Verschreibungen sanken um 14-18%.</w:t>
+        <w:t>Keine direkten Effekte von Peer Support auf persönliche Recovery oder psychische Funktionen (Modelle zeigten stabile autoregressive Effekte). Signifikante indirekte Effekte über soziale Einbindung (β=0,114, 95% KI [0,049–0,194], p&lt;0,05) und Hoffnung (β=0,037, 95% KI [0,001–0,086], p&lt;0,05); ähnliche Muster für Funktionen. Personen mit niedriger Baseline-Hoffnung/sozialer Einbindung profitieren besonders.</w:t>
       </w:r>
     </w:p>
     <w:p>
@@ -293,7 +293,7 @@
         <w:rPr>
           <w:sz w:val="19"/>
         </w:rPr>
-        <w:t>Schweden, ähnliches Versicherungssystem, vergleichbare Dokumentation</w:t>
+        <w:t>Multiländer: inkl. Deutschland (Hamburg), hohe Übertragbarkeit auf gemeindepsychiatrische Träger, Kostenträger-Modelle.</w:t>
       </w:r>
     </w:p>
     <w:p>
@@ -302,7 +302,7 @@
           <w:color w:val="5A7D3A"/>
           <w:sz w:val="18"/>
         </w:rPr>
-        <w:t>https://pubmed.ncbi.nlm.nih.gov/42706525/</w:t>
+        <w:t>https://pubmed.ncbi.nlm.nih.gov/42713678/</w:t>
       </w:r>
     </w:p>
     <w:p>
@@ -310,7 +310,7 @@
         <w:pStyle w:val="Heading2"/>
       </w:pPr>
       <w:r>
-        <w:t>Resilienz in Trauma-Therapie: Therapeuten finden keine klare Operationalisierung</w:t>
+        <w:t>Bewegungsangebote auf Akutstation: erreichbar, wenn Fachkräfte und Patienten Ko-Design gestalten</w:t>
       </w:r>
     </w:p>
     <w:p>
@@ -320,12 +320,12 @@
           <w:color w:val="666666"/>
           <w:sz w:val="18"/>
         </w:rPr>
-        <w:t>Visser I et al.  ·  Eur J Psychotraumatol  ·  07.09.2026  ·  PMID 42704002</w:t>
+        <w:t>Glascott M et al.  ·  Int J Ment Health Nurs  ·  Okt. 2026  ·  PMID 42706819</w:t>
       </w:r>
     </w:p>
     <w:p>
       <w:r>
-        <w:t>23 Traumatherapeuten aus vier niederländischen akademischen Zentren für Kinder- und Jugendpsychiatrie wurden zu ihrer Operationalisierung von Resilienz in der klinischen Praxis befragt.</w:t>
+        <w:t>Qualitative Studie in 2 englischen NHS-Trusts (30 Teilnehmer: Pflegefachpersonen, Multidisziplinäres Team, Erlebnis-Expertise): Fokusgruppen zu Barrieren/Chancen und Umsetzung von Bewegungsinterventionen auf Akutstationen.</w:t>
       </w:r>
     </w:p>
     <w:p>
@@ -336,7 +336,7 @@
         <w:t xml:space="preserve">Ergebnis: </w:t>
       </w:r>
       <w:r>
-        <w:t>Therapeuten beschreiben Resilienz als multidimensionales und multifaktorielles Konstrukt, das schwer in konkrete therapeutische Ziele übersetzbar ist. Schlüsselbefund: Klinische Ambiguität erschwert die Integration von Resilienz in alltägliche Behandlung, weshalb praktische Leitfäden und gemeinsame Definitionen mit Therapeuten erforderlich sind.</w:t>
+        <w:t>Barrieren: Patient:innen-Akuität, Nebenwirkungen, restriktive Praktiken, Fachkraftmangel, Stationsorganisation. Enablers: Pflegeleitung, flexible/relationale Angebote, Mitarbeitendenbeteiligung, aktive Patient:innenbeteiligung im Design; Evaluation sollte Durchführbarkeit + Patient:innen-Zentred-Ergebnisse (inkl. Stationsatmosphäre, Teamwohlbefinden) berücksichtigen. Bewegung ist erreichbar bei Anpassung an Realität von Akutstationen.</w:t>
       </w:r>
     </w:p>
     <w:p>
@@ -351,7 +351,7 @@
         <w:rPr>
           <w:sz w:val="19"/>
         </w:rPr>
-        <w:t>Niederlande, ähnliches Versicherungssystem und Ausbildungsstandards</w:t>
+        <w:t>England/UK, NHS: Akutstationen, Personalstruktur vergleichbar; lokale Anpassung nötig.</w:t>
       </w:r>
     </w:p>
     <w:p>
@@ -360,7 +360,65 @@
           <w:color w:val="5A7D3A"/>
           <w:sz w:val="18"/>
         </w:rPr>
-        <w:t>https://pubmed.ncbi.nlm.nih.gov/42704002/</w:t>
+        <w:t>https://pubmed.ncbi.nlm.nih.gov/42706819/</w:t>
+      </w:r>
+    </w:p>
+    <w:p>
+      <w:pPr>
+        <w:pStyle w:val="Heading2"/>
+      </w:pPr>
+      <w:r>
+        <w:t>Open Dialogue reduziert Notaufnahmen und Wiederaufnahmen stärker als reguläre Krisenversorgung</w:t>
+      </w:r>
+    </w:p>
+    <w:p>
+      <w:r>
+        <w:rPr>
+          <w:i/>
+          <w:color w:val="666666"/>
+          <w:sz w:val="18"/>
+        </w:rPr>
+        <w:t>Pilling S et al.  ·  Lancet Psychiatry  ·  26.08.2026  ·  PMID 42648300</w:t>
+      </w:r>
+    </w:p>
+    <w:p>
+      <w:r>
+        <w:t>Cluster-randomisierte Studie mit 494 Patienten (&gt;80% Recovery nach initialer Krise) in englischen Krisendiensten: Open Dialogue (Dialogische Systemische Therapie mit Angehörigen) vs. reguläre Behandlung über 2 Jahre.</w:t>
+      </w:r>
+    </w:p>
+    <w:p>
+      <w:r>
+        <w:rPr>
+          <w:b/>
+        </w:rPr>
+        <w:t xml:space="preserve">Ergebnis: </w:t>
+      </w:r>
+      <w:r>
+        <w:t>Open Dialogue verringerte Notaufnahmen (unadjustiert signifikant), Re-Kontakte zu Krisendiensten und psychiatrische stationäre Aufnahmen signifikant; zeitlich bis erste Rückfallrate nicht reduziert (Hazard Ratio 0,95 [95% KI 0,67–1,32]); Patientenzufriedenheit, Lebensqualität und Selbstberichtetes Recovery deutlich besser; kein erhöhtes Sicherheitsrisiko (376/386 SAE unbezogen zur Intervention).</w:t>
+      </w:r>
+    </w:p>
+    <w:p>
+      <w:r>
+        <w:rPr>
+          <w:b/>
+          <w:sz w:val="19"/>
+        </w:rPr>
+        <w:t xml:space="preserve">Übertragbarkeit: </w:t>
+      </w:r>
+      <w:r>
+        <w:rPr>
+          <w:sz w:val="19"/>
+        </w:rPr>
+        <w:t>England, vergleichbar: NHS-Versorgung, Krisendienste, Angehörigenarbeit; Kostenersparnis durch weniger Notaufnahmen relevant.</w:t>
+      </w:r>
+    </w:p>
+    <w:p>
+      <w:r>
+        <w:rPr>
+          <w:color w:val="5A7D3A"/>
+          <w:sz w:val="18"/>
+        </w:rPr>
+        <w:t>https://pubmed.ncbi.nlm.nih.gov/42648300/</w:t>
       </w:r>
     </w:p>
     <w:sectPr>

--- a/download/studien-aktuell.docx
+++ b/download/studien-aktuell.docx
@@ -62,7 +62,7 @@
           <w:color w:val="666666"/>
           <w:sz w:val="18"/>
         </w:rPr>
-        <w:t>Stand: 10.09.2026  |  6 Studien  |  mental.m-vf.de</w:t>
+        <w:t>Stand: 11.09.2026  |  7 Studien  |  mental.m-vf.de</w:t>
       </w:r>
     </w:p>
     <w:p>
@@ -70,7 +70,7 @@
         <w:pStyle w:val="Heading1"/>
       </w:pPr>
       <w:r>
-        <w:t>Aufgenommen am 10.09.2026</w:t>
+        <w:t>Aufgenommen am 11.09.2026</w:t>
       </w:r>
     </w:p>
     <w:p>
@@ -78,7 +78,7 @@
         <w:pStyle w:val="Heading2"/>
       </w:pPr>
       <w:r>
-        <w:t>Frühe Psychosebehandlung braucht Beziehungsarbeit, Toleranz von Unsicherheit und Recovery-Hoffnung als Treue-Marker</w:t>
+        <w:t>Kurzkurse Internettherapie für Sozialangststörung: höhere Adhärenz ohne Wirksamkeitsverlust</w:t>
       </w:r>
     </w:p>
     <w:p>
@@ -88,12 +88,12 @@
           <w:color w:val="666666"/>
           <w:sz w:val="18"/>
         </w:rPr>
-        <w:t>O' Connor K MD, MSc (Leadership), MRCPsych et al.  ·  BMJ Ment Health  ·  09.09.2026  ·  PMID 42716695</w:t>
+        <w:t>Laizane AP et al.  ·  J Med Internet Res  ·  10.09.2026  ·  PMID 42721423</w:t>
       </w:r>
     </w:p>
     <w:p>
       <w:r>
-        <w:t>Perspektiv-Paper zu Early Intervention in Psychosis (EIP): konzeptuelle Analyse der relationalen Arbeit in EIP-Programmen (Vereinigtes Königreich, Irland); keine primäre Studiendaten.</w:t>
+        <w:t>Retrospektive Analyse eines finnischen 7-Wochen-Programms für internetgestützte Verhaltenstherapie (iCBT) zur Behandlung von Sozialangststörung in der Routineversorgung mit 1.654 Patienten (2019-2022).</w:t>
       </w:r>
     </w:p>
     <w:p>
@@ -104,7 +104,7 @@
         <w:t xml:space="preserve">Ergebnis: </w:t>
       </w:r>
       <w:r>
-        <w:t>EIP erfordert nachhaltige Beziehung, Mentalitätswechsel zur Mehrperspektivität, Stigma-Navigation; zentral: Toleranz von Unsicherheit, Hoffnungspflege. Organisatorische Risiken: Burnout, Grenzverletzungen, Ressourcenknappheit. "Relationale Fidelität" (Bewahrung der Bedingungen für Vertrauensbeziehung, Kontinuität) als Fidelity-Kriterium nötig; Caseload-Größe und Supervision entscheidend.</w:t>
+        <w:t>41,1 % der Teilnehmer zeigten klinisch relevante Verbesserungen, 54 % beendeten das Programm; durchschnittliche Completion 5,74 von 7 Sitzungen (82 % %, deutlich höher als frühere 9+-Wochen-Programme mit 59–68 %). Effektgröße Cohen d=1,09 in der Intentional-to-treat-Population.</w:t>
       </w:r>
     </w:p>
     <w:p>
@@ -119,7 +119,7 @@
         <w:rPr>
           <w:sz w:val="19"/>
         </w:rPr>
-        <w:t>UK/Irland, EIP-Perspektive; Deutschland hat EIP-Strukturen – Empfehlung zu Beteiligung, Supervision, angemessene Ausstattung direkt übertragbar.</w:t>
+        <w:t>Finnland, vergleichbares öffentliches Versicherungssystem, hohe IT-Infrastruktur.</w:t>
       </w:r>
     </w:p>
     <w:p>
@@ -128,7 +128,7 @@
           <w:color w:val="5A7D3A"/>
           <w:sz w:val="18"/>
         </w:rPr>
-        <w:t>https://pubmed.ncbi.nlm.nih.gov/42716695/</w:t>
+        <w:t>https://pubmed.ncbi.nlm.nih.gov/42721423/</w:t>
       </w:r>
     </w:p>
     <w:p>
@@ -136,7 +136,7 @@
         <w:pStyle w:val="Heading2"/>
       </w:pPr>
       <w:r>
-        <w:t>Psychodynamische Psychotherapie verbessert Psychosoziale Funktionen bei Schizophrenie um 3–4 Skalenpunkte</w:t>
+        <w:t>Antipsychotika-Zugang für Schizophrenie in Afrika: Konsens zu Prioritäten</w:t>
       </w:r>
     </w:p>
     <w:p>
@@ -146,12 +146,12 @@
           <w:color w:val="666666"/>
           <w:sz w:val="18"/>
         </w:rPr>
-        <w:t>Montag C et al.  ·  Lancet Psychiatry  ·  Okt. 2026  ·  PMID 42716057</w:t>
+        <w:t>Smith KA et al.  ·  Lancet Psychiatry  ·  Okt. 2026  ·  PMID 42716058</w:t>
       </w:r>
     </w:p>
     <w:p>
       <w:r>
-        <w:t>Randomisierte Studie in Berlin (130 Patienten mit Schizophrenie/Schizoaffektiver Störung): Modified Psychodynamic Psychotherapy for Schizophrenia (MPP-S, mind. 30 Sitzungen) + Treatment as Usual vs. TAU allein über 36 Monate.</w:t>
+        <w:t>Internationale Expertengruppe (INTERDEM) erstellte Konsensempfehlungen für Antipsychotika-Versorgung in Äthiopien, Nigeria, Ruanda und Südafrika unter Nutzung validierter Konsensus-Methodologie.</w:t>
       </w:r>
     </w:p>
     <w:p>
@@ -162,7 +162,7 @@
         <w:t xml:space="preserve">Ergebnis: </w:t>
       </w:r>
       <w:r>
-        <w:t>Signifikante Verbesserung der psychosozialen Funktionen (Mini-ICF-APP): Gruppendifferenz bei 24 Monaten -3,45 (95% KI -5,51 bis -1,40; p=0,0011), bei 36 Monaten -4,07 (-6,19 bis -1,94; p=0,0002); keine Unterschiede in unerwünschten Ereignissen; 2 Suizide in beiden Gruppen, 1 Überstellung in forensische Psychiatrie (MPP-S Gruppe, kein Therapiestart).</w:t>
+        <w:t>Empfohlene Liste prioritärer Medikamente für vier afrikanische Länder; Identifikation erheblicher Evidenzlücken: wenig lokale Daten, selektive Studiengruppen, unzureichende Abbildung von Realwelt-Versorgungskomplexität.</w:t>
       </w:r>
     </w:p>
     <w:p>
@@ -177,7 +177,7 @@
         <w:rPr>
           <w:sz w:val="19"/>
         </w:rPr>
-        <w:t>Deutschland, Berlin: Deutsche Kliniken, Kassenfinanzierung, Richtlinienpsychotherapie anwendbar.</w:t>
+        <w:t>Subsahara-Afrika mit niedrigem/mittlerem Einkommen – Erkenntnisse zur Prioritätensetzung übertragbar, aber Finanzierung und Zugang grundlegend anders als in Deutschland.</w:t>
       </w:r>
     </w:p>
     <w:p>
@@ -186,7 +186,7 @@
           <w:color w:val="5A7D3A"/>
           <w:sz w:val="18"/>
         </w:rPr>
-        <w:t>https://pubmed.ncbi.nlm.nih.gov/42716057/</w:t>
+        <w:t>https://pubmed.ncbi.nlm.nih.gov/42716058/</w:t>
       </w:r>
     </w:p>
     <w:p>
@@ -194,7 +194,7 @@
         <w:pStyle w:val="Heading2"/>
       </w:pPr>
       <w:r>
-        <w:t>Intensive aufsuchende Gemeindebehandlung für junge Menschen: Vertrauensarbeit schlägt Symptom-Fokus</w:t>
+        <w:t>Telemedizin ohne Erfolg: Zugang zu Nachsorge bei Jugendlichen nach Krise bleibt gering</w:t>
       </w:r>
     </w:p>
     <w:p>
@@ -204,12 +204,12 @@
           <w:color w:val="666666"/>
           <w:sz w:val="18"/>
         </w:rPr>
-        <w:t>Atanda O et al.  ·  PLoS One  ·  09.09.2026  ·  PMID 42715183</w:t>
+        <w:t>Wennberg E et al.  ·  JMIR Ment Health  ·  09.09.2026  ·  PMID 42714935</w:t>
       </w:r>
     </w:p>
     <w:p>
       <w:r>
-        <w:t>Prozess-Evaluierung einer RCT zu Intensive Community Care Services (ICCS) vs. TAU für Kinder/Jugendliche: 34 halbstrukturierte Interviews mit Fachpersonen (20 ICCS, 14 TAU) in englischen Diensten; thematische Analyse.</w:t>
+        <w:t>Kanadische bevölkerungsbasierte Wiederholungsquerschnitte (n=59.909 Fälle, 2009–2024) zur Assoziation der Telemedizin-Ausweitung mit psychiatrischer Nachsorge nach ED-/stationären Erstkonakten.</w:t>
       </w:r>
     </w:p>
     <w:p>
@@ -220,7 +220,7 @@
         <w:t xml:space="preserve">Ergebnis: </w:t>
       </w:r>
       <w:r>
-        <w:t>Drei Themen: (1) Beziehungs-Ökologien (Barrieren/Enablers für Engagement), (2) Flexibilität trotz Systemdruck, (3) Vertrauensnetz in Beziehungsaufbau. Zentral: nicht-klinische Engagement-Strategien (informelle Besuche, personalisierte Interaktionen) nötig für Vertrauen; ohne Vertrauen sinkt Behandlungseffektivität; Flexibilität bei Dauer + Methoden essentiell; ICCS zeigte bessere Ergebnisse durch Anpassung an Bedarf statt Standardmodell.</w:t>
+        <w:t>Vor Telemedizin: 17,6 % der ED-Patienten und 21,9 % der stationären Patienten in 7 Tagen nachversorgt; temporäre Ausweitung: kurzfristig +4,8 bis +7,5 %, dann linearer Rückgang; permanente Ausweitung: Reduktion in ländlichen Regionen. Keine nachhaltigen Verbesserungen oder Chancengleichheit.</w:t>
       </w:r>
     </w:p>
     <w:p>
@@ -235,7 +235,7 @@
         <w:rPr>
           <w:sz w:val="19"/>
         </w:rPr>
-        <w:t>England, NHS CAMHS: Kinder/Jugendliche, aufsuchend; Prinzipien auf deutsche KJHP-Dienste übertragbar.</w:t>
+        <w:t>Kanada, öffentlicher Sektor – Zeigt, dass technologische Ausweitung ohne Workflows-Anpassung und Steuerung Zugang nicht verbreitert.</w:t>
       </w:r>
     </w:p>
     <w:p>
@@ -244,7 +244,7 @@
           <w:color w:val="5A7D3A"/>
           <w:sz w:val="18"/>
         </w:rPr>
-        <w:t>https://pubmed.ncbi.nlm.nih.gov/42715183/</w:t>
+        <w:t>https://pubmed.ncbi.nlm.nih.gov/42714935/</w:t>
       </w:r>
     </w:p>
     <w:p>
@@ -252,7 +252,7 @@
         <w:pStyle w:val="Heading2"/>
       </w:pPr>
       <w:r>
-        <w:t>Peer Support wirkt über Hoffnung und soziale Einbindung, nicht direkt auf Genesung</w:t>
+        <w:t>Psychische Gesundheit ukrainischer Flüchtlinge: hohe Symptomlasten, niedriger Zugang zu Hilfe</w:t>
       </w:r>
     </w:p>
     <w:p>
@@ -262,12 +262,12 @@
           <w:color w:val="666666"/>
           <w:sz w:val="18"/>
         </w:rPr>
-        <w:t>Hiltensperger R et al.  ·  Epidemiol Psychiatr Sci  ·  09.09.2026  ·  PMID 42713678</w:t>
+        <w:t>Bednářová A et al.  ·  Int J Public Health  ·  25.08.2026  ·  PMID 42713341</w:t>
       </w:r>
     </w:p>
     <w:p>
       <w:r>
-        <w:t>Multinationale UPSIDES-RCT (565 Schwer-Erkrankte in Deutschland, Uganda, Tansania, Indien, Israel): strukturiertes Peer Support (6–8 Monate) vs. Kontrolle; Wirkmechanismen via Mediationsanalyse untersucht.</w:t>
+        <w:t>Querschnittserhebung bei 100 ukrainischen Erwachsenen (Mittelwert 35,5 Jahre) zur psychischen Gesundheit und Inanspruchnahme während des Krieges.</w:t>
       </w:r>
     </w:p>
     <w:p>
@@ -278,7 +278,7 @@
         <w:t xml:space="preserve">Ergebnis: </w:t>
       </w:r>
       <w:r>
-        <w:t>Keine direkten Effekte von Peer Support auf persönliche Recovery oder psychische Funktionen (Modelle zeigten stabile autoregressive Effekte). Signifikante indirekte Effekte über soziale Einbindung (β=0,114, 95% KI [0,049–0,194], p&lt;0,05) und Hoffnung (β=0,037, 95% KI [0,001–0,086], p&lt;0,05); ähnliche Muster für Funktionen. Personen mit niedriger Baseline-Hoffnung/sozialer Einbindung profitieren besonders.</w:t>
+        <w:t>70 % berichteten depressive Symptome, 80 % Angst, 31 % erfüllten Kriterien für wahrscheinliche PTBS; aber nur 15 % suchten psychologische Hilfe. Wahrgenommener Stress sagte stärkere psychische Symptome und höhere Inanspruchnahme voraus.</w:t>
       </w:r>
     </w:p>
     <w:p>
@@ -293,7 +293,7 @@
         <w:rPr>
           <w:sz w:val="19"/>
         </w:rPr>
-        <w:t>Multiländer: inkl. Deutschland (Hamburg), hohe Übertragbarkeit auf gemeindepsychiatrische Träger, Kostenträger-Modelle.</w:t>
+        <w:t>Ukraine im Kontext militärischer Krise – Befund zur Behandlungslücke auch relevant für Versorgungsplanung in Hochlast-Szenarien.</w:t>
       </w:r>
     </w:p>
     <w:p>
@@ -302,7 +302,7 @@
           <w:color w:val="5A7D3A"/>
           <w:sz w:val="18"/>
         </w:rPr>
-        <w:t>https://pubmed.ncbi.nlm.nih.gov/42713678/</w:t>
+        <w:t>https://pubmed.ncbi.nlm.nih.gov/42713341/</w:t>
       </w:r>
     </w:p>
     <w:p>
@@ -310,7 +310,7 @@
         <w:pStyle w:val="Heading2"/>
       </w:pPr>
       <w:r>
-        <w:t>Bewegungsangebote auf Akutstation: erreichbar, wenn Fachkräfte und Patienten Ko-Design gestalten</w:t>
+        <w:t>Psychische Gesundheit älterer Menschen nach COVID-19 in Spanien bleibt beeinträchtigt</w:t>
       </w:r>
     </w:p>
     <w:p>
@@ -320,12 +320,12 @@
           <w:color w:val="666666"/>
           <w:sz w:val="18"/>
         </w:rPr>
-        <w:t>Glascott M et al.  ·  Int J Ment Health Nurs  ·  Okt. 2026  ·  PMID 42706819</w:t>
+        <w:t>Esteban-Sepúlveda S et al.  ·  BMC Geriatr  ·  07.08.2026  ·  PMID 42701179</w:t>
       </w:r>
     </w:p>
     <w:p>
       <w:r>
-        <w:t>Qualitative Studie in 2 englischen NHS-Trusts (30 Teilnehmer: Pflegefachpersonen, Multidisziplinäres Team, Erlebnis-Expertise): Fokusgruppen zu Barrieren/Chancen und Umsetzung von Bewegungsinterventionen auf Akutstationen.</w:t>
+        <w:t>Prospektive 18-Monats-Kohortenstudie an 1.072 Personen ab 75 Jahren in primärer Versorgung über elf spanische Regionen: geriatrische Funktionsfähigkeit, emotionaler Status, Ernährung und Lebensqualität.</w:t>
       </w:r>
     </w:p>
     <w:p>
@@ -336,7 +336,7 @@
         <w:t xml:space="preserve">Ergebnis: </w:t>
       </w:r>
       <w:r>
-        <w:t>Barrieren: Patient:innen-Akuität, Nebenwirkungen, restriktive Praktiken, Fachkraftmangel, Stationsorganisation. Enablers: Pflegeleitung, flexible/relationale Angebote, Mitarbeitendenbeteiligung, aktive Patient:innenbeteiligung im Design; Evaluation sollte Durchführbarkeit + Patient:innen-Zentred-Ergebnisse (inkl. Stationsatmosphäre, Teamwohlbefinden) berücksichtigen. Bewegung ist erreichbar bei Anpassung an Realität von Akutstationen.</w:t>
+        <w:t>Gradueller Rückgang in funktioneller Fähigkeit, Ernährungsstatus und Lebensqualität über Zeit; Angst zeigte differentielle Trajektorie bei COVID-19-Infizierten (p=0,043). Versorgung nach langer COVID bleibt suboptimal trotz klinischer Genesung.</w:t>
       </w:r>
     </w:p>
     <w:p>
@@ -351,7 +351,7 @@
         <w:rPr>
           <w:sz w:val="19"/>
         </w:rPr>
-        <w:t>England/UK, NHS: Akutstationen, Personalstruktur vergleichbar; lokale Anpassung nötig.</w:t>
+        <w:t>Spanien, europäisches Sozialversicherungssystem, ähnliche Altendemografie wie Deutschland – Hinweis auf nachhaltigen psychosozialen Versorgungsbedarf.</w:t>
       </w:r>
     </w:p>
     <w:p>
@@ -360,7 +360,7 @@
           <w:color w:val="5A7D3A"/>
           <w:sz w:val="18"/>
         </w:rPr>
-        <w:t>https://pubmed.ncbi.nlm.nih.gov/42706819/</w:t>
+        <w:t>https://pubmed.ncbi.nlm.nih.gov/42701179/</w:t>
       </w:r>
     </w:p>
     <w:p>
@@ -368,7 +368,7 @@
         <w:pStyle w:val="Heading2"/>
       </w:pPr>
       <w:r>
-        <w:t>Open Dialogue reduziert Notaufnahmen und Wiederaufnahmen stärker als reguläre Krisenversorgung</w:t>
+        <w:t>Wie Intensivpatienten mit Delir umgehen: Qualitative Synthese zur aktiven Bewältigung</w:t>
       </w:r>
     </w:p>
     <w:p>
@@ -378,12 +378,12 @@
           <w:color w:val="666666"/>
           <w:sz w:val="18"/>
         </w:rPr>
-        <w:t>Pilling S et al.  ·  Lancet Psychiatry  ·  26.08.2026  ·  PMID 42648300</w:t>
+        <w:t>Oh E et al.  ·  Crit Care  ·  21.08.2026  ·  PMID 42629591</w:t>
       </w:r>
     </w:p>
     <w:p>
       <w:r>
-        <w:t>Cluster-randomisierte Studie mit 494 Patienten (&gt;80% Recovery nach initialer Krise) in englischen Krisendiensten: Open Dialogue (Dialogische Systemische Therapie mit Angehörigen) vs. reguläre Behandlung über 2 Jahre.</w:t>
+        <w:t>Mixed-Methods-Systematischer Review (JBI) von zehn qualitativen Studien (1999–2025) zu Bewältigungsstrategien von ICU-Patienten und Familien während Delirium-Episoden.</w:t>
       </w:r>
     </w:p>
     <w:p>
@@ -394,7 +394,7 @@
         <w:t xml:space="preserve">Ergebnis: </w:t>
       </w:r>
       <w:r>
-        <w:t>Open Dialogue verringerte Notaufnahmen (unadjustiert signifikant), Re-Kontakte zu Krisendiensten und psychiatrische stationäre Aufnahmen signifikant; zeitlich bis erste Rückfallrate nicht reduziert (Hazard Ratio 0,95 [95% KI 0,67–1,32]); Patientenzufriedenheit, Lebensqualität und Selbstberichtetes Recovery deutlich besser; kein erhöhtes Sicherheitsrisiko (376/386 SAE unbezogen zur Intervention).</w:t>
+        <w:t>Patienten nutzen problemfokussierte (Sinnsuche, Realitätsorientierung), emotionsfokussierte (Sozialkontakt, Distanzierung) und bedeutungsorientierte Strategien (Neubewertung, Identitätserhalt). Familien unterstützen Patient und bewältigen eigene psychische Belastung; keine quantitativen Vergleichsstudien vorhanden.</w:t>
       </w:r>
     </w:p>
     <w:p>
@@ -409,7 +409,7 @@
         <w:rPr>
           <w:sz w:val="19"/>
         </w:rPr>
-        <w:t>England, vergleichbar: NHS-Versorgung, Krisendienste, Angehörigenarbeit; Kostenersparnis durch weniger Notaufnahmen relevant.</w:t>
+        <w:t>Zehn Länder (7 europäisch), aber nur qualitative Daten – Implikation: systematische Kopplung von Coping-Interventionen mit Psychosozialunterstützung in intensiver Versorgung notwendig.</w:t>
       </w:r>
     </w:p>
     <w:p>
@@ -418,7 +418,65 @@
           <w:color w:val="5A7D3A"/>
           <w:sz w:val="18"/>
         </w:rPr>
-        <w:t>https://pubmed.ncbi.nlm.nih.gov/42648300/</w:t>
+        <w:t>https://pubmed.ncbi.nlm.nih.gov/42629591/</w:t>
+      </w:r>
+    </w:p>
+    <w:p>
+      <w:pPr>
+        <w:pStyle w:val="Heading2"/>
+      </w:pPr>
+      <w:r>
+        <w:t>Schlafstörungen signalisieren psychiatrische Erkrankung Jahre voraus</w:t>
+      </w:r>
+    </w:p>
+    <w:p>
+      <w:r>
+        <w:rPr>
+          <w:i/>
+          <w:color w:val="666666"/>
+          <w:sz w:val="18"/>
+        </w:rPr>
+        <w:t>Guo J et al.  ·  Eur Arch Psychiatry Clin Neurosci  ·  11.08.2026  ·  PMID 42579149</w:t>
+      </w:r>
+    </w:p>
+    <w:p>
+      <w:r>
+        <w:t>Schwedische Längsschnittstudie (n=24.038, 2010-2018) zur Assoziation von Schlafmerkmalen (Dauer, Symptome) mit Inzidenz psychiatrischer Diagnosen über Kopplungsregister.</w:t>
+      </w:r>
+    </w:p>
+    <w:p>
+      <w:r>
+        <w:rPr>
+          <w:b/>
+        </w:rPr>
+        <w:t xml:space="preserve">Ergebnis: </w:t>
+      </w:r>
+      <w:r>
+        <w:t>716 neue psychiatrische Diagnosen (2,9 %); U-förmige Assoziation zwischen Schlafdauer und Erkrankungsrisiko; mentale Müdigkeit zeigte stärkste Assoziation (HR 2,09, 95%-KI 1,77–2,48). Insomnie-Symptome verschärften sich graduell vor Diagnose, besserten sich danach teilweise.</w:t>
+      </w:r>
+    </w:p>
+    <w:p>
+      <w:r>
+        <w:rPr>
+          <w:b/>
+          <w:sz w:val="19"/>
+        </w:rPr>
+        <w:t xml:space="preserve">Übertragbarkeit: </w:t>
+      </w:r>
+      <w:r>
+        <w:rPr>
+          <w:sz w:val="19"/>
+        </w:rPr>
+        <w:t>Schweden, öffentliches Versicherungssystem, nationale Registervernetzung – Screening auf Schlafstörungen als Frühwarnsystem machbar in strukturierten Systemen.</w:t>
+      </w:r>
+    </w:p>
+    <w:p>
+      <w:r>
+        <w:rPr>
+          <w:color w:val="5A7D3A"/>
+          <w:sz w:val="18"/>
+        </w:rPr>
+        <w:t>https://pubmed.ncbi.nlm.nih.gov/42579149/</w:t>
       </w:r>
     </w:p>
     <w:sectPr>

--- a/download/studien-aktuell.docx
+++ b/download/studien-aktuell.docx
@@ -62,7 +62,7 @@
           <w:color w:val="666666"/>
           <w:sz w:val="18"/>
         </w:rPr>
-        <w:t>Stand: 11.09.2026  |  7 Studien  |  mental.m-vf.de</w:t>
+        <w:t>Stand: 12.09.2026  |  6 Studien  |  mental.m-vf.de</w:t>
       </w:r>
     </w:p>
     <w:p>
@@ -70,7 +70,7 @@
         <w:pStyle w:val="Heading1"/>
       </w:pPr>
       <w:r>
-        <w:t>Aufgenommen am 11.09.2026</w:t>
+        <w:t>Aufgenommen am 12.09.2026</w:t>
       </w:r>
     </w:p>
     <w:p>
@@ -78,7 +78,7 @@
         <w:pStyle w:val="Heading2"/>
       </w:pPr>
       <w:r>
-        <w:t>Kurzkurse Internettherapie für Sozialangststörung: höhere Adhärenz ohne Wirksamkeitsverlust</w:t>
+        <w:t>Multisektorale Zusammenarbeit etablierte Basis für schwedische Gesamtstrategie zur Suizidprävention</w:t>
       </w:r>
     </w:p>
     <w:p>
@@ -88,12 +88,12 @@
           <w:color w:val="666666"/>
           <w:sz w:val="18"/>
         </w:rPr>
-        <w:t>Laizane AP et al.  ·  J Med Internet Res  ·  10.09.2026  ·  PMID 42721423</w:t>
+        <w:t>Becker L et al.  ·  Glob Health Action  ·  11.09.2026  ·  PMID 42725455</w:t>
       </w:r>
     </w:p>
     <w:p>
       <w:r>
-        <w:t>Retrospektive Analyse eines finnischen 7-Wochen-Programms für internetgestützte Verhaltenstherapie (iCBT) zur Behandlung von Sozialangststörung in der Routineversorgung mit 1.654 Patienten (2019-2022).</w:t>
+        <w:t>Qualitative Studie über einen Prozess zur Entwicklung einer nationalen Strategie für psychische Gesundheit und Suizidprävention in Schweden durch 26 Regierungsbehörden.</w:t>
       </w:r>
     </w:p>
     <w:p>
@@ -104,7 +104,7 @@
         <w:t xml:space="preserve">Ergebnis: </w:t>
       </w:r>
       <w:r>
-        <w:t>41,1 % der Teilnehmer zeigten klinisch relevante Verbesserungen, 54 % beendeten das Programm; durchschnittliche Completion 5,74 von 7 Sitzungen (82 % %, deutlich höher als frühere 9+-Wochen-Programme mit 59–68 %). Effektgröße Cohen d=1,09 in der Intentional-to-treat-Population.</w:t>
+        <w:t>Die multisektorale Zusammenarbeit führte zu gegenseitigem Lernen zwischen Behörden und schuf eine Grundlage für implementierungsorientierte Zusammenarbeit; Respondenten betonten die Bedeutung des Prozesses über die Strategieinhalte hinaus.</w:t>
       </w:r>
     </w:p>
     <w:p>
@@ -119,7 +119,7 @@
         <w:rPr>
           <w:sz w:val="19"/>
         </w:rPr>
-        <w:t>Finnland, vergleichbares öffentliches Versicherungssystem, hohe IT-Infrastruktur.</w:t>
+        <w:t>Schweden, ähnliche Dezentralisierung wie deutsche Ländermodelle für Krisendienste und Prävention.</w:t>
       </w:r>
     </w:p>
     <w:p>
@@ -128,7 +128,7 @@
           <w:color w:val="5A7D3A"/>
           <w:sz w:val="18"/>
         </w:rPr>
-        <w:t>https://pubmed.ncbi.nlm.nih.gov/42721423/</w:t>
+        <w:t>https://pubmed.ncbi.nlm.nih.gov/42725455/</w:t>
       </w:r>
     </w:p>
     <w:p>
@@ -136,7 +136,7 @@
         <w:pStyle w:val="Heading2"/>
       </w:pPr>
       <w:r>
-        <w:t>Antipsychotika-Zugang für Schizophrenie in Afrika: Konsens zu Prioritäten</w:t>
+        <w:t>Bewegungstraining reduzierte postpartale Depressionen um 0,69 Standardabweichungen</w:t>
       </w:r>
     </w:p>
     <w:p>
@@ -146,12 +146,12 @@
           <w:color w:val="666666"/>
           <w:sz w:val="18"/>
         </w:rPr>
-        <w:t>Smith KA et al.  ·  Lancet Psychiatry  ·  Okt. 2026  ·  PMID 42716058</w:t>
+        <w:t>Qiao JJ et al.  ·  Front Public Health  ·  27.08.2026  ·  PMID 42723886</w:t>
       </w:r>
     </w:p>
     <w:p>
       <w:r>
-        <w:t>Internationale Expertengruppe (INTERDEM) erstellte Konsensempfehlungen für Antipsychotika-Versorgung in Äthiopien, Nigeria, Ruanda und Südafrika unter Nutzung validierter Konsensus-Methodologie.</w:t>
+        <w:t>Metaanalyse von 16 randomisierten kontrollierten Studien zu Effekten von Bewegungsinterventionen auf postpartale depressive Symptome (einschließlich Mind-Body-Exercise, Aerobic, verschiedene Dauer und Format).</w:t>
       </w:r>
     </w:p>
     <w:p>
@@ -162,7 +162,7 @@
         <w:t xml:space="preserve">Ergebnis: </w:t>
       </w:r>
       <w:r>
-        <w:t>Empfohlene Liste prioritärer Medikamente für vier afrikanische Länder; Identifikation erheblicher Evidenzlücken: wenig lokale Daten, selektive Studiengruppen, unzureichende Abbildung von Realwelt-Versorgungskomplexität.</w:t>
+        <w:t>Bewegungsinterventionen waren mit signifikanter Symptomreduktion assoziiert (SMD = -0,69, 95% KI -1,02 bis -0,36); Mind-Body-Exercise zeigte stärkste Effekte, Programme ≤12 Wochen Dauer waren wirksamer als längere; Interventionen postpartal initiiert und nach vaginaler Geburt zeigten tendenziell größere Nutzen.</w:t>
       </w:r>
     </w:p>
     <w:p>
@@ -177,7 +177,7 @@
         <w:rPr>
           <w:sz w:val="19"/>
         </w:rPr>
-        <w:t>Subsahara-Afrika mit niedrigem/mittlerem Einkommen – Erkenntnisse zur Prioritätensetzung übertragbar, aber Finanzierung und Zugang grundlegend anders als in Deutschland.</w:t>
+        <w:t>Überwiegend internationale Studien, Ergebnisse zur Bewegungsintensität und Dauer für deutsche Mutter-Kind-Versorgung relevant.</w:t>
       </w:r>
     </w:p>
     <w:p>
@@ -186,7 +186,7 @@
           <w:color w:val="5A7D3A"/>
           <w:sz w:val="18"/>
         </w:rPr>
-        <w:t>https://pubmed.ncbi.nlm.nih.gov/42716058/</w:t>
+        <w:t>https://pubmed.ncbi.nlm.nih.gov/42723886/</w:t>
       </w:r>
     </w:p>
     <w:p>
@@ -194,7 +194,7 @@
         <w:pStyle w:val="Heading2"/>
       </w:pPr>
       <w:r>
-        <w:t>Telemedizin ohne Erfolg: Zugang zu Nachsorge bei Jugendlichen nach Krise bleibt gering</w:t>
+        <w:t>Dialektische Verhaltenstherapie verbesserte Aufmerksamkeitsaspekte bei Borderline-Persönlichkeitsstörung</w:t>
       </w:r>
     </w:p>
     <w:p>
@@ -204,12 +204,12 @@
           <w:color w:val="666666"/>
           <w:sz w:val="18"/>
         </w:rPr>
-        <w:t>Wennberg E et al.  ·  JMIR Ment Health  ·  09.09.2026  ·  PMID 42714935</w:t>
+        <w:t>Voelter J et al.  ·  Transl Psychiatry  ·  10.09.2026  ·  PMID 42722661</w:t>
       </w:r>
     </w:p>
     <w:p>
       <w:r>
-        <w:t>Kanadische bevölkerungsbasierte Wiederholungsquerschnitte (n=59.909 Fälle, 2009–2024) zur Assoziation der Telemedizin-Ausweitung mit psychiatrischer Nachsorge nach ED-/stationären Erstkonakten.</w:t>
+        <w:t>Randomisierte kontrollierte Studie zu Veränderungen in Interozeption und Körperwahrnehmung nach vierwöchiger stationärer Dialektischer Verhaltenstherapie bei Patienten mit Borderline-Persönlichkeitsstörung (n=55 Intervention, n=31 Kontrolle).</w:t>
       </w:r>
     </w:p>
     <w:p>
@@ -220,7 +220,7 @@
         <w:t xml:space="preserve">Ergebnis: </w:t>
       </w:r>
       <w:r>
-        <w:t>Vor Telemedizin: 17,6 % der ED-Patienten und 21,9 % der stationären Patienten in 7 Tagen nachversorgt; temporäre Ausweitung: kurzfristig +4,8 bis +7,5 %, dann linearer Rückgang; permanente Ausweitung: Reduktion in ländlichen Regionen. Keine nachhaltigen Verbesserungen oder Chancengleichheit.</w:t>
+        <w:t>Nach DBT verbesserte sich selbstberichtete interoceptive Aufmerksamkeit signifikant, während andere interoceptive Facetten keine signifikanten Veränderungen zeigten; Verbesserungen waren mit weniger interpersonalen Problemen assoziiert.</w:t>
       </w:r>
     </w:p>
     <w:p>
@@ -235,7 +235,7 @@
         <w:rPr>
           <w:sz w:val="19"/>
         </w:rPr>
-        <w:t>Kanada, öffentlicher Sektor – Zeigt, dass technologische Ausweitung ohne Workflows-Anpassung und Steuerung Zugang nicht verbreitert.</w:t>
+        <w:t>Deutsche Universitätskliniken, vergleichbare stationäre Psychotherapieangebote und dokumentierte Behandlungsergebnisse.</w:t>
       </w:r>
     </w:p>
     <w:p>
@@ -244,7 +244,7 @@
           <w:color w:val="5A7D3A"/>
           <w:sz w:val="18"/>
         </w:rPr>
-        <w:t>https://pubmed.ncbi.nlm.nih.gov/42714935/</w:t>
+        <w:t>https://pubmed.ncbi.nlm.nih.gov/42722661/</w:t>
       </w:r>
     </w:p>
     <w:p>
@@ -252,7 +252,7 @@
         <w:pStyle w:val="Heading2"/>
       </w:pPr>
       <w:r>
-        <w:t>Psychische Gesundheit ukrainischer Flüchtlinge: hohe Symptomlasten, niedriger Zugang zu Hilfe</w:t>
+        <w:t>Transkranielle Magnetstimulation adjuvant zur Expositionstherapie bei behandlungsresistenter Zwangsstörung (Studienprotokoll)</w:t>
       </w:r>
     </w:p>
     <w:p>
@@ -262,12 +262,12 @@
           <w:color w:val="666666"/>
           <w:sz w:val="18"/>
         </w:rPr>
-        <w:t>Bednářová A et al.  ·  Int J Public Health  ·  25.08.2026  ·  PMID 42713341</w:t>
+        <w:t>Postma TS et al.  ·  JMIR Res Protoc  ·  09.09.2026  ·  PMID 42715141</w:t>
       </w:r>
     </w:p>
     <w:p>
       <w:r>
-        <w:t>Querschnittserhebung bei 100 ukrainischen Erwachsenen (Mittelwert 35,5 Jahre) zur psychischen Gesundheit und Inanspruchnahme während des Krieges.</w:t>
+        <w:t>Protokoll einer randomisierten kontrollierten Studie in niederländischen Zentren zur Effektivität und Kosteneffektivität von repetitiver transkranieller Magnetstimulation (1 Hz über prä-SMA) zusätzlich zu Expositionstherapie bei Patienten mit therapieresistenter Zwangsstörung (angestrebt n=250).</w:t>
       </w:r>
     </w:p>
     <w:p>
@@ -278,7 +278,7 @@
         <w:t xml:space="preserve">Ergebnis: </w:t>
       </w:r>
       <w:r>
-        <w:t>70 % berichteten depressive Symptome, 80 % Angst, 31 % erfüllten Kriterien für wahrscheinliche PTBS; aber nur 15 % suchten psychologische Hilfe. Wahrgenommener Stress sagte stärkere psychische Symptome und höhere Inanspruchnahme voraus.</w:t>
+        <w:t>Rekrutierung (Stand Februar 2026): 201 von 250 geplanten Teilnehmern; Studie wird erste hinreichend gepowerte RCT zu rTMS + Expositionstherapie bei OCD mit Kosteneffektivitätsanalyse und Mechanismusforschung; bei Erfolg könnte rTMS als Kassenleistung in den Niederlanden und anderen Ländern Europas folgen.</w:t>
       </w:r>
     </w:p>
     <w:p>
@@ -293,7 +293,7 @@
         <w:rPr>
           <w:sz w:val="19"/>
         </w:rPr>
-        <w:t>Ukraine im Kontext militärischer Krise – Befund zur Behandlungslücke auch relevant für Versorgungsplanung in Hochlast-Szenarien.</w:t>
+        <w:t>Niederlande, vergleichbares Sozialversicherungssystem, Frage nach Erstattung parallelnzu deutschem Kontext.</w:t>
       </w:r>
     </w:p>
     <w:p>
@@ -302,7 +302,7 @@
           <w:color w:val="5A7D3A"/>
           <w:sz w:val="18"/>
         </w:rPr>
-        <w:t>https://pubmed.ncbi.nlm.nih.gov/42713341/</w:t>
+        <w:t>https://pubmed.ncbi.nlm.nih.gov/42715141/</w:t>
       </w:r>
     </w:p>
     <w:p>
@@ -310,7 +310,7 @@
         <w:pStyle w:val="Heading2"/>
       </w:pPr>
       <w:r>
-        <w:t>Psychische Gesundheit älterer Menschen nach COVID-19 in Spanien bleibt beeinträchtigt</w:t>
+        <w:t>Deutsche Bevölkerung zeigt Stereotype über Tourette-Syndrom; soziale Medien wirken ambivalent</w:t>
       </w:r>
     </w:p>
     <w:p>
@@ -320,12 +320,12 @@
           <w:color w:val="666666"/>
           <w:sz w:val="18"/>
         </w:rPr>
-        <w:t>Esteban-Sepúlveda S et al.  ·  BMC Geriatr  ·  07.08.2026  ·  PMID 42701179</w:t>
+        <w:t>Cramer C et al.  ·  Sci Rep  ·  28.08.2026  ·  PMID 42680841</w:t>
       </w:r>
     </w:p>
     <w:p>
       <w:r>
-        <w:t>Prospektive 18-Monats-Kohortenstudie an 1.072 Personen ab 75 Jahren in primärer Versorgung über elf spanische Regionen: geriatrische Funktionsfähigkeit, emotionaler Status, Ernährung und Lebensqualität.</w:t>
+        <w:t>Bevölkerungssurvey von 1175 Deutschen über Wissen und Stereotype zur Gilles-de-la-Tourette-Syndrom, Assoziationen mit sozialen Medien untersucht.</w:t>
       </w:r>
     </w:p>
     <w:p>
@@ -336,7 +336,7 @@
         <w:t xml:space="preserve">Ergebnis: </w:t>
       </w:r>
       <w:r>
-        <w:t>Gradueller Rückgang in funktioneller Fähigkeit, Ernährungsstatus und Lebensqualität über Zeit; Angst zeigte differentielle Trajektorie bei COVID-19-Infizierten (p=0,043). Versorgung nach langer COVID bleibt suboptimal trotz klinischer Genesung.</w:t>
+        <w:t>50% der Wissensfragen wurden korrekt beantwortet, durchschnittliche Zustimmung zu Stereotype-Aussagen 39%; 87% assozierten GTS mit Koprolalie, 75% mit Kopropraktie, 50% mit unkontextualisiertem Kommentieren; Personen, die jemanden mit GTS kannten, hatten besseres Wissen; Videokonsum über soziale Medien war mit mehr Stereotypen assoziiert.</w:t>
       </w:r>
     </w:p>
     <w:p>
@@ -351,7 +351,7 @@
         <w:rPr>
           <w:sz w:val="19"/>
         </w:rPr>
-        <w:t>Spanien, europäisches Sozialversicherungssystem, ähnliche Altendemografie wie Deutschland – Hinweis auf nachhaltigen psychosozialen Versorgungsbedarf.</w:t>
+        <w:t>Deutschland, nationale repräsentative Stichprobe, direkt anwendbar für Stigma-Reduktionsmaßnahmen im deutschen Gesundheitswesen.</w:t>
       </w:r>
     </w:p>
     <w:p>
@@ -360,7 +360,7 @@
           <w:color w:val="5A7D3A"/>
           <w:sz w:val="18"/>
         </w:rPr>
-        <w:t>https://pubmed.ncbi.nlm.nih.gov/42701179/</w:t>
+        <w:t>https://pubmed.ncbi.nlm.nih.gov/42680841/</w:t>
       </w:r>
     </w:p>
     <w:p>
@@ -368,7 +368,7 @@
         <w:pStyle w:val="Heading2"/>
       </w:pPr>
       <w:r>
-        <w:t>Wie Intensivpatienten mit Delir umgehen: Qualitative Synthese zur aktiven Bewältigung</w:t>
+        <w:t>Arbeitslosigkeit beeinträchtigte psychische Gesundheit vor allem der Partnerin, nicht des Partners</w:t>
       </w:r>
     </w:p>
     <w:p>
@@ -378,12 +378,12 @@
           <w:color w:val="666666"/>
           <w:sz w:val="18"/>
         </w:rPr>
-        <w:t>Oh E et al.  ·  Crit Care  ·  21.08.2026  ·  PMID 42629591</w:t>
+        <w:t>Mikucka M et al.  ·  Adv Life Course Res  ·  22.08.2026  ·  PMID 42636561</w:t>
       </w:r>
     </w:p>
     <w:p>
       <w:r>
-        <w:t>Mixed-Methods-Systematischer Review (JBI) von zehn qualitativen Studien (1999–2025) zu Bewältigungsstrategien von ICU-Patienten und Familien während Delirium-Episoden.</w:t>
+        <w:t>Längsschnittstudie von deutschen Paaren (2002–2022, n=2244 Dyaden) zur Assoziation von Arbeitslosigkeit und Jobinsicherheit mit psychischer Gesundheit des Partners mittels Longitudinal Actor-Partner Interdependence Model.</w:t>
       </w:r>
     </w:p>
     <w:p>
@@ -394,7 +394,7 @@
         <w:t xml:space="preserve">Ergebnis: </w:t>
       </w:r>
       <w:r>
-        <w:t>Patienten nutzen problemfokussierte (Sinnsuche, Realitätsorientierung), emotionsfokussierte (Sozialkontakt, Distanzierung) und bedeutungsorientierte Strategien (Neubewertung, Identitätserhalt). Familien unterstützen Patient und bewältigen eigene psychische Belastung; keine quantitativen Vergleichsstudien vorhanden.</w:t>
+        <w:t>Eigene Arbeitslosigkeit verschlechterte psychische Gesundheit bei Frauen und Männern; Partnereffekte waren negativ, aber deutlich kleiner als Eigeneffekte und signifikant nur für Frauen. Bei Frauen mit niedriger Bildung waren Partnereffekte besonders ausgeprägt, v.a. wenn der Partner tertiale Bildung hatte.</w:t>
       </w:r>
     </w:p>
     <w:p>
@@ -409,7 +409,7 @@
         <w:rPr>
           <w:sz w:val="19"/>
         </w:rPr>
-        <w:t>Zehn Länder (7 europäisch), aber nur qualitative Daten – Implikation: systematische Kopplung von Coping-Interventionen mit Psychosozialunterstützung in intensiver Versorgung notwendig.</w:t>
+        <w:t>Deutsche Soziooekonomische Panel-Daten, vollständig übertragbar auf deutsches Arbeitsmarkt- und Sozialversicherungssystem.</w:t>
       </w:r>
     </w:p>
     <w:p>
@@ -418,65 +418,7 @@
           <w:color w:val="5A7D3A"/>
           <w:sz w:val="18"/>
         </w:rPr>
-        <w:t>https://pubmed.ncbi.nlm.nih.gov/42629591/</w:t>
-      </w:r>
-    </w:p>
-    <w:p>
-      <w:pPr>
-        <w:pStyle w:val="Heading2"/>
-      </w:pPr>
-      <w:r>
-        <w:t>Schlafstörungen signalisieren psychiatrische Erkrankung Jahre voraus</w:t>
-      </w:r>
-    </w:p>
-    <w:p>
-      <w:r>
-        <w:rPr>
-          <w:i/>
-          <w:color w:val="666666"/>
-          <w:sz w:val="18"/>
-        </w:rPr>
-        <w:t>Guo J et al.  ·  Eur Arch Psychiatry Clin Neurosci  ·  11.08.2026  ·  PMID 42579149</w:t>
-      </w:r>
-    </w:p>
-    <w:p>
-      <w:r>
-        <w:t>Schwedische Längsschnittstudie (n=24.038, 2010-2018) zur Assoziation von Schlafmerkmalen (Dauer, Symptome) mit Inzidenz psychiatrischer Diagnosen über Kopplungsregister.</w:t>
-      </w:r>
-    </w:p>
-    <w:p>
-      <w:r>
-        <w:rPr>
-          <w:b/>
-        </w:rPr>
-        <w:t xml:space="preserve">Ergebnis: </w:t>
-      </w:r>
-      <w:r>
-        <w:t>716 neue psychiatrische Diagnosen (2,9 %); U-förmige Assoziation zwischen Schlafdauer und Erkrankungsrisiko; mentale Müdigkeit zeigte stärkste Assoziation (HR 2,09, 95%-KI 1,77–2,48). Insomnie-Symptome verschärften sich graduell vor Diagnose, besserten sich danach teilweise.</w:t>
-      </w:r>
-    </w:p>
-    <w:p>
-      <w:r>
-        <w:rPr>
-          <w:b/>
-          <w:sz w:val="19"/>
-        </w:rPr>
-        <w:t xml:space="preserve">Übertragbarkeit: </w:t>
-      </w:r>
-      <w:r>
-        <w:rPr>
-          <w:sz w:val="19"/>
-        </w:rPr>
-        <w:t>Schweden, öffentliches Versicherungssystem, nationale Registervernetzung – Screening auf Schlafstörungen als Frühwarnsystem machbar in strukturierten Systemen.</w:t>
-      </w:r>
-    </w:p>
-    <w:p>
-      <w:r>
-        <w:rPr>
-          <w:color w:val="5A7D3A"/>
-          <w:sz w:val="18"/>
-        </w:rPr>
-        <w:t>https://pubmed.ncbi.nlm.nih.gov/42579149/</w:t>
+        <w:t>https://pubmed.ncbi.nlm.nih.gov/42636561/</w:t>
       </w:r>
     </w:p>
     <w:sectPr>
